--- a/Dars materiallari 2025-2026/Sun'iy intellekt asoslari 2025-2026/4.1 Mashinali o‘qitishga kirish/4.1 Mashinali o‘qitishga kirish.docx
+++ b/Dars materiallari 2025-2026/Sun'iy intellekt asoslari 2025-2026/4.1 Mashinali o‘qitishga kirish/4.1 Mashinali o‘qitishga kirish.docx
@@ -1,6 +1,6 @@
 
 <file path=word/document.xml><?xml version="1.0" encoding="utf-8"?>
-<w:document xmlns:wpc="http://schemas.microsoft.com/office/word/2010/wordprocessingCanvas" xmlns:cx="http://schemas.microsoft.com/office/drawing/2014/chartex" xmlns:cx1="http://schemas.microsoft.com/office/drawing/2015/9/8/chartex" xmlns:cx2="http://schemas.microsoft.com/office/drawing/2015/10/21/chartex" xmlns:cx3="http://schemas.microsoft.com/office/drawing/2016/5/9/chartex" xmlns:cx4="http://schemas.microsoft.com/office/drawing/2016/5/10/chartex" xmlns:cx5="http://schemas.microsoft.com/office/drawing/2016/5/11/chartex" xmlns:cx6="http://schemas.microsoft.com/office/drawing/2016/5/12/chartex" xmlns:cx7="http://schemas.microsoft.com/office/drawing/2016/5/13/chartex" xmlns:cx8="http://schemas.microsoft.com/office/drawing/2016/5/14/chartex" xmlns:mc="http://schemas.openxmlformats.org/markup-compatibility/2006" xmlns:aink="http://schemas.microsoft.com/office/drawing/2016/ink" xmlns:am3d="http://schemas.microsoft.com/office/drawing/2017/model3d" xmlns:o="urn:schemas-microsoft-com:office:office" xmlns:r="http://schemas.openxmlformats.org/officeDocument/2006/relationships" xmlns:m="http://schemas.openxmlformats.org/officeDocument/2006/math" xmlns:v="urn:schemas-microsoft-com:vml" xmlns:wp14="http://schemas.microsoft.com/office/word/2010/wordprocessingDrawing" xmlns:wp="http://schemas.openxmlformats.org/drawingml/2006/wordprocessingDrawing" xmlns:w10="urn:schemas-microsoft-com:office:word" xmlns:w="http://schemas.openxmlformats.org/wordprocessingml/2006/main" xmlns:w14="http://schemas.microsoft.com/office/word/2010/wordml" xmlns:w15="http://schemas.microsoft.com/office/word/2012/wordml" xmlns:w16cid="http://schemas.microsoft.com/office/word/2016/wordml/cid" xmlns:w16se="http://schemas.microsoft.com/office/word/2015/wordml/symex" xmlns:wpg="http://schemas.microsoft.com/office/word/2010/wordprocessingGroup" xmlns:wpi="http://schemas.microsoft.com/office/word/2010/wordprocessingInk" xmlns:wne="http://schemas.microsoft.com/office/word/2006/wordml" xmlns:wps="http://schemas.microsoft.com/office/word/2010/wordprocessingShape" mc:Ignorable="w14 w15 w16se w16cid wp14">
+<w:document xmlns:wpc="http://schemas.microsoft.com/office/word/2010/wordprocessingCanvas" xmlns:cx="http://schemas.microsoft.com/office/drawing/2014/chartex" xmlns:cx1="http://schemas.microsoft.com/office/drawing/2015/9/8/chartex" xmlns:cx2="http://schemas.microsoft.com/office/drawing/2015/10/21/chartex" xmlns:cx3="http://schemas.microsoft.com/office/drawing/2016/5/9/chartex" xmlns:cx4="http://schemas.microsoft.com/office/drawing/2016/5/10/chartex" xmlns:cx5="http://schemas.microsoft.com/office/drawing/2016/5/11/chartex" xmlns:cx6="http://schemas.microsoft.com/office/drawing/2016/5/12/chartex" xmlns:cx7="http://schemas.microsoft.com/office/drawing/2016/5/13/chartex" xmlns:cx8="http://schemas.microsoft.com/office/drawing/2016/5/14/chartex" xmlns:mc="http://schemas.openxmlformats.org/markup-compatibility/2006" xmlns:aink="http://schemas.microsoft.com/office/drawing/2016/ink" xmlns:am3d="http://schemas.microsoft.com/office/drawing/2017/model3d" xmlns:o="urn:schemas-microsoft-com:office:office" xmlns:r="http://schemas.openxmlformats.org/officeDocument/2006/relationships" xmlns:m="http://schemas.openxmlformats.org/officeDocument/2006/math" xmlns:v="urn:schemas-microsoft-com:vml" xmlns:wp14="http://schemas.microsoft.com/office/word/2010/wordprocessingDrawing" xmlns:wp="http://schemas.openxmlformats.org/drawingml/2006/wordprocessingDrawing" xmlns:w10="urn:schemas-microsoft-com:office:word" xmlns:w="http://schemas.openxmlformats.org/wordprocessingml/2006/main" xmlns:w14="http://schemas.microsoft.com/office/word/2010/wordml" xmlns:w15="http://schemas.microsoft.com/office/word/2012/wordml" xmlns:w16cex="http://schemas.microsoft.com/office/word/2018/wordml/cex" xmlns:w16cid="http://schemas.microsoft.com/office/word/2016/wordml/cid" xmlns:w16="http://schemas.microsoft.com/office/word/2018/wordml" xmlns:w16sdtdh="http://schemas.microsoft.com/office/word/2020/wordml/sdtdatahash" xmlns:w16se="http://schemas.microsoft.com/office/word/2015/wordml/symex" xmlns:wpg="http://schemas.microsoft.com/office/word/2010/wordprocessingGroup" xmlns:wpi="http://schemas.microsoft.com/office/word/2010/wordprocessingInk" xmlns:wne="http://schemas.microsoft.com/office/word/2006/wordml" xmlns:wps="http://schemas.microsoft.com/office/word/2010/wordprocessingShape" mc:Ignorable="w14 w15 w16se w16cid w16 w16cex w16sdtdh wp14">
   <w:body>
     <w:p>
       <w:pPr>
@@ -81,12 +81,21 @@
         <w:t xml:space="preserve"> </w:t>
       </w:r>
       <w:proofErr w:type="spellStart"/>
-      <w:r>
-        <w:rPr>
-          <w:szCs w:val="28"/>
-          <w:lang w:val="en-US"/>
-        </w:rPr>
-        <w:t>o‘qitish</w:t>
+      <w:proofErr w:type="gramStart"/>
+      <w:r>
+        <w:rPr>
+          <w:szCs w:val="28"/>
+          <w:lang w:val="en-US"/>
+        </w:rPr>
+        <w:t>o‘</w:t>
+      </w:r>
+      <w:proofErr w:type="gramEnd"/>
+      <w:r>
+        <w:rPr>
+          <w:szCs w:val="28"/>
+          <w:lang w:val="en-US"/>
+        </w:rPr>
+        <w:t>qitish</w:t>
       </w:r>
       <w:proofErr w:type="spellEnd"/>
       <w:r>
@@ -128,7 +137,27 @@
           <w:szCs w:val="28"/>
           <w:lang w:val="en-US"/>
         </w:rPr>
-        <w:t>1-mashg‘ulot.</w:t>
+        <w:t>1-</w:t>
+      </w:r>
+      <w:proofErr w:type="gramStart"/>
+      <w:r>
+        <w:rPr>
+          <w:b/>
+          <w:bCs/>
+          <w:szCs w:val="28"/>
+          <w:lang w:val="en-US"/>
+        </w:rPr>
+        <w:t>mashg‘</w:t>
+      </w:r>
+      <w:proofErr w:type="gramEnd"/>
+      <w:r>
+        <w:rPr>
+          <w:b/>
+          <w:bCs/>
+          <w:szCs w:val="28"/>
+          <w:lang w:val="en-US"/>
+        </w:rPr>
+        <w:t>ulot.</w:t>
       </w:r>
       <w:r>
         <w:rPr>
@@ -212,12 +241,21 @@
         <w:t xml:space="preserve"> </w:t>
       </w:r>
       <w:proofErr w:type="spellStart"/>
-      <w:r>
-        <w:rPr>
-          <w:szCs w:val="28"/>
-          <w:lang w:val="en-US"/>
-        </w:rPr>
-        <w:t>o‘qitish</w:t>
+      <w:proofErr w:type="gramStart"/>
+      <w:r>
+        <w:rPr>
+          <w:szCs w:val="28"/>
+          <w:lang w:val="en-US"/>
+        </w:rPr>
+        <w:t>o‘</w:t>
+      </w:r>
+      <w:proofErr w:type="gramEnd"/>
+      <w:r>
+        <w:rPr>
+          <w:szCs w:val="28"/>
+          <w:lang w:val="en-US"/>
+        </w:rPr>
+        <w:t>qitish</w:t>
       </w:r>
       <w:proofErr w:type="spellEnd"/>
       <w:r>
@@ -441,7 +479,31 @@
           <w:szCs w:val="28"/>
           <w:lang w:val="en-US"/>
         </w:rPr>
-        <w:t xml:space="preserve">1-O‘quv </w:t>
+        <w:t>1-</w:t>
+      </w:r>
+      <w:proofErr w:type="gramStart"/>
+      <w:r>
+        <w:rPr>
+          <w:rStyle w:val="a4"/>
+          <w:rFonts w:ascii="Times New Roman" w:hAnsi="Times New Roman" w:cs="Times New Roman"/>
+          <w:color w:val="auto"/>
+          <w:sz w:val="28"/>
+          <w:szCs w:val="28"/>
+          <w:lang w:val="en-US"/>
+        </w:rPr>
+        <w:t>O‘</w:t>
+      </w:r>
+      <w:proofErr w:type="gramEnd"/>
+      <w:r>
+        <w:rPr>
+          <w:rStyle w:val="a4"/>
+          <w:rFonts w:ascii="Times New Roman" w:hAnsi="Times New Roman" w:cs="Times New Roman"/>
+          <w:color w:val="auto"/>
+          <w:sz w:val="28"/>
+          <w:szCs w:val="28"/>
+          <w:lang w:val="en-US"/>
+        </w:rPr>
+        <w:t xml:space="preserve">quv </w:t>
       </w:r>
       <w:proofErr w:type="spellStart"/>
       <w:r>
@@ -586,6 +648,7 @@
         <w:rPr>
           <w:sz w:val="28"/>
           <w:szCs w:val="28"/>
+          <w:lang w:val="en-US"/>
         </w:rPr>
       </w:pPr>
       <w:proofErr w:type="spellStart"/>
@@ -596,6 +659,7 @@
           <w:bCs/>
           <w:sz w:val="28"/>
           <w:szCs w:val="28"/>
+          <w:lang w:val="en-US"/>
         </w:rPr>
         <w:t>Kirish</w:t>
       </w:r>
@@ -618,6 +682,7 @@
         <w:rPr>
           <w:sz w:val="28"/>
           <w:szCs w:val="28"/>
+          <w:lang w:val="en-US"/>
         </w:rPr>
         <w:t>Hozirgi</w:t>
       </w:r>
@@ -626,14 +691,16 @@
         <w:rPr>
           <w:sz w:val="28"/>
           <w:szCs w:val="28"/>
-        </w:rPr>
-        <w:t xml:space="preserve"> </w:t>
-      </w:r>
-      <w:proofErr w:type="spellStart"/>
-      <w:r>
-        <w:rPr>
-          <w:sz w:val="28"/>
-          <w:szCs w:val="28"/>
+          <w:lang w:val="en-US"/>
+        </w:rPr>
+        <w:t xml:space="preserve"> </w:t>
+      </w:r>
+      <w:proofErr w:type="spellStart"/>
+      <w:r>
+        <w:rPr>
+          <w:sz w:val="28"/>
+          <w:szCs w:val="28"/>
+          <w:lang w:val="en-US"/>
         </w:rPr>
         <w:t>raqamli</w:t>
       </w:r>
@@ -642,14 +709,16 @@
         <w:rPr>
           <w:sz w:val="28"/>
           <w:szCs w:val="28"/>
-        </w:rPr>
-        <w:t xml:space="preserve"> </w:t>
-      </w:r>
-      <w:proofErr w:type="spellStart"/>
-      <w:r>
-        <w:rPr>
-          <w:sz w:val="28"/>
-          <w:szCs w:val="28"/>
+          <w:lang w:val="en-US"/>
+        </w:rPr>
+        <w:t xml:space="preserve"> </w:t>
+      </w:r>
+      <w:proofErr w:type="spellStart"/>
+      <w:r>
+        <w:rPr>
+          <w:sz w:val="28"/>
+          <w:szCs w:val="28"/>
+          <w:lang w:val="en-US"/>
         </w:rPr>
         <w:t>davrda</w:t>
       </w:r>
@@ -658,14 +727,16 @@
         <w:rPr>
           <w:sz w:val="28"/>
           <w:szCs w:val="28"/>
-        </w:rPr>
-        <w:t xml:space="preserve"> </w:t>
-      </w:r>
-      <w:proofErr w:type="spellStart"/>
-      <w:r>
-        <w:rPr>
-          <w:sz w:val="28"/>
-          <w:szCs w:val="28"/>
+          <w:lang w:val="en-US"/>
+        </w:rPr>
+        <w:t xml:space="preserve"> </w:t>
+      </w:r>
+      <w:proofErr w:type="spellStart"/>
+      <w:r>
+        <w:rPr>
+          <w:sz w:val="28"/>
+          <w:szCs w:val="28"/>
+          <w:lang w:val="en-US"/>
         </w:rPr>
         <w:t>inson</w:t>
       </w:r>
@@ -674,14 +745,16 @@
         <w:rPr>
           <w:sz w:val="28"/>
           <w:szCs w:val="28"/>
-        </w:rPr>
-        <w:t xml:space="preserve"> </w:t>
-      </w:r>
-      <w:proofErr w:type="spellStart"/>
-      <w:r>
-        <w:rPr>
-          <w:sz w:val="28"/>
-          <w:szCs w:val="28"/>
+          <w:lang w:val="en-US"/>
+        </w:rPr>
+        <w:t xml:space="preserve"> </w:t>
+      </w:r>
+      <w:proofErr w:type="spellStart"/>
+      <w:r>
+        <w:rPr>
+          <w:sz w:val="28"/>
+          <w:szCs w:val="28"/>
+          <w:lang w:val="en-US"/>
         </w:rPr>
         <w:t>faoliyatining</w:t>
       </w:r>
@@ -690,30 +763,44 @@
         <w:rPr>
           <w:sz w:val="28"/>
           <w:szCs w:val="28"/>
-        </w:rPr>
-        <w:t xml:space="preserve"> </w:t>
-      </w:r>
-      <w:proofErr w:type="spellStart"/>
-      <w:r>
-        <w:rPr>
-          <w:sz w:val="28"/>
-          <w:szCs w:val="28"/>
-        </w:rPr>
-        <w:t>ko‘plab</w:t>
-      </w:r>
-      <w:proofErr w:type="spellEnd"/>
-      <w:r>
-        <w:rPr>
-          <w:sz w:val="28"/>
-          <w:szCs w:val="28"/>
-        </w:rPr>
-        <w:t xml:space="preserve"> </w:t>
-      </w:r>
-      <w:proofErr w:type="spellStart"/>
-      <w:r>
-        <w:rPr>
-          <w:sz w:val="28"/>
-          <w:szCs w:val="28"/>
+          <w:lang w:val="en-US"/>
+        </w:rPr>
+        <w:t xml:space="preserve"> </w:t>
+      </w:r>
+      <w:proofErr w:type="spellStart"/>
+      <w:proofErr w:type="gramStart"/>
+      <w:r>
+        <w:rPr>
+          <w:sz w:val="28"/>
+          <w:szCs w:val="28"/>
+          <w:lang w:val="en-US"/>
+        </w:rPr>
+        <w:t>ko‘</w:t>
+      </w:r>
+      <w:proofErr w:type="gramEnd"/>
+      <w:r>
+        <w:rPr>
+          <w:sz w:val="28"/>
+          <w:szCs w:val="28"/>
+          <w:lang w:val="en-US"/>
+        </w:rPr>
+        <w:t>plab</w:t>
+      </w:r>
+      <w:proofErr w:type="spellEnd"/>
+      <w:r>
+        <w:rPr>
+          <w:sz w:val="28"/>
+          <w:szCs w:val="28"/>
+          <w:lang w:val="en-US"/>
+        </w:rPr>
+        <w:t xml:space="preserve"> </w:t>
+      </w:r>
+      <w:proofErr w:type="spellStart"/>
+      <w:r>
+        <w:rPr>
+          <w:sz w:val="28"/>
+          <w:szCs w:val="28"/>
+          <w:lang w:val="en-US"/>
         </w:rPr>
         <w:t>sohalarida</w:t>
       </w:r>
@@ -722,6 +809,7 @@
         <w:rPr>
           <w:sz w:val="28"/>
           <w:szCs w:val="28"/>
+          <w:lang w:val="en-US"/>
         </w:rPr>
         <w:t xml:space="preserve"> — </w:t>
       </w:r>
@@ -730,6 +818,7 @@
         <w:rPr>
           <w:sz w:val="28"/>
           <w:szCs w:val="28"/>
+          <w:lang w:val="en-US"/>
         </w:rPr>
         <w:t>tibbiyotdan</w:t>
       </w:r>
@@ -738,14 +827,16 @@
         <w:rPr>
           <w:sz w:val="28"/>
           <w:szCs w:val="28"/>
-        </w:rPr>
-        <w:t xml:space="preserve"> </w:t>
-      </w:r>
-      <w:proofErr w:type="spellStart"/>
-      <w:r>
-        <w:rPr>
-          <w:sz w:val="28"/>
-          <w:szCs w:val="28"/>
+          <w:lang w:val="en-US"/>
+        </w:rPr>
+        <w:t xml:space="preserve"> </w:t>
+      </w:r>
+      <w:proofErr w:type="spellStart"/>
+      <w:r>
+        <w:rPr>
+          <w:sz w:val="28"/>
+          <w:szCs w:val="28"/>
+          <w:lang w:val="en-US"/>
         </w:rPr>
         <w:t>tortib</w:t>
       </w:r>
@@ -754,14 +845,16 @@
         <w:rPr>
           <w:sz w:val="28"/>
           <w:szCs w:val="28"/>
-        </w:rPr>
-        <w:t xml:space="preserve"> </w:t>
-      </w:r>
-      <w:proofErr w:type="spellStart"/>
-      <w:r>
-        <w:rPr>
-          <w:sz w:val="28"/>
-          <w:szCs w:val="28"/>
+          <w:lang w:val="en-US"/>
+        </w:rPr>
+        <w:t xml:space="preserve"> </w:t>
+      </w:r>
+      <w:proofErr w:type="spellStart"/>
+      <w:r>
+        <w:rPr>
+          <w:sz w:val="28"/>
+          <w:szCs w:val="28"/>
+          <w:lang w:val="en-US"/>
         </w:rPr>
         <w:t>moliyaviy</w:t>
       </w:r>
@@ -770,14 +863,16 @@
         <w:rPr>
           <w:sz w:val="28"/>
           <w:szCs w:val="28"/>
-        </w:rPr>
-        <w:t xml:space="preserve"> </w:t>
-      </w:r>
-      <w:proofErr w:type="spellStart"/>
-      <w:r>
-        <w:rPr>
-          <w:sz w:val="28"/>
-          <w:szCs w:val="28"/>
+          <w:lang w:val="en-US"/>
+        </w:rPr>
+        <w:t xml:space="preserve"> </w:t>
+      </w:r>
+      <w:proofErr w:type="spellStart"/>
+      <w:r>
+        <w:rPr>
+          <w:sz w:val="28"/>
+          <w:szCs w:val="28"/>
+          <w:lang w:val="en-US"/>
         </w:rPr>
         <w:t>tizimlargacha</w:t>
       </w:r>
@@ -786,6 +881,7 @@
         <w:rPr>
           <w:sz w:val="28"/>
           <w:szCs w:val="28"/>
+          <w:lang w:val="en-US"/>
         </w:rPr>
         <w:t xml:space="preserve"> — </w:t>
       </w:r>
@@ -794,6 +890,7 @@
         <w:rPr>
           <w:sz w:val="28"/>
           <w:szCs w:val="28"/>
+          <w:lang w:val="en-US"/>
         </w:rPr>
         <w:t>avtomatlashtirish</w:t>
       </w:r>
@@ -802,14 +899,16 @@
         <w:rPr>
           <w:sz w:val="28"/>
           <w:szCs w:val="28"/>
-        </w:rPr>
-        <w:t xml:space="preserve"> </w:t>
-      </w:r>
-      <w:proofErr w:type="spellStart"/>
-      <w:r>
-        <w:rPr>
-          <w:sz w:val="28"/>
-          <w:szCs w:val="28"/>
+          <w:lang w:val="en-US"/>
+        </w:rPr>
+        <w:t xml:space="preserve"> </w:t>
+      </w:r>
+      <w:proofErr w:type="spellStart"/>
+      <w:r>
+        <w:rPr>
+          <w:sz w:val="28"/>
+          <w:szCs w:val="28"/>
+          <w:lang w:val="en-US"/>
         </w:rPr>
         <w:t>va</w:t>
       </w:r>
@@ -818,14 +917,16 @@
         <w:rPr>
           <w:sz w:val="28"/>
           <w:szCs w:val="28"/>
-        </w:rPr>
-        <w:t xml:space="preserve"> </w:t>
-      </w:r>
-      <w:proofErr w:type="spellStart"/>
-      <w:r>
-        <w:rPr>
-          <w:sz w:val="28"/>
-          <w:szCs w:val="28"/>
+          <w:lang w:val="en-US"/>
+        </w:rPr>
+        <w:t xml:space="preserve"> </w:t>
+      </w:r>
+      <w:proofErr w:type="spellStart"/>
+      <w:r>
+        <w:rPr>
+          <w:sz w:val="28"/>
+          <w:szCs w:val="28"/>
+          <w:lang w:val="en-US"/>
         </w:rPr>
         <w:t>intellektual</w:t>
       </w:r>
@@ -834,14 +935,16 @@
         <w:rPr>
           <w:sz w:val="28"/>
           <w:szCs w:val="28"/>
-        </w:rPr>
-        <w:t xml:space="preserve"> </w:t>
-      </w:r>
-      <w:proofErr w:type="spellStart"/>
-      <w:r>
-        <w:rPr>
-          <w:sz w:val="28"/>
-          <w:szCs w:val="28"/>
+          <w:lang w:val="en-US"/>
+        </w:rPr>
+        <w:t xml:space="preserve"> </w:t>
+      </w:r>
+      <w:proofErr w:type="spellStart"/>
+      <w:r>
+        <w:rPr>
+          <w:sz w:val="28"/>
+          <w:szCs w:val="28"/>
+          <w:lang w:val="en-US"/>
         </w:rPr>
         <w:t>tahlil</w:t>
       </w:r>
@@ -850,14 +953,16 @@
         <w:rPr>
           <w:sz w:val="28"/>
           <w:szCs w:val="28"/>
-        </w:rPr>
-        <w:t xml:space="preserve"> </w:t>
-      </w:r>
-      <w:proofErr w:type="spellStart"/>
-      <w:r>
-        <w:rPr>
-          <w:sz w:val="28"/>
-          <w:szCs w:val="28"/>
+          <w:lang w:val="en-US"/>
+        </w:rPr>
+        <w:t xml:space="preserve"> </w:t>
+      </w:r>
+      <w:proofErr w:type="spellStart"/>
+      <w:r>
+        <w:rPr>
+          <w:sz w:val="28"/>
+          <w:szCs w:val="28"/>
+          <w:lang w:val="en-US"/>
         </w:rPr>
         <w:t>jarayonlarini</w:t>
       </w:r>
@@ -866,14 +971,16 @@
         <w:rPr>
           <w:sz w:val="28"/>
           <w:szCs w:val="28"/>
-        </w:rPr>
-        <w:t xml:space="preserve"> </w:t>
-      </w:r>
-      <w:proofErr w:type="spellStart"/>
-      <w:r>
-        <w:rPr>
-          <w:sz w:val="28"/>
-          <w:szCs w:val="28"/>
+          <w:lang w:val="en-US"/>
+        </w:rPr>
+        <w:t xml:space="preserve"> </w:t>
+      </w:r>
+      <w:proofErr w:type="spellStart"/>
+      <w:r>
+        <w:rPr>
+          <w:sz w:val="28"/>
+          <w:szCs w:val="28"/>
+          <w:lang w:val="en-US"/>
         </w:rPr>
         <w:t>amalga</w:t>
       </w:r>
@@ -882,14 +989,16 @@
         <w:rPr>
           <w:sz w:val="28"/>
           <w:szCs w:val="28"/>
-        </w:rPr>
-        <w:t xml:space="preserve"> </w:t>
-      </w:r>
-      <w:proofErr w:type="spellStart"/>
-      <w:r>
-        <w:rPr>
-          <w:sz w:val="28"/>
-          <w:szCs w:val="28"/>
+          <w:lang w:val="en-US"/>
+        </w:rPr>
+        <w:t xml:space="preserve"> </w:t>
+      </w:r>
+      <w:proofErr w:type="spellStart"/>
+      <w:r>
+        <w:rPr>
+          <w:sz w:val="28"/>
+          <w:szCs w:val="28"/>
+          <w:lang w:val="en-US"/>
         </w:rPr>
         <w:t>oshirish</w:t>
       </w:r>
@@ -898,14 +1007,16 @@
         <w:rPr>
           <w:sz w:val="28"/>
           <w:szCs w:val="28"/>
-        </w:rPr>
-        <w:t xml:space="preserve"> </w:t>
-      </w:r>
-      <w:proofErr w:type="spellStart"/>
-      <w:r>
-        <w:rPr>
-          <w:sz w:val="28"/>
-          <w:szCs w:val="28"/>
+          <w:lang w:val="en-US"/>
+        </w:rPr>
+        <w:t xml:space="preserve"> </w:t>
+      </w:r>
+      <w:proofErr w:type="spellStart"/>
+      <w:r>
+        <w:rPr>
+          <w:sz w:val="28"/>
+          <w:szCs w:val="28"/>
+          <w:lang w:val="en-US"/>
         </w:rPr>
         <w:t>zarurati</w:t>
       </w:r>
@@ -914,14 +1025,16 @@
         <w:rPr>
           <w:sz w:val="28"/>
           <w:szCs w:val="28"/>
-        </w:rPr>
-        <w:t xml:space="preserve"> </w:t>
-      </w:r>
-      <w:proofErr w:type="spellStart"/>
-      <w:r>
-        <w:rPr>
-          <w:sz w:val="28"/>
-          <w:szCs w:val="28"/>
+          <w:lang w:val="en-US"/>
+        </w:rPr>
+        <w:t xml:space="preserve"> </w:t>
+      </w:r>
+      <w:proofErr w:type="spellStart"/>
+      <w:r>
+        <w:rPr>
+          <w:sz w:val="28"/>
+          <w:szCs w:val="28"/>
+          <w:lang w:val="en-US"/>
         </w:rPr>
         <w:t>keskin</w:t>
       </w:r>
@@ -930,14 +1043,16 @@
         <w:rPr>
           <w:sz w:val="28"/>
           <w:szCs w:val="28"/>
-        </w:rPr>
-        <w:t xml:space="preserve"> </w:t>
-      </w:r>
-      <w:proofErr w:type="spellStart"/>
-      <w:r>
-        <w:rPr>
-          <w:sz w:val="28"/>
-          <w:szCs w:val="28"/>
+          <w:lang w:val="en-US"/>
+        </w:rPr>
+        <w:t xml:space="preserve"> </w:t>
+      </w:r>
+      <w:proofErr w:type="spellStart"/>
+      <w:r>
+        <w:rPr>
+          <w:sz w:val="28"/>
+          <w:szCs w:val="28"/>
+          <w:lang w:val="en-US"/>
         </w:rPr>
         <w:t>ortmoqda</w:t>
       </w:r>
@@ -946,6 +1061,7 @@
         <w:rPr>
           <w:sz w:val="28"/>
           <w:szCs w:val="28"/>
+          <w:lang w:val="en-US"/>
         </w:rPr>
         <w:t xml:space="preserve">. </w:t>
       </w:r>
@@ -1024,6 +1140,7 @@
         <w:t xml:space="preserve"> </w:t>
       </w:r>
       <w:proofErr w:type="spellStart"/>
+      <w:proofErr w:type="gramStart"/>
       <w:r>
         <w:rPr>
           <w:rStyle w:val="a4"/>
@@ -1031,7 +1148,17 @@
           <w:szCs w:val="28"/>
           <w:lang w:val="en-US"/>
         </w:rPr>
-        <w:t>o‘qitish</w:t>
+        <w:t>o‘</w:t>
+      </w:r>
+      <w:proofErr w:type="gramEnd"/>
+      <w:r>
+        <w:rPr>
+          <w:rStyle w:val="a4"/>
+          <w:sz w:val="28"/>
+          <w:szCs w:val="28"/>
+          <w:lang w:val="en-US"/>
+        </w:rPr>
+        <w:t>qitish</w:t>
       </w:r>
       <w:proofErr w:type="spellEnd"/>
       <w:r>
@@ -1119,13 +1246,23 @@
         <w:t xml:space="preserve"> </w:t>
       </w:r>
       <w:proofErr w:type="spellStart"/>
-      <w:r>
-        <w:rPr>
-          <w:sz w:val="28"/>
-          <w:szCs w:val="28"/>
-          <w:lang w:val="en-US"/>
-        </w:rPr>
-        <w:t>o‘qitish</w:t>
+      <w:proofErr w:type="gramStart"/>
+      <w:r>
+        <w:rPr>
+          <w:sz w:val="28"/>
+          <w:szCs w:val="28"/>
+          <w:lang w:val="en-US"/>
+        </w:rPr>
+        <w:t>o‘</w:t>
+      </w:r>
+      <w:proofErr w:type="gramEnd"/>
+      <w:r>
+        <w:rPr>
+          <w:sz w:val="28"/>
+          <w:szCs w:val="28"/>
+          <w:lang w:val="en-US"/>
+        </w:rPr>
+        <w:t>qitish</w:t>
       </w:r>
       <w:proofErr w:type="spellEnd"/>
       <w:r>
@@ -1562,6 +1699,7 @@
         <w:t xml:space="preserve"> </w:t>
       </w:r>
       <w:proofErr w:type="spellStart"/>
+      <w:proofErr w:type="gramStart"/>
       <w:r>
         <w:rPr>
           <w:rStyle w:val="a4"/>
@@ -1571,7 +1709,19 @@
           <w:szCs w:val="28"/>
           <w:lang w:val="en-US"/>
         </w:rPr>
-        <w:t>o‘qitishning</w:t>
+        <w:t>o‘</w:t>
+      </w:r>
+      <w:proofErr w:type="gramEnd"/>
+      <w:r>
+        <w:rPr>
+          <w:rStyle w:val="a4"/>
+          <w:b/>
+          <w:bCs/>
+          <w:sz w:val="28"/>
+          <w:szCs w:val="28"/>
+          <w:lang w:val="en-US"/>
+        </w:rPr>
+        <w:t>qitishning</w:t>
       </w:r>
       <w:proofErr w:type="spellEnd"/>
       <w:r>
@@ -1630,13 +1780,23 @@
         <w:t xml:space="preserve"> </w:t>
       </w:r>
       <w:proofErr w:type="spellStart"/>
-      <w:r>
-        <w:rPr>
-          <w:sz w:val="28"/>
-          <w:szCs w:val="28"/>
-          <w:lang w:val="en-US"/>
-        </w:rPr>
-        <w:t>o‘qitish</w:t>
+      <w:proofErr w:type="gramStart"/>
+      <w:r>
+        <w:rPr>
+          <w:sz w:val="28"/>
+          <w:szCs w:val="28"/>
+          <w:lang w:val="en-US"/>
+        </w:rPr>
+        <w:t>o‘</w:t>
+      </w:r>
+      <w:proofErr w:type="gramEnd"/>
+      <w:r>
+        <w:rPr>
+          <w:sz w:val="28"/>
+          <w:szCs w:val="28"/>
+          <w:lang w:val="en-US"/>
+        </w:rPr>
+        <w:t>qitish</w:t>
       </w:r>
       <w:proofErr w:type="spellEnd"/>
       <w:r>
@@ -1861,7 +2021,25 @@
           <w:szCs w:val="28"/>
           <w:lang w:val="en-US"/>
         </w:rPr>
-        <w:t xml:space="preserve"> har </w:t>
+        <w:t xml:space="preserve"> </w:t>
+      </w:r>
+      <w:proofErr w:type="spellStart"/>
+      <w:r>
+        <w:rPr>
+          <w:sz w:val="28"/>
+          <w:szCs w:val="28"/>
+          <w:lang w:val="en-US"/>
+        </w:rPr>
+        <w:t>har</w:t>
+      </w:r>
+      <w:proofErr w:type="spellEnd"/>
+      <w:r>
+        <w:rPr>
+          <w:sz w:val="28"/>
+          <w:szCs w:val="28"/>
+          <w:lang w:val="en-US"/>
+        </w:rPr>
+        <w:t xml:space="preserve"> </w:t>
       </w:r>
       <w:proofErr w:type="spellStart"/>
       <w:r>
@@ -1936,13 +2114,23 @@
         <w:t xml:space="preserve"> </w:t>
       </w:r>
       <w:proofErr w:type="spellStart"/>
-      <w:r>
-        <w:rPr>
-          <w:sz w:val="28"/>
-          <w:szCs w:val="28"/>
-          <w:lang w:val="en-US"/>
-        </w:rPr>
-        <w:t>qo‘lda</w:t>
+      <w:proofErr w:type="gramStart"/>
+      <w:r>
+        <w:rPr>
+          <w:sz w:val="28"/>
+          <w:szCs w:val="28"/>
+          <w:lang w:val="en-US"/>
+        </w:rPr>
+        <w:t>qo‘</w:t>
+      </w:r>
+      <w:proofErr w:type="gramEnd"/>
+      <w:r>
+        <w:rPr>
+          <w:sz w:val="28"/>
+          <w:szCs w:val="28"/>
+          <w:lang w:val="en-US"/>
+        </w:rPr>
+        <w:t>lda</w:t>
       </w:r>
       <w:proofErr w:type="spellEnd"/>
       <w:r>
@@ -2239,13 +2427,23 @@
         <w:t xml:space="preserve"> </w:t>
       </w:r>
       <w:proofErr w:type="spellStart"/>
-      <w:r>
-        <w:rPr>
-          <w:sz w:val="28"/>
-          <w:szCs w:val="28"/>
-          <w:lang w:val="en-US"/>
-        </w:rPr>
-        <w:t>o‘qitish</w:t>
+      <w:proofErr w:type="gramStart"/>
+      <w:r>
+        <w:rPr>
+          <w:sz w:val="28"/>
+          <w:szCs w:val="28"/>
+          <w:lang w:val="en-US"/>
+        </w:rPr>
+        <w:t>o‘</w:t>
+      </w:r>
+      <w:proofErr w:type="gramEnd"/>
+      <w:r>
+        <w:rPr>
+          <w:sz w:val="28"/>
+          <w:szCs w:val="28"/>
+          <w:lang w:val="en-US"/>
+        </w:rPr>
+        <w:t>qitish</w:t>
       </w:r>
       <w:proofErr w:type="spellEnd"/>
       <w:r>
@@ -2483,29 +2681,17 @@
           <w:szCs w:val="28"/>
           <w:lang w:val="en-US" w:eastAsia="ru-RU"/>
         </w:rPr>
-        <w:t>Oddiy</w:t>
-      </w:r>
-      <w:proofErr w:type="spellEnd"/>
-      <w:r>
-        <w:rPr>
-          <w:rFonts w:eastAsia="Times New Roman"/>
-          <w:b/>
-          <w:bCs/>
-          <w:szCs w:val="28"/>
-          <w:lang w:val="en-US" w:eastAsia="ru-RU"/>
-        </w:rPr>
-        <w:t xml:space="preserve"> </w:t>
-      </w:r>
-      <w:proofErr w:type="spellStart"/>
-      <w:r>
-        <w:rPr>
-          <w:rFonts w:eastAsia="Times New Roman"/>
-          <w:b/>
-          <w:bCs/>
-          <w:szCs w:val="28"/>
-          <w:lang w:val="en-US" w:eastAsia="ru-RU"/>
-        </w:rPr>
-        <w:t>misol</w:t>
+        <w:t>M</w:t>
+      </w:r>
+      <w:r>
+        <w:rPr>
+          <w:rFonts w:eastAsia="Times New Roman"/>
+          <w:b/>
+          <w:bCs/>
+          <w:szCs w:val="28"/>
+          <w:lang w:val="en-US" w:eastAsia="ru-RU"/>
+        </w:rPr>
+        <w:t>isol</w:t>
       </w:r>
       <w:proofErr w:type="spellEnd"/>
     </w:p>
@@ -3404,15 +3590,27 @@
         <w:t xml:space="preserve"> </w:t>
       </w:r>
       <w:proofErr w:type="spellStart"/>
-      <w:r>
-        <w:rPr>
-          <w:rFonts w:eastAsia="Times New Roman"/>
-          <w:b/>
-          <w:bCs/>
-          <w:szCs w:val="28"/>
-          <w:lang w:val="en-US" w:eastAsia="ru-RU"/>
-        </w:rPr>
-        <w:t>bog‘liqlikni</w:t>
+      <w:proofErr w:type="gramStart"/>
+      <w:r>
+        <w:rPr>
+          <w:rFonts w:eastAsia="Times New Roman"/>
+          <w:b/>
+          <w:bCs/>
+          <w:szCs w:val="28"/>
+          <w:lang w:val="en-US" w:eastAsia="ru-RU"/>
+        </w:rPr>
+        <w:t>bog‘</w:t>
+      </w:r>
+      <w:proofErr w:type="gramEnd"/>
+      <w:r>
+        <w:rPr>
+          <w:rFonts w:eastAsia="Times New Roman"/>
+          <w:b/>
+          <w:bCs/>
+          <w:szCs w:val="28"/>
+          <w:lang w:val="en-US" w:eastAsia="ru-RU"/>
+        </w:rPr>
+        <w:t>liqlikni</w:t>
       </w:r>
       <w:proofErr w:type="spellEnd"/>
       <w:r>
@@ -3618,6 +3816,7 @@
         <w:t xml:space="preserve"> </w:t>
       </w:r>
       <w:proofErr w:type="spellStart"/>
+      <w:proofErr w:type="gramStart"/>
       <w:r>
         <w:rPr>
           <w:rStyle w:val="a4"/>
@@ -3627,9 +3826,9 @@
           <w:szCs w:val="28"/>
           <w:lang w:val="en-US"/>
         </w:rPr>
-        <w:t>o‘qitish</w:t>
-      </w:r>
-      <w:proofErr w:type="spellEnd"/>
+        <w:t>o‘</w:t>
+      </w:r>
+      <w:proofErr w:type="gramEnd"/>
       <w:r>
         <w:rPr>
           <w:rStyle w:val="a4"/>
@@ -3639,9 +3838,9 @@
           <w:szCs w:val="28"/>
           <w:lang w:val="en-US"/>
         </w:rPr>
-        <w:t xml:space="preserve"> </w:t>
-      </w:r>
-      <w:proofErr w:type="spellStart"/>
+        <w:t>qitish</w:t>
+      </w:r>
+      <w:proofErr w:type="spellEnd"/>
       <w:r>
         <w:rPr>
           <w:rStyle w:val="a4"/>
@@ -3651,7 +3850,19 @@
           <w:szCs w:val="28"/>
           <w:lang w:val="en-US"/>
         </w:rPr>
-        <w:t>turlari</w:t>
+        <w:t xml:space="preserve"> </w:t>
+      </w:r>
+      <w:proofErr w:type="spellStart"/>
+      <w:r>
+        <w:rPr>
+          <w:rStyle w:val="a4"/>
+          <w:b/>
+          <w:bCs/>
+          <w:sz w:val="28"/>
+          <w:szCs w:val="28"/>
+          <w:lang w:val="en-US"/>
+        </w:rPr>
+        <w:t>bosqichlari</w:t>
       </w:r>
       <w:proofErr w:type="spellEnd"/>
     </w:p>
@@ -3786,15 +3997,27 @@
         <w:t xml:space="preserve"> </w:t>
       </w:r>
       <w:proofErr w:type="spellStart"/>
-      <w:r>
-        <w:rPr>
-          <w:rFonts w:eastAsia="Times New Roman"/>
-          <w:b/>
-          <w:bCs/>
-          <w:szCs w:val="28"/>
-          <w:lang w:val="en-US" w:eastAsia="ru-RU"/>
-        </w:rPr>
-        <w:t>to‘plash</w:t>
+      <w:proofErr w:type="gramStart"/>
+      <w:r>
+        <w:rPr>
+          <w:rFonts w:eastAsia="Times New Roman"/>
+          <w:b/>
+          <w:bCs/>
+          <w:szCs w:val="28"/>
+          <w:lang w:val="en-US" w:eastAsia="ru-RU"/>
+        </w:rPr>
+        <w:t>to‘</w:t>
+      </w:r>
+      <w:proofErr w:type="gramEnd"/>
+      <w:r>
+        <w:rPr>
+          <w:rFonts w:eastAsia="Times New Roman"/>
+          <w:b/>
+          <w:bCs/>
+          <w:szCs w:val="28"/>
+          <w:lang w:val="en-US" w:eastAsia="ru-RU"/>
+        </w:rPr>
+        <w:t>plash</w:t>
       </w:r>
       <w:proofErr w:type="spellEnd"/>
       <w:r>
@@ -4023,15 +4246,27 @@
         <w:t xml:space="preserve"> </w:t>
       </w:r>
       <w:proofErr w:type="spellStart"/>
-      <w:r>
-        <w:rPr>
-          <w:rFonts w:eastAsia="Times New Roman"/>
-          <w:b/>
-          <w:bCs/>
-          <w:szCs w:val="28"/>
-          <w:lang w:val="en-US" w:eastAsia="ru-RU"/>
-        </w:rPr>
-        <w:t>o‘qitish</w:t>
+      <w:proofErr w:type="gramStart"/>
+      <w:r>
+        <w:rPr>
+          <w:rFonts w:eastAsia="Times New Roman"/>
+          <w:b/>
+          <w:bCs/>
+          <w:szCs w:val="28"/>
+          <w:lang w:val="en-US" w:eastAsia="ru-RU"/>
+        </w:rPr>
+        <w:t>o‘</w:t>
+      </w:r>
+      <w:proofErr w:type="gramEnd"/>
+      <w:r>
+        <w:rPr>
+          <w:rFonts w:eastAsia="Times New Roman"/>
+          <w:b/>
+          <w:bCs/>
+          <w:szCs w:val="28"/>
+          <w:lang w:val="en-US" w:eastAsia="ru-RU"/>
+        </w:rPr>
+        <w:t>qitish</w:t>
       </w:r>
       <w:proofErr w:type="spellEnd"/>
       <w:r>
@@ -4112,13 +4347,23 @@
         <w:t xml:space="preserve"> </w:t>
       </w:r>
       <w:proofErr w:type="spellStart"/>
-      <w:r>
-        <w:rPr>
-          <w:rFonts w:eastAsia="Times New Roman"/>
-          <w:szCs w:val="28"/>
-          <w:lang w:val="en-US" w:eastAsia="ru-RU"/>
-        </w:rPr>
-        <w:t>o‘rganadi</w:t>
+      <w:proofErr w:type="gramStart"/>
+      <w:r>
+        <w:rPr>
+          <w:rFonts w:eastAsia="Times New Roman"/>
+          <w:szCs w:val="28"/>
+          <w:lang w:val="en-US" w:eastAsia="ru-RU"/>
+        </w:rPr>
+        <w:t>o‘</w:t>
+      </w:r>
+      <w:proofErr w:type="gramEnd"/>
+      <w:r>
+        <w:rPr>
+          <w:rFonts w:eastAsia="Times New Roman"/>
+          <w:szCs w:val="28"/>
+          <w:lang w:val="en-US" w:eastAsia="ru-RU"/>
+        </w:rPr>
+        <w:t>rganadi</w:t>
       </w:r>
       <w:proofErr w:type="spellEnd"/>
       <w:r>
@@ -4239,13 +4484,23 @@
         <w:t xml:space="preserve"> model </w:t>
       </w:r>
       <w:proofErr w:type="spellStart"/>
-      <w:r>
-        <w:rPr>
-          <w:rFonts w:eastAsia="Times New Roman"/>
-          <w:szCs w:val="28"/>
-          <w:lang w:val="en-US" w:eastAsia="ru-RU"/>
-        </w:rPr>
-        <w:t>to‘g‘ri</w:t>
+      <w:proofErr w:type="gramStart"/>
+      <w:r>
+        <w:rPr>
+          <w:rFonts w:eastAsia="Times New Roman"/>
+          <w:szCs w:val="28"/>
+          <w:lang w:val="en-US" w:eastAsia="ru-RU"/>
+        </w:rPr>
+        <w:t>to‘</w:t>
+      </w:r>
+      <w:proofErr w:type="gramEnd"/>
+      <w:r>
+        <w:rPr>
+          <w:rFonts w:eastAsia="Times New Roman"/>
+          <w:szCs w:val="28"/>
+          <w:lang w:val="en-US" w:eastAsia="ru-RU"/>
+        </w:rPr>
+        <w:t>g‘ri</w:t>
       </w:r>
       <w:proofErr w:type="spellEnd"/>
       <w:r>
@@ -4292,6 +4547,93 @@
         </w:rPr>
         <w:t>.</w:t>
       </w:r>
+    </w:p>
+    <w:p>
+      <w:pPr>
+        <w:pStyle w:val="2"/>
+        <w:spacing w:before="0" w:beforeAutospacing="0" w:after="0" w:afterAutospacing="0" w:line="276" w:lineRule="auto"/>
+        <w:ind w:firstLine="709"/>
+        <w:jc w:val="both"/>
+        <w:rPr>
+          <w:sz w:val="28"/>
+          <w:szCs w:val="28"/>
+          <w:lang w:val="en-US"/>
+        </w:rPr>
+      </w:pPr>
+      <w:proofErr w:type="spellStart"/>
+      <w:r>
+        <w:rPr>
+          <w:rStyle w:val="a4"/>
+          <w:b/>
+          <w:bCs/>
+          <w:sz w:val="28"/>
+          <w:szCs w:val="28"/>
+          <w:lang w:val="en-US"/>
+        </w:rPr>
+        <w:t>Mashinali</w:t>
+      </w:r>
+      <w:proofErr w:type="spellEnd"/>
+      <w:r>
+        <w:rPr>
+          <w:rStyle w:val="a4"/>
+          <w:b/>
+          <w:bCs/>
+          <w:sz w:val="28"/>
+          <w:szCs w:val="28"/>
+          <w:lang w:val="en-US"/>
+        </w:rPr>
+        <w:t xml:space="preserve"> </w:t>
+      </w:r>
+      <w:proofErr w:type="spellStart"/>
+      <w:proofErr w:type="gramStart"/>
+      <w:r>
+        <w:rPr>
+          <w:rStyle w:val="a4"/>
+          <w:b/>
+          <w:bCs/>
+          <w:sz w:val="28"/>
+          <w:szCs w:val="28"/>
+          <w:lang w:val="en-US"/>
+        </w:rPr>
+        <w:t>o‘</w:t>
+      </w:r>
+      <w:proofErr w:type="gramEnd"/>
+      <w:r>
+        <w:rPr>
+          <w:rStyle w:val="a4"/>
+          <w:b/>
+          <w:bCs/>
+          <w:sz w:val="28"/>
+          <w:szCs w:val="28"/>
+          <w:lang w:val="en-US"/>
+        </w:rPr>
+        <w:t>qitish</w:t>
+      </w:r>
+      <w:proofErr w:type="spellEnd"/>
+      <w:r>
+        <w:rPr>
+          <w:rStyle w:val="a4"/>
+          <w:b/>
+          <w:bCs/>
+          <w:sz w:val="28"/>
+          <w:szCs w:val="28"/>
+          <w:lang w:val="en-US"/>
+        </w:rPr>
+        <w:t xml:space="preserve"> </w:t>
+      </w:r>
+      <w:proofErr w:type="spellStart"/>
+      <w:r>
+        <w:rPr>
+          <w:rStyle w:val="a4"/>
+          <w:b/>
+          <w:bCs/>
+          <w:sz w:val="28"/>
+          <w:szCs w:val="28"/>
+          <w:lang w:val="en-US"/>
+        </w:rPr>
+        <w:t>turlari</w:t>
+      </w:r>
+      <w:proofErr w:type="spellEnd"/>
     </w:p>
     <w:p>
       <w:pPr>
@@ -6447,7 +6789,25 @@
           <w:szCs w:val="28"/>
           <w:lang w:val="en-US" w:eastAsia="ru-RU"/>
         </w:rPr>
-        <w:t xml:space="preserve"> robot, u har </w:t>
+        <w:t xml:space="preserve"> robot, u </w:t>
+      </w:r>
+      <w:proofErr w:type="spellStart"/>
+      <w:r>
+        <w:rPr>
+          <w:rFonts w:eastAsia="Times New Roman"/>
+          <w:szCs w:val="28"/>
+          <w:lang w:val="en-US" w:eastAsia="ru-RU"/>
+        </w:rPr>
+        <w:t>har</w:t>
+      </w:r>
+      <w:proofErr w:type="spellEnd"/>
+      <w:r>
+        <w:rPr>
+          <w:rFonts w:eastAsia="Times New Roman"/>
+          <w:szCs w:val="28"/>
+          <w:lang w:val="en-US" w:eastAsia="ru-RU"/>
+        </w:rPr>
+        <w:t xml:space="preserve"> </w:t>
       </w:r>
       <w:proofErr w:type="spellStart"/>
       <w:r>
@@ -8361,13 +8721,23 @@
         <w:t xml:space="preserve"> </w:t>
       </w:r>
       <w:proofErr w:type="spellStart"/>
-      <w:r>
-        <w:rPr>
-          <w:sz w:val="28"/>
-          <w:szCs w:val="28"/>
-          <w:lang w:val="en-US"/>
-        </w:rPr>
-        <w:t>so‘ragan</w:t>
+      <w:proofErr w:type="gramStart"/>
+      <w:r>
+        <w:rPr>
+          <w:sz w:val="28"/>
+          <w:szCs w:val="28"/>
+          <w:lang w:val="en-US"/>
+        </w:rPr>
+        <w:t>so‘</w:t>
+      </w:r>
+      <w:proofErr w:type="gramEnd"/>
+      <w:r>
+        <w:rPr>
+          <w:sz w:val="28"/>
+          <w:szCs w:val="28"/>
+          <w:lang w:val="en-US"/>
+        </w:rPr>
+        <w:t>ragan</w:t>
       </w:r>
       <w:proofErr w:type="spellEnd"/>
       <w:r>
@@ -8774,13 +9144,23 @@
         <w:t xml:space="preserve"> </w:t>
       </w:r>
       <w:proofErr w:type="spellStart"/>
-      <w:r>
-        <w:rPr>
-          <w:sz w:val="28"/>
-          <w:szCs w:val="28"/>
-          <w:lang w:val="en-US"/>
-        </w:rPr>
-        <w:t>bo‘lib</w:t>
+      <w:proofErr w:type="gramStart"/>
+      <w:r>
+        <w:rPr>
+          <w:sz w:val="28"/>
+          <w:szCs w:val="28"/>
+          <w:lang w:val="en-US"/>
+        </w:rPr>
+        <w:t>bo‘</w:t>
+      </w:r>
+      <w:proofErr w:type="gramEnd"/>
+      <w:r>
+        <w:rPr>
+          <w:sz w:val="28"/>
+          <w:szCs w:val="28"/>
+          <w:lang w:val="en-US"/>
+        </w:rPr>
+        <w:t>lib</w:t>
       </w:r>
       <w:proofErr w:type="spellEnd"/>
       <w:r>
@@ -9063,15 +9443,27 @@
         <w:t xml:space="preserve"> </w:t>
       </w:r>
       <w:proofErr w:type="spellStart"/>
-      <w:r>
-        <w:rPr>
-          <w:rFonts w:eastAsia="Times New Roman"/>
-          <w:b/>
-          <w:bCs/>
-          <w:szCs w:val="28"/>
-          <w:lang w:val="en-US" w:eastAsia="ru-RU"/>
-        </w:rPr>
-        <w:t>o‘qitishning</w:t>
+      <w:proofErr w:type="gramStart"/>
+      <w:r>
+        <w:rPr>
+          <w:rFonts w:eastAsia="Times New Roman"/>
+          <w:b/>
+          <w:bCs/>
+          <w:szCs w:val="28"/>
+          <w:lang w:val="en-US" w:eastAsia="ru-RU"/>
+        </w:rPr>
+        <w:t>o‘</w:t>
+      </w:r>
+      <w:proofErr w:type="gramEnd"/>
+      <w:r>
+        <w:rPr>
+          <w:rFonts w:eastAsia="Times New Roman"/>
+          <w:b/>
+          <w:bCs/>
+          <w:szCs w:val="28"/>
+          <w:lang w:val="en-US" w:eastAsia="ru-RU"/>
+        </w:rPr>
+        <w:t>qitishning</w:t>
       </w:r>
       <w:proofErr w:type="spellEnd"/>
       <w:r>
@@ -9149,13 +9541,23 @@
         <w:t xml:space="preserve"> </w:t>
       </w:r>
       <w:proofErr w:type="spellStart"/>
-      <w:r>
-        <w:rPr>
-          <w:rFonts w:eastAsia="Times New Roman"/>
-          <w:szCs w:val="28"/>
-          <w:lang w:val="en-US" w:eastAsia="ru-RU"/>
-        </w:rPr>
-        <w:t>o‘qitish</w:t>
+      <w:proofErr w:type="gramStart"/>
+      <w:r>
+        <w:rPr>
+          <w:rFonts w:eastAsia="Times New Roman"/>
+          <w:szCs w:val="28"/>
+          <w:lang w:val="en-US" w:eastAsia="ru-RU"/>
+        </w:rPr>
+        <w:t>o‘</w:t>
+      </w:r>
+      <w:proofErr w:type="gramEnd"/>
+      <w:r>
+        <w:rPr>
+          <w:rFonts w:eastAsia="Times New Roman"/>
+          <w:szCs w:val="28"/>
+          <w:lang w:val="en-US" w:eastAsia="ru-RU"/>
+        </w:rPr>
+        <w:t>qitish</w:t>
       </w:r>
       <w:proofErr w:type="spellEnd"/>
       <w:r>
@@ -9547,7 +9949,6 @@
                 <w:lang w:eastAsia="ru-RU"/>
               </w:rPr>
             </w:pPr>
-            <w:proofErr w:type="spellStart"/>
             <w:r>
               <w:rPr>
                 <w:rFonts w:eastAsia="Times New Roman"/>
@@ -9556,7 +9957,6 @@
               </w:rPr>
               <w:t>Transport</w:t>
             </w:r>
-            <w:proofErr w:type="spellEnd"/>
           </w:p>
         </w:tc>
         <w:tc>
@@ -9627,23 +10027,13 @@
                 <w:lang w:eastAsia="ru-RU"/>
               </w:rPr>
             </w:pPr>
-            <w:proofErr w:type="spellStart"/>
             <w:r>
               <w:rPr>
                 <w:rFonts w:eastAsia="Times New Roman"/>
                 <w:szCs w:val="28"/>
                 <w:lang w:eastAsia="ru-RU"/>
               </w:rPr>
-              <w:t>Bank</w:t>
-            </w:r>
-            <w:proofErr w:type="spellEnd"/>
-            <w:r>
-              <w:rPr>
-                <w:rFonts w:eastAsia="Times New Roman"/>
-                <w:szCs w:val="28"/>
-                <w:lang w:eastAsia="ru-RU"/>
-              </w:rPr>
-              <w:t xml:space="preserve"> </w:t>
+              <w:t xml:space="preserve">Bank </w:t>
             </w:r>
             <w:proofErr w:type="spellStart"/>
             <w:r>
@@ -10641,6 +11031,7 @@
         <w:t xml:space="preserve"> </w:t>
       </w:r>
       <w:proofErr w:type="spellStart"/>
+      <w:proofErr w:type="gramStart"/>
       <w:r>
         <w:rPr>
           <w:rStyle w:val="a4"/>
@@ -10648,7 +11039,17 @@
           <w:szCs w:val="28"/>
           <w:lang w:val="en-US"/>
         </w:rPr>
-        <w:t>o‘rganish</w:t>
+        <w:t>o‘</w:t>
+      </w:r>
+      <w:proofErr w:type="gramEnd"/>
+      <w:r>
+        <w:rPr>
+          <w:rStyle w:val="a4"/>
+          <w:sz w:val="28"/>
+          <w:szCs w:val="28"/>
+          <w:lang w:val="en-US"/>
+        </w:rPr>
+        <w:t>rganish</w:t>
       </w:r>
       <w:proofErr w:type="spellEnd"/>
       <w:r>
@@ -10897,13 +11298,23 @@
         <w:t xml:space="preserve"> </w:t>
       </w:r>
       <w:proofErr w:type="spellStart"/>
-      <w:r>
-        <w:rPr>
-          <w:sz w:val="28"/>
-          <w:szCs w:val="28"/>
-          <w:lang w:val="en-US"/>
-        </w:rPr>
-        <w:t>o‘qitishning</w:t>
+      <w:proofErr w:type="gramStart"/>
+      <w:r>
+        <w:rPr>
+          <w:sz w:val="28"/>
+          <w:szCs w:val="28"/>
+          <w:lang w:val="en-US"/>
+        </w:rPr>
+        <w:t>o‘</w:t>
+      </w:r>
+      <w:proofErr w:type="gramEnd"/>
+      <w:r>
+        <w:rPr>
+          <w:sz w:val="28"/>
+          <w:szCs w:val="28"/>
+          <w:lang w:val="en-US"/>
+        </w:rPr>
+        <w:t>qitishning</w:t>
       </w:r>
       <w:proofErr w:type="spellEnd"/>
       <w:r>
@@ -11376,15 +11787,27 @@
         <w:t xml:space="preserve"> </w:t>
       </w:r>
       <w:proofErr w:type="spellStart"/>
-      <w:r>
-        <w:rPr>
-          <w:rFonts w:eastAsia="Times New Roman"/>
-          <w:b/>
-          <w:bCs/>
-          <w:szCs w:val="28"/>
-          <w:lang w:val="en-US" w:eastAsia="ru-RU"/>
-        </w:rPr>
-        <w:t>o‘qitishning</w:t>
+      <w:proofErr w:type="gramStart"/>
+      <w:r>
+        <w:rPr>
+          <w:rFonts w:eastAsia="Times New Roman"/>
+          <w:b/>
+          <w:bCs/>
+          <w:szCs w:val="28"/>
+          <w:lang w:val="en-US" w:eastAsia="ru-RU"/>
+        </w:rPr>
+        <w:t>o‘</w:t>
+      </w:r>
+      <w:proofErr w:type="gramEnd"/>
+      <w:r>
+        <w:rPr>
+          <w:rFonts w:eastAsia="Times New Roman"/>
+          <w:b/>
+          <w:bCs/>
+          <w:szCs w:val="28"/>
+          <w:lang w:val="en-US" w:eastAsia="ru-RU"/>
+        </w:rPr>
+        <w:t>qitishning</w:t>
       </w:r>
       <w:proofErr w:type="spellEnd"/>
       <w:r>
@@ -11588,13 +12011,23 @@
         <w:t xml:space="preserve"> </w:t>
       </w:r>
       <w:proofErr w:type="spellStart"/>
-      <w:r>
-        <w:rPr>
-          <w:rFonts w:eastAsia="Times New Roman"/>
-          <w:szCs w:val="28"/>
-          <w:lang w:val="en-US" w:eastAsia="ru-RU"/>
-        </w:rPr>
-        <w:t>o‘qitish</w:t>
+      <w:proofErr w:type="gramStart"/>
+      <w:r>
+        <w:rPr>
+          <w:rFonts w:eastAsia="Times New Roman"/>
+          <w:szCs w:val="28"/>
+          <w:lang w:val="en-US" w:eastAsia="ru-RU"/>
+        </w:rPr>
+        <w:t>o‘</w:t>
+      </w:r>
+      <w:proofErr w:type="gramEnd"/>
+      <w:r>
+        <w:rPr>
+          <w:rFonts w:eastAsia="Times New Roman"/>
+          <w:szCs w:val="28"/>
+          <w:lang w:val="en-US" w:eastAsia="ru-RU"/>
+        </w:rPr>
+        <w:t>qitish</w:t>
       </w:r>
       <w:proofErr w:type="spellEnd"/>
       <w:r>
@@ -11871,7 +12304,25 @@
           <w:szCs w:val="28"/>
           <w:lang w:val="en-US" w:eastAsia="ru-RU"/>
         </w:rPr>
-        <w:t xml:space="preserve"> har </w:t>
+        <w:t xml:space="preserve"> </w:t>
+      </w:r>
+      <w:proofErr w:type="spellStart"/>
+      <w:r>
+        <w:rPr>
+          <w:rFonts w:eastAsia="Times New Roman"/>
+          <w:szCs w:val="28"/>
+          <w:lang w:val="en-US" w:eastAsia="ru-RU"/>
+        </w:rPr>
+        <w:t>har</w:t>
+      </w:r>
+      <w:proofErr w:type="spellEnd"/>
+      <w:r>
+        <w:rPr>
+          <w:rFonts w:eastAsia="Times New Roman"/>
+          <w:szCs w:val="28"/>
+          <w:lang w:val="en-US" w:eastAsia="ru-RU"/>
+        </w:rPr>
+        <w:t xml:space="preserve"> </w:t>
       </w:r>
       <w:proofErr w:type="spellStart"/>
       <w:r>
@@ -12321,13 +12772,23 @@
         <w:t xml:space="preserve"> </w:t>
       </w:r>
       <w:proofErr w:type="spellStart"/>
-      <w:r>
-        <w:rPr>
-          <w:rFonts w:eastAsia="Times New Roman"/>
-          <w:szCs w:val="28"/>
-          <w:lang w:val="en-US" w:eastAsia="ru-RU"/>
-        </w:rPr>
-        <w:t>to‘ldiriladi</w:t>
+      <w:proofErr w:type="gramStart"/>
+      <w:r>
+        <w:rPr>
+          <w:rFonts w:eastAsia="Times New Roman"/>
+          <w:szCs w:val="28"/>
+          <w:lang w:val="en-US" w:eastAsia="ru-RU"/>
+        </w:rPr>
+        <w:t>to‘</w:t>
+      </w:r>
+      <w:proofErr w:type="gramEnd"/>
+      <w:r>
+        <w:rPr>
+          <w:rFonts w:eastAsia="Times New Roman"/>
+          <w:szCs w:val="28"/>
+          <w:lang w:val="en-US" w:eastAsia="ru-RU"/>
+        </w:rPr>
+        <w:t>ldiriladi</w:t>
       </w:r>
       <w:proofErr w:type="spellEnd"/>
       <w:r>
@@ -13253,15 +13714,27 @@
         <w:t xml:space="preserve"> </w:t>
       </w:r>
       <w:proofErr w:type="spellStart"/>
-      <w:r>
-        <w:rPr>
-          <w:rFonts w:eastAsia="Times New Roman"/>
-          <w:b/>
-          <w:bCs/>
-          <w:szCs w:val="28"/>
-          <w:lang w:val="en-US" w:eastAsia="ru-RU"/>
-        </w:rPr>
-        <w:t>o‘qitish</w:t>
+      <w:proofErr w:type="gramStart"/>
+      <w:r>
+        <w:rPr>
+          <w:rFonts w:eastAsia="Times New Roman"/>
+          <w:b/>
+          <w:bCs/>
+          <w:szCs w:val="28"/>
+          <w:lang w:val="en-US" w:eastAsia="ru-RU"/>
+        </w:rPr>
+        <w:t>o‘</w:t>
+      </w:r>
+      <w:proofErr w:type="gramEnd"/>
+      <w:r>
+        <w:rPr>
+          <w:rFonts w:eastAsia="Times New Roman"/>
+          <w:b/>
+          <w:bCs/>
+          <w:szCs w:val="28"/>
+          <w:lang w:val="en-US" w:eastAsia="ru-RU"/>
+        </w:rPr>
+        <w:t>qitish</w:t>
       </w:r>
       <w:proofErr w:type="spellEnd"/>
       <w:r>
@@ -13389,15 +13862,27 @@
         <w:t xml:space="preserve"> </w:t>
       </w:r>
       <w:proofErr w:type="spellStart"/>
-      <w:r>
-        <w:rPr>
-          <w:rFonts w:eastAsia="Times New Roman"/>
-          <w:b/>
-          <w:bCs/>
-          <w:szCs w:val="28"/>
-          <w:lang w:val="en-US" w:eastAsia="ru-RU"/>
-        </w:rPr>
-        <w:t>o‘rganadi</w:t>
+      <w:proofErr w:type="gramStart"/>
+      <w:r>
+        <w:rPr>
+          <w:rFonts w:eastAsia="Times New Roman"/>
+          <w:b/>
+          <w:bCs/>
+          <w:szCs w:val="28"/>
+          <w:lang w:val="en-US" w:eastAsia="ru-RU"/>
+        </w:rPr>
+        <w:t>o‘</w:t>
+      </w:r>
+      <w:proofErr w:type="gramEnd"/>
+      <w:r>
+        <w:rPr>
+          <w:rFonts w:eastAsia="Times New Roman"/>
+          <w:b/>
+          <w:bCs/>
+          <w:szCs w:val="28"/>
+          <w:lang w:val="en-US" w:eastAsia="ru-RU"/>
+        </w:rPr>
+        <w:t>rganadi</w:t>
       </w:r>
       <w:proofErr w:type="spellEnd"/>
       <w:r>
@@ -13547,13 +14032,23 @@
         <w:t xml:space="preserve"> </w:t>
       </w:r>
       <w:proofErr w:type="spellStart"/>
-      <w:r>
-        <w:rPr>
-          <w:rFonts w:eastAsia="Times New Roman"/>
-          <w:szCs w:val="28"/>
-          <w:lang w:val="en-US" w:eastAsia="ru-RU"/>
-        </w:rPr>
-        <w:t>o‘rganadi</w:t>
+      <w:proofErr w:type="gramStart"/>
+      <w:r>
+        <w:rPr>
+          <w:rFonts w:eastAsia="Times New Roman"/>
+          <w:szCs w:val="28"/>
+          <w:lang w:val="en-US" w:eastAsia="ru-RU"/>
+        </w:rPr>
+        <w:t>o‘</w:t>
+      </w:r>
+      <w:proofErr w:type="gramEnd"/>
+      <w:r>
+        <w:rPr>
+          <w:rFonts w:eastAsia="Times New Roman"/>
+          <w:szCs w:val="28"/>
+          <w:lang w:val="en-US" w:eastAsia="ru-RU"/>
+        </w:rPr>
+        <w:t>rganadi</w:t>
       </w:r>
       <w:proofErr w:type="spellEnd"/>
       <w:r>
@@ -13667,13 +14162,23 @@
         <w:t xml:space="preserve"> </w:t>
       </w:r>
       <w:proofErr w:type="spellStart"/>
-      <w:r>
-        <w:rPr>
-          <w:rFonts w:eastAsia="Times New Roman"/>
-          <w:szCs w:val="28"/>
-          <w:lang w:val="en-US" w:eastAsia="ru-RU"/>
-        </w:rPr>
-        <w:t>o‘rgatish</w:t>
+      <w:proofErr w:type="gramStart"/>
+      <w:r>
+        <w:rPr>
+          <w:rFonts w:eastAsia="Times New Roman"/>
+          <w:szCs w:val="28"/>
+          <w:lang w:val="en-US" w:eastAsia="ru-RU"/>
+        </w:rPr>
+        <w:t>o‘</w:t>
+      </w:r>
+      <w:proofErr w:type="gramEnd"/>
+      <w:r>
+        <w:rPr>
+          <w:rFonts w:eastAsia="Times New Roman"/>
+          <w:szCs w:val="28"/>
+          <w:lang w:val="en-US" w:eastAsia="ru-RU"/>
+        </w:rPr>
+        <w:t>rgatish</w:t>
       </w:r>
       <w:proofErr w:type="spellEnd"/>
       <w:r>
@@ -13804,13 +14309,23 @@
         <w:t xml:space="preserve">Model </w:t>
       </w:r>
       <w:proofErr w:type="spellStart"/>
-      <w:r>
-        <w:rPr>
-          <w:rFonts w:eastAsia="Times New Roman"/>
-          <w:szCs w:val="28"/>
-          <w:lang w:val="en-US" w:eastAsia="ru-RU"/>
-        </w:rPr>
-        <w:t>o‘qitilib</w:t>
+      <w:proofErr w:type="gramStart"/>
+      <w:r>
+        <w:rPr>
+          <w:rFonts w:eastAsia="Times New Roman"/>
+          <w:szCs w:val="28"/>
+          <w:lang w:val="en-US" w:eastAsia="ru-RU"/>
+        </w:rPr>
+        <w:t>o‘</w:t>
+      </w:r>
+      <w:proofErr w:type="gramEnd"/>
+      <w:r>
+        <w:rPr>
+          <w:rFonts w:eastAsia="Times New Roman"/>
+          <w:szCs w:val="28"/>
+          <w:lang w:val="en-US" w:eastAsia="ru-RU"/>
+        </w:rPr>
+        <w:t>qitilib</w:t>
       </w:r>
       <w:proofErr w:type="spellEnd"/>
       <w:r>
@@ -14388,13 +14903,23 @@
         <w:t xml:space="preserve"> </w:t>
       </w:r>
       <w:proofErr w:type="spellStart"/>
-      <w:r>
-        <w:rPr>
-          <w:rFonts w:eastAsia="Times New Roman"/>
-          <w:szCs w:val="28"/>
-          <w:lang w:val="en-US" w:eastAsia="ru-RU"/>
-        </w:rPr>
-        <w:t>ko‘rsatilgan</w:t>
+      <w:proofErr w:type="gramStart"/>
+      <w:r>
+        <w:rPr>
+          <w:rFonts w:eastAsia="Times New Roman"/>
+          <w:szCs w:val="28"/>
+          <w:lang w:val="en-US" w:eastAsia="ru-RU"/>
+        </w:rPr>
+        <w:t>ko‘</w:t>
+      </w:r>
+      <w:proofErr w:type="gramEnd"/>
+      <w:r>
+        <w:rPr>
+          <w:rFonts w:eastAsia="Times New Roman"/>
+          <w:szCs w:val="28"/>
+          <w:lang w:val="en-US" w:eastAsia="ru-RU"/>
+        </w:rPr>
+        <w:t>rsatilgan</w:t>
       </w:r>
       <w:proofErr w:type="spellEnd"/>
       <w:r>
@@ -14632,13 +15157,23 @@
         <w:t xml:space="preserve"> → model </w:t>
       </w:r>
       <w:proofErr w:type="spellStart"/>
-      <w:r>
-        <w:rPr>
-          <w:rFonts w:eastAsia="Times New Roman"/>
-          <w:szCs w:val="28"/>
-          <w:lang w:val="en-US" w:eastAsia="ru-RU"/>
-        </w:rPr>
-        <w:t>o‘qitiladi</w:t>
+      <w:proofErr w:type="gramStart"/>
+      <w:r>
+        <w:rPr>
+          <w:rFonts w:eastAsia="Times New Roman"/>
+          <w:szCs w:val="28"/>
+          <w:lang w:val="en-US" w:eastAsia="ru-RU"/>
+        </w:rPr>
+        <w:t>o‘</w:t>
+      </w:r>
+      <w:proofErr w:type="gramEnd"/>
+      <w:r>
+        <w:rPr>
+          <w:rFonts w:eastAsia="Times New Roman"/>
+          <w:szCs w:val="28"/>
+          <w:lang w:val="en-US" w:eastAsia="ru-RU"/>
+        </w:rPr>
+        <w:t>qitiladi</w:t>
       </w:r>
       <w:proofErr w:type="spellEnd"/>
       <w:r>
@@ -14734,13 +15269,23 @@
         <w:t xml:space="preserve"> </w:t>
       </w:r>
       <w:proofErr w:type="spellStart"/>
-      <w:r>
-        <w:rPr>
-          <w:rFonts w:eastAsia="Times New Roman"/>
-          <w:szCs w:val="28"/>
-          <w:lang w:val="en-US" w:eastAsia="ru-RU"/>
-        </w:rPr>
-        <w:t>bo‘lmasa</w:t>
+      <w:proofErr w:type="gramStart"/>
+      <w:r>
+        <w:rPr>
+          <w:rFonts w:eastAsia="Times New Roman"/>
+          <w:szCs w:val="28"/>
+          <w:lang w:val="en-US" w:eastAsia="ru-RU"/>
+        </w:rPr>
+        <w:t>bo‘</w:t>
+      </w:r>
+      <w:proofErr w:type="gramEnd"/>
+      <w:r>
+        <w:rPr>
+          <w:rFonts w:eastAsia="Times New Roman"/>
+          <w:szCs w:val="28"/>
+          <w:lang w:val="en-US" w:eastAsia="ru-RU"/>
+        </w:rPr>
+        <w:t>lmasa</w:t>
       </w:r>
       <w:proofErr w:type="spellEnd"/>
       <w:r>
@@ -15029,15 +15574,27 @@
         <w:t xml:space="preserve"> </w:t>
       </w:r>
       <w:proofErr w:type="spellStart"/>
-      <w:r>
-        <w:rPr>
-          <w:rFonts w:eastAsia="Times New Roman"/>
-          <w:b/>
-          <w:bCs/>
-          <w:szCs w:val="28"/>
-          <w:lang w:val="en-US" w:eastAsia="ru-RU"/>
-        </w:rPr>
-        <w:t>o‘qitish</w:t>
+      <w:proofErr w:type="gramStart"/>
+      <w:r>
+        <w:rPr>
+          <w:rFonts w:eastAsia="Times New Roman"/>
+          <w:b/>
+          <w:bCs/>
+          <w:szCs w:val="28"/>
+          <w:lang w:val="en-US" w:eastAsia="ru-RU"/>
+        </w:rPr>
+        <w:t>o‘</w:t>
+      </w:r>
+      <w:proofErr w:type="gramEnd"/>
+      <w:r>
+        <w:rPr>
+          <w:rFonts w:eastAsia="Times New Roman"/>
+          <w:b/>
+          <w:bCs/>
+          <w:szCs w:val="28"/>
+          <w:lang w:val="en-US" w:eastAsia="ru-RU"/>
+        </w:rPr>
+        <w:t>qitish</w:t>
       </w:r>
       <w:proofErr w:type="spellEnd"/>
       <w:r>
@@ -15237,13 +15794,23 @@
         <w:t xml:space="preserve"> </w:t>
       </w:r>
       <w:proofErr w:type="spellStart"/>
-      <w:r>
-        <w:rPr>
-          <w:rFonts w:eastAsia="Times New Roman"/>
-          <w:szCs w:val="28"/>
-          <w:lang w:val="en-US" w:eastAsia="ru-RU"/>
-        </w:rPr>
-        <w:t>o‘qitish</w:t>
+      <w:proofErr w:type="gramStart"/>
+      <w:r>
+        <w:rPr>
+          <w:rFonts w:eastAsia="Times New Roman"/>
+          <w:szCs w:val="28"/>
+          <w:lang w:val="en-US" w:eastAsia="ru-RU"/>
+        </w:rPr>
+        <w:t>o‘</w:t>
+      </w:r>
+      <w:proofErr w:type="gramEnd"/>
+      <w:r>
+        <w:rPr>
+          <w:rFonts w:eastAsia="Times New Roman"/>
+          <w:szCs w:val="28"/>
+          <w:lang w:val="en-US" w:eastAsia="ru-RU"/>
+        </w:rPr>
+        <w:t>qitish</w:t>
       </w:r>
       <w:proofErr w:type="spellEnd"/>
       <w:r>
@@ -15397,22 +15964,50 @@
         <w:t xml:space="preserve"> </w:t>
       </w:r>
       <w:proofErr w:type="spellStart"/>
-      <w:r>
-        <w:rPr>
-          <w:rFonts w:eastAsia="Times New Roman"/>
-          <w:szCs w:val="28"/>
-          <w:lang w:val="en-US" w:eastAsia="ru-RU"/>
-        </w:rPr>
-        <w:t>ko‘rsatilgan</w:t>
-      </w:r>
-      <w:proofErr w:type="spellEnd"/>
-      <w:r>
-        <w:rPr>
-          <w:rFonts w:eastAsia="Times New Roman"/>
-          <w:szCs w:val="28"/>
-          <w:lang w:val="en-US" w:eastAsia="ru-RU"/>
-        </w:rPr>
-        <w:t xml:space="preserve"> har </w:t>
+      <w:proofErr w:type="gramStart"/>
+      <w:r>
+        <w:rPr>
+          <w:rFonts w:eastAsia="Times New Roman"/>
+          <w:szCs w:val="28"/>
+          <w:lang w:val="en-US" w:eastAsia="ru-RU"/>
+        </w:rPr>
+        <w:t>ko‘</w:t>
+      </w:r>
+      <w:proofErr w:type="gramEnd"/>
+      <w:r>
+        <w:rPr>
+          <w:rFonts w:eastAsia="Times New Roman"/>
+          <w:szCs w:val="28"/>
+          <w:lang w:val="en-US" w:eastAsia="ru-RU"/>
+        </w:rPr>
+        <w:t>rsatilgan</w:t>
+      </w:r>
+      <w:proofErr w:type="spellEnd"/>
+      <w:r>
+        <w:rPr>
+          <w:rFonts w:eastAsia="Times New Roman"/>
+          <w:szCs w:val="28"/>
+          <w:lang w:val="en-US" w:eastAsia="ru-RU"/>
+        </w:rPr>
+        <w:t xml:space="preserve"> </w:t>
+      </w:r>
+      <w:proofErr w:type="spellStart"/>
+      <w:r>
+        <w:rPr>
+          <w:rFonts w:eastAsia="Times New Roman"/>
+          <w:szCs w:val="28"/>
+          <w:lang w:val="en-US" w:eastAsia="ru-RU"/>
+        </w:rPr>
+        <w:t>har</w:t>
+      </w:r>
+      <w:proofErr w:type="spellEnd"/>
+      <w:r>
+        <w:rPr>
+          <w:rFonts w:eastAsia="Times New Roman"/>
+          <w:szCs w:val="28"/>
+          <w:lang w:val="en-US" w:eastAsia="ru-RU"/>
+        </w:rPr>
+        <w:t xml:space="preserve"> </w:t>
       </w:r>
       <w:proofErr w:type="spellStart"/>
       <w:r>
@@ -15560,15 +16155,27 @@
         <w:t xml:space="preserve"> </w:t>
       </w:r>
       <w:proofErr w:type="spellStart"/>
-      <w:r>
-        <w:rPr>
-          <w:rFonts w:eastAsia="Times New Roman"/>
-          <w:b/>
-          <w:bCs/>
-          <w:szCs w:val="28"/>
-          <w:lang w:val="en-US" w:eastAsia="ru-RU"/>
-        </w:rPr>
-        <w:t>o‘qitish</w:t>
+      <w:proofErr w:type="gramStart"/>
+      <w:r>
+        <w:rPr>
+          <w:rFonts w:eastAsia="Times New Roman"/>
+          <w:b/>
+          <w:bCs/>
+          <w:szCs w:val="28"/>
+          <w:lang w:val="en-US" w:eastAsia="ru-RU"/>
+        </w:rPr>
+        <w:t>o‘</w:t>
+      </w:r>
+      <w:proofErr w:type="gramEnd"/>
+      <w:r>
+        <w:rPr>
+          <w:rFonts w:eastAsia="Times New Roman"/>
+          <w:b/>
+          <w:bCs/>
+          <w:szCs w:val="28"/>
+          <w:lang w:val="en-US" w:eastAsia="ru-RU"/>
+        </w:rPr>
+        <w:t>qitish</w:t>
       </w:r>
       <w:proofErr w:type="spellEnd"/>
       <w:r>
@@ -16322,15 +16929,27 @@
         <w:t xml:space="preserve"> </w:t>
       </w:r>
       <w:proofErr w:type="spellStart"/>
-      <w:r>
-        <w:rPr>
-          <w:rFonts w:eastAsia="Times New Roman"/>
-          <w:b/>
-          <w:bCs/>
-          <w:szCs w:val="28"/>
-          <w:lang w:val="en-US" w:eastAsia="ru-RU"/>
-        </w:rPr>
-        <w:t>yig‘ish</w:t>
+      <w:proofErr w:type="gramStart"/>
+      <w:r>
+        <w:rPr>
+          <w:rFonts w:eastAsia="Times New Roman"/>
+          <w:b/>
+          <w:bCs/>
+          <w:szCs w:val="28"/>
+          <w:lang w:val="en-US" w:eastAsia="ru-RU"/>
+        </w:rPr>
+        <w:t>yig‘</w:t>
+      </w:r>
+      <w:proofErr w:type="gramEnd"/>
+      <w:r>
+        <w:rPr>
+          <w:rFonts w:eastAsia="Times New Roman"/>
+          <w:b/>
+          <w:bCs/>
+          <w:szCs w:val="28"/>
+          <w:lang w:val="en-US" w:eastAsia="ru-RU"/>
+        </w:rPr>
+        <w:t>ish</w:t>
       </w:r>
       <w:proofErr w:type="spellEnd"/>
       <w:r>
@@ -16514,13 +17133,23 @@
         <w:t xml:space="preserve">) </w:t>
       </w:r>
       <w:proofErr w:type="spellStart"/>
-      <w:r>
-        <w:rPr>
-          <w:rFonts w:eastAsia="Times New Roman"/>
-          <w:szCs w:val="28"/>
-          <w:lang w:val="en-US" w:eastAsia="ru-RU"/>
-        </w:rPr>
-        <w:t>yig‘iladi</w:t>
+      <w:proofErr w:type="gramStart"/>
+      <w:r>
+        <w:rPr>
+          <w:rFonts w:eastAsia="Times New Roman"/>
+          <w:szCs w:val="28"/>
+          <w:lang w:val="en-US" w:eastAsia="ru-RU"/>
+        </w:rPr>
+        <w:t>yig‘</w:t>
+      </w:r>
+      <w:proofErr w:type="gramEnd"/>
+      <w:r>
+        <w:rPr>
+          <w:rFonts w:eastAsia="Times New Roman"/>
+          <w:szCs w:val="28"/>
+          <w:lang w:val="en-US" w:eastAsia="ru-RU"/>
+        </w:rPr>
+        <w:t>iladi</w:t>
       </w:r>
       <w:proofErr w:type="spellEnd"/>
       <w:r>
@@ -16544,13 +17173,23 @@
         </w:rPr>
       </w:pPr>
       <w:proofErr w:type="spellStart"/>
-      <w:r>
-        <w:rPr>
-          <w:rFonts w:eastAsia="Times New Roman"/>
-          <w:szCs w:val="28"/>
-          <w:lang w:val="en-US" w:eastAsia="ru-RU"/>
-        </w:rPr>
-        <w:t>Yig‘ilgan</w:t>
+      <w:proofErr w:type="gramStart"/>
+      <w:r>
+        <w:rPr>
+          <w:rFonts w:eastAsia="Times New Roman"/>
+          <w:szCs w:val="28"/>
+          <w:lang w:val="en-US" w:eastAsia="ru-RU"/>
+        </w:rPr>
+        <w:t>Yig‘</w:t>
+      </w:r>
+      <w:proofErr w:type="gramEnd"/>
+      <w:r>
+        <w:rPr>
+          <w:rFonts w:eastAsia="Times New Roman"/>
+          <w:szCs w:val="28"/>
+          <w:lang w:val="en-US" w:eastAsia="ru-RU"/>
+        </w:rPr>
+        <w:t>ilgan</w:t>
       </w:r>
       <w:proofErr w:type="spellEnd"/>
       <w:r>
@@ -16950,13 +17589,23 @@
         <w:t xml:space="preserve"> </w:t>
       </w:r>
       <w:proofErr w:type="spellStart"/>
-      <w:r>
-        <w:rPr>
-          <w:rFonts w:eastAsia="Times New Roman"/>
-          <w:szCs w:val="28"/>
-          <w:lang w:val="en-US" w:eastAsia="ru-RU"/>
-        </w:rPr>
-        <w:t>ko‘pincha</w:t>
+      <w:proofErr w:type="gramStart"/>
+      <w:r>
+        <w:rPr>
+          <w:rFonts w:eastAsia="Times New Roman"/>
+          <w:szCs w:val="28"/>
+          <w:lang w:val="en-US" w:eastAsia="ru-RU"/>
+        </w:rPr>
+        <w:t>ko‘</w:t>
+      </w:r>
+      <w:proofErr w:type="gramEnd"/>
+      <w:r>
+        <w:rPr>
+          <w:rFonts w:eastAsia="Times New Roman"/>
+          <w:szCs w:val="28"/>
+          <w:lang w:val="en-US" w:eastAsia="ru-RU"/>
+        </w:rPr>
+        <w:t>pincha</w:t>
       </w:r>
       <w:proofErr w:type="spellEnd"/>
       <w:r>
@@ -18033,13 +18682,23 @@
         <w:t xml:space="preserve"> </w:t>
       </w:r>
       <w:proofErr w:type="spellStart"/>
-      <w:r>
-        <w:rPr>
-          <w:rFonts w:eastAsia="Times New Roman"/>
-          <w:szCs w:val="28"/>
-          <w:lang w:val="en-US" w:eastAsia="ru-RU"/>
-        </w:rPr>
-        <w:t>o‘rganish</w:t>
+      <w:proofErr w:type="gramStart"/>
+      <w:r>
+        <w:rPr>
+          <w:rFonts w:eastAsia="Times New Roman"/>
+          <w:szCs w:val="28"/>
+          <w:lang w:val="en-US" w:eastAsia="ru-RU"/>
+        </w:rPr>
+        <w:t>o‘</w:t>
+      </w:r>
+      <w:proofErr w:type="gramEnd"/>
+      <w:r>
+        <w:rPr>
+          <w:rFonts w:eastAsia="Times New Roman"/>
+          <w:szCs w:val="28"/>
+          <w:lang w:val="en-US" w:eastAsia="ru-RU"/>
+        </w:rPr>
+        <w:t>rganish</w:t>
       </w:r>
       <w:proofErr w:type="spellEnd"/>
       <w:r>
@@ -18424,13 +19083,23 @@
         <w:t xml:space="preserve"> </w:t>
       </w:r>
       <w:proofErr w:type="spellStart"/>
-      <w:r>
-        <w:rPr>
-          <w:rFonts w:eastAsia="Times New Roman"/>
-          <w:szCs w:val="28"/>
-          <w:lang w:val="en-US" w:eastAsia="ru-RU"/>
-        </w:rPr>
-        <w:t>o‘rganiladi</w:t>
+      <w:proofErr w:type="gramStart"/>
+      <w:r>
+        <w:rPr>
+          <w:rFonts w:eastAsia="Times New Roman"/>
+          <w:szCs w:val="28"/>
+          <w:lang w:val="en-US" w:eastAsia="ru-RU"/>
+        </w:rPr>
+        <w:t>o‘</w:t>
+      </w:r>
+      <w:proofErr w:type="gramEnd"/>
+      <w:r>
+        <w:rPr>
+          <w:rFonts w:eastAsia="Times New Roman"/>
+          <w:szCs w:val="28"/>
+          <w:lang w:val="en-US" w:eastAsia="ru-RU"/>
+        </w:rPr>
+        <w:t>rganiladi</w:t>
       </w:r>
       <w:proofErr w:type="spellEnd"/>
       <w:r>
@@ -18550,13 +19219,23 @@
         <w:t xml:space="preserve"> </w:t>
       </w:r>
       <w:proofErr w:type="spellStart"/>
-      <w:r>
-        <w:rPr>
-          <w:rFonts w:eastAsia="Times New Roman"/>
-          <w:szCs w:val="28"/>
-          <w:lang w:val="en-US" w:eastAsia="ru-RU"/>
-        </w:rPr>
-        <w:t>o‘zgaruvchilar</w:t>
+      <w:proofErr w:type="gramStart"/>
+      <w:r>
+        <w:rPr>
+          <w:rFonts w:eastAsia="Times New Roman"/>
+          <w:szCs w:val="28"/>
+          <w:lang w:val="en-US" w:eastAsia="ru-RU"/>
+        </w:rPr>
+        <w:t>o‘</w:t>
+      </w:r>
+      <w:proofErr w:type="gramEnd"/>
+      <w:r>
+        <w:rPr>
+          <w:rFonts w:eastAsia="Times New Roman"/>
+          <w:szCs w:val="28"/>
+          <w:lang w:val="en-US" w:eastAsia="ru-RU"/>
+        </w:rPr>
+        <w:t>zgaruvchilar</w:t>
       </w:r>
       <w:proofErr w:type="spellEnd"/>
       <w:r>
@@ -18708,13 +19387,23 @@
         </w:rPr>
       </w:pPr>
       <w:proofErr w:type="spellStart"/>
-      <w:r>
-        <w:rPr>
-          <w:rFonts w:eastAsia="Times New Roman"/>
-          <w:szCs w:val="28"/>
-          <w:lang w:val="en-US" w:eastAsia="ru-RU"/>
-        </w:rPr>
-        <w:t>G‘ayritabiiy</w:t>
+      <w:proofErr w:type="gramStart"/>
+      <w:r>
+        <w:rPr>
+          <w:rFonts w:eastAsia="Times New Roman"/>
+          <w:szCs w:val="28"/>
+          <w:lang w:val="en-US" w:eastAsia="ru-RU"/>
+        </w:rPr>
+        <w:t>G‘</w:t>
+      </w:r>
+      <w:proofErr w:type="gramEnd"/>
+      <w:r>
+        <w:rPr>
+          <w:rFonts w:eastAsia="Times New Roman"/>
+          <w:szCs w:val="28"/>
+          <w:lang w:val="en-US" w:eastAsia="ru-RU"/>
+        </w:rPr>
+        <w:t>ayritabiiy</w:t>
       </w:r>
       <w:proofErr w:type="spellEnd"/>
       <w:r>
@@ -19019,15 +19708,27 @@
         <w:t xml:space="preserve">model </w:t>
       </w:r>
       <w:proofErr w:type="spellStart"/>
-      <w:r>
-        <w:rPr>
-          <w:rFonts w:eastAsia="Times New Roman"/>
-          <w:b/>
-          <w:bCs/>
-          <w:szCs w:val="28"/>
-          <w:lang w:val="en-US" w:eastAsia="ru-RU"/>
-        </w:rPr>
-        <w:t>o‘qitiladi</w:t>
+      <w:proofErr w:type="gramStart"/>
+      <w:r>
+        <w:rPr>
+          <w:rFonts w:eastAsia="Times New Roman"/>
+          <w:b/>
+          <w:bCs/>
+          <w:szCs w:val="28"/>
+          <w:lang w:val="en-US" w:eastAsia="ru-RU"/>
+        </w:rPr>
+        <w:t>o‘</w:t>
+      </w:r>
+      <w:proofErr w:type="gramEnd"/>
+      <w:r>
+        <w:rPr>
+          <w:rFonts w:eastAsia="Times New Roman"/>
+          <w:b/>
+          <w:bCs/>
+          <w:szCs w:val="28"/>
+          <w:lang w:val="en-US" w:eastAsia="ru-RU"/>
+        </w:rPr>
+        <w:t>qitiladi</w:t>
       </w:r>
       <w:proofErr w:type="spellEnd"/>
       <w:r>
@@ -19626,13 +20327,23 @@
         <w:t xml:space="preserve"> </w:t>
       </w:r>
       <w:proofErr w:type="spellStart"/>
-      <w:r>
-        <w:rPr>
-          <w:rFonts w:eastAsia="Times New Roman"/>
-          <w:szCs w:val="28"/>
-          <w:lang w:val="en-US" w:eastAsia="ru-RU"/>
-        </w:rPr>
-        <w:t>qo‘llaniladi</w:t>
+      <w:proofErr w:type="gramStart"/>
+      <w:r>
+        <w:rPr>
+          <w:rFonts w:eastAsia="Times New Roman"/>
+          <w:szCs w:val="28"/>
+          <w:lang w:val="en-US" w:eastAsia="ru-RU"/>
+        </w:rPr>
+        <w:t>qo‘</w:t>
+      </w:r>
+      <w:proofErr w:type="gramEnd"/>
+      <w:r>
+        <w:rPr>
+          <w:rFonts w:eastAsia="Times New Roman"/>
+          <w:szCs w:val="28"/>
+          <w:lang w:val="en-US" w:eastAsia="ru-RU"/>
+        </w:rPr>
+        <w:t>llaniladi</w:t>
       </w:r>
       <w:proofErr w:type="spellEnd"/>
       <w:r>
@@ -19999,13 +20710,23 @@
         </w:rPr>
       </w:pPr>
       <w:proofErr w:type="spellStart"/>
-      <w:r>
-        <w:rPr>
-          <w:rFonts w:eastAsia="Times New Roman"/>
-          <w:szCs w:val="28"/>
-          <w:lang w:val="en-US" w:eastAsia="ru-RU"/>
-        </w:rPr>
-        <w:t>So‘ng</w:t>
+      <w:proofErr w:type="gramStart"/>
+      <w:r>
+        <w:rPr>
+          <w:rFonts w:eastAsia="Times New Roman"/>
+          <w:szCs w:val="28"/>
+          <w:lang w:val="en-US" w:eastAsia="ru-RU"/>
+        </w:rPr>
+        <w:t>So‘</w:t>
+      </w:r>
+      <w:proofErr w:type="gramEnd"/>
+      <w:r>
+        <w:rPr>
+          <w:rFonts w:eastAsia="Times New Roman"/>
+          <w:szCs w:val="28"/>
+          <w:lang w:val="en-US" w:eastAsia="ru-RU"/>
+        </w:rPr>
+        <w:t>ng</w:t>
       </w:r>
       <w:proofErr w:type="spellEnd"/>
       <w:r>
@@ -20603,15 +21324,27 @@
         <w:t xml:space="preserve"> </w:t>
       </w:r>
       <w:proofErr w:type="spellStart"/>
-      <w:r>
-        <w:rPr>
-          <w:rFonts w:eastAsia="Times New Roman"/>
-          <w:b/>
-          <w:bCs/>
-          <w:szCs w:val="28"/>
-          <w:lang w:val="en-US" w:eastAsia="ru-RU"/>
-        </w:rPr>
-        <w:t>to‘playmiz</w:t>
+      <w:proofErr w:type="gramStart"/>
+      <w:r>
+        <w:rPr>
+          <w:rFonts w:eastAsia="Times New Roman"/>
+          <w:b/>
+          <w:bCs/>
+          <w:szCs w:val="28"/>
+          <w:lang w:val="en-US" w:eastAsia="ru-RU"/>
+        </w:rPr>
+        <w:t>to‘</w:t>
+      </w:r>
+      <w:proofErr w:type="gramEnd"/>
+      <w:r>
+        <w:rPr>
+          <w:rFonts w:eastAsia="Times New Roman"/>
+          <w:b/>
+          <w:bCs/>
+          <w:szCs w:val="28"/>
+          <w:lang w:val="en-US" w:eastAsia="ru-RU"/>
+        </w:rPr>
+        <w:t>playmiz</w:t>
       </w:r>
       <w:proofErr w:type="spellEnd"/>
       <w:r>
@@ -20916,13 +21649,23 @@
         <w:t xml:space="preserve"> </w:t>
       </w:r>
       <w:proofErr w:type="spellStart"/>
-      <w:r>
-        <w:rPr>
-          <w:rFonts w:eastAsia="Times New Roman"/>
-          <w:szCs w:val="28"/>
-          <w:lang w:val="en-US" w:eastAsia="ru-RU"/>
-        </w:rPr>
-        <w:t>o‘qitish</w:t>
+      <w:proofErr w:type="gramStart"/>
+      <w:r>
+        <w:rPr>
+          <w:rFonts w:eastAsia="Times New Roman"/>
+          <w:szCs w:val="28"/>
+          <w:lang w:val="en-US" w:eastAsia="ru-RU"/>
+        </w:rPr>
+        <w:t>o‘</w:t>
+      </w:r>
+      <w:proofErr w:type="gramEnd"/>
+      <w:r>
+        <w:rPr>
+          <w:rFonts w:eastAsia="Times New Roman"/>
+          <w:szCs w:val="28"/>
+          <w:lang w:val="en-US" w:eastAsia="ru-RU"/>
+        </w:rPr>
+        <w:t>qitish</w:t>
       </w:r>
       <w:proofErr w:type="spellEnd"/>
       <w:r>
@@ -21162,13 +21905,23 @@
         <w:t xml:space="preserve"> </w:t>
       </w:r>
       <w:proofErr w:type="spellStart"/>
-      <w:r>
-        <w:rPr>
-          <w:rFonts w:eastAsia="Times New Roman"/>
-          <w:szCs w:val="28"/>
-          <w:lang w:val="en-US" w:eastAsia="ru-RU"/>
-        </w:rPr>
-        <w:t>bo‘lib</w:t>
+      <w:proofErr w:type="gramStart"/>
+      <w:r>
+        <w:rPr>
+          <w:rFonts w:eastAsia="Times New Roman"/>
+          <w:szCs w:val="28"/>
+          <w:lang w:val="en-US" w:eastAsia="ru-RU"/>
+        </w:rPr>
+        <w:t>bo‘</w:t>
+      </w:r>
+      <w:proofErr w:type="gramEnd"/>
+      <w:r>
+        <w:rPr>
+          <w:rFonts w:eastAsia="Times New Roman"/>
+          <w:szCs w:val="28"/>
+          <w:lang w:val="en-US" w:eastAsia="ru-RU"/>
+        </w:rPr>
+        <w:t>lib</w:t>
       </w:r>
       <w:proofErr w:type="spellEnd"/>
       <w:r>
@@ -21533,15 +22286,27 @@
         <w:t xml:space="preserve"> </w:t>
       </w:r>
       <w:proofErr w:type="spellStart"/>
-      <w:r>
-        <w:rPr>
-          <w:rFonts w:eastAsia="Times New Roman"/>
-          <w:b/>
-          <w:bCs/>
-          <w:szCs w:val="28"/>
-          <w:lang w:val="en-US" w:eastAsia="ru-RU"/>
-        </w:rPr>
-        <w:t>o‘qitishning</w:t>
+      <w:proofErr w:type="gramStart"/>
+      <w:r>
+        <w:rPr>
+          <w:rFonts w:eastAsia="Times New Roman"/>
+          <w:b/>
+          <w:bCs/>
+          <w:szCs w:val="28"/>
+          <w:lang w:val="en-US" w:eastAsia="ru-RU"/>
+        </w:rPr>
+        <w:t>o‘</w:t>
+      </w:r>
+      <w:proofErr w:type="gramEnd"/>
+      <w:r>
+        <w:rPr>
+          <w:rFonts w:eastAsia="Times New Roman"/>
+          <w:b/>
+          <w:bCs/>
+          <w:szCs w:val="28"/>
+          <w:lang w:val="en-US" w:eastAsia="ru-RU"/>
+        </w:rPr>
+        <w:t>qitishning</w:t>
       </w:r>
       <w:proofErr w:type="spellEnd"/>
       <w:r>
@@ -21699,13 +22464,23 @@
         <w:t xml:space="preserve"> </w:t>
       </w:r>
       <w:proofErr w:type="spellStart"/>
-      <w:r>
-        <w:rPr>
-          <w:rFonts w:eastAsia="Times New Roman"/>
-          <w:szCs w:val="28"/>
-          <w:lang w:val="en-US" w:eastAsia="ru-RU"/>
-        </w:rPr>
-        <w:t>o‘qitish</w:t>
+      <w:proofErr w:type="gramStart"/>
+      <w:r>
+        <w:rPr>
+          <w:rFonts w:eastAsia="Times New Roman"/>
+          <w:szCs w:val="28"/>
+          <w:lang w:val="en-US" w:eastAsia="ru-RU"/>
+        </w:rPr>
+        <w:t>o‘</w:t>
+      </w:r>
+      <w:proofErr w:type="gramEnd"/>
+      <w:r>
+        <w:rPr>
+          <w:rFonts w:eastAsia="Times New Roman"/>
+          <w:szCs w:val="28"/>
+          <w:lang w:val="en-US" w:eastAsia="ru-RU"/>
+        </w:rPr>
+        <w:t>qitish</w:t>
       </w:r>
       <w:proofErr w:type="spellEnd"/>
       <w:r>
@@ -21940,7 +22715,25 @@
           <w:szCs w:val="28"/>
           <w:lang w:val="en-US" w:eastAsia="ru-RU"/>
         </w:rPr>
-        <w:t xml:space="preserve"> har </w:t>
+        <w:t xml:space="preserve"> </w:t>
+      </w:r>
+      <w:proofErr w:type="spellStart"/>
+      <w:r>
+        <w:rPr>
+          <w:rFonts w:eastAsia="Times New Roman"/>
+          <w:szCs w:val="28"/>
+          <w:lang w:val="en-US" w:eastAsia="ru-RU"/>
+        </w:rPr>
+        <w:t>har</w:t>
+      </w:r>
+      <w:proofErr w:type="spellEnd"/>
+      <w:r>
+        <w:rPr>
+          <w:rFonts w:eastAsia="Times New Roman"/>
+          <w:szCs w:val="28"/>
+          <w:lang w:val="en-US" w:eastAsia="ru-RU"/>
+        </w:rPr>
+        <w:t xml:space="preserve"> </w:t>
       </w:r>
       <w:proofErr w:type="spellStart"/>
       <w:r>
@@ -21961,13 +22754,23 @@
         <w:t xml:space="preserve"> </w:t>
       </w:r>
       <w:proofErr w:type="spellStart"/>
-      <w:r>
-        <w:rPr>
-          <w:rFonts w:eastAsia="Times New Roman"/>
-          <w:szCs w:val="28"/>
-          <w:lang w:val="en-US" w:eastAsia="ru-RU"/>
-        </w:rPr>
-        <w:t>yo‘nalishning</w:t>
+      <w:proofErr w:type="gramStart"/>
+      <w:r>
+        <w:rPr>
+          <w:rFonts w:eastAsia="Times New Roman"/>
+          <w:szCs w:val="28"/>
+          <w:lang w:val="en-US" w:eastAsia="ru-RU"/>
+        </w:rPr>
+        <w:t>yo‘</w:t>
+      </w:r>
+      <w:proofErr w:type="gramEnd"/>
+      <w:r>
+        <w:rPr>
+          <w:rFonts w:eastAsia="Times New Roman"/>
+          <w:szCs w:val="28"/>
+          <w:lang w:val="en-US" w:eastAsia="ru-RU"/>
+        </w:rPr>
+        <w:t>nalishning</w:t>
       </w:r>
       <w:proofErr w:type="spellEnd"/>
       <w:r>
@@ -22122,13 +22925,23 @@
         <w:t xml:space="preserve">Bu </w:t>
       </w:r>
       <w:proofErr w:type="spellStart"/>
-      <w:r>
-        <w:rPr>
-          <w:rFonts w:eastAsia="Times New Roman"/>
-          <w:szCs w:val="28"/>
-          <w:lang w:val="en-US" w:eastAsia="ru-RU"/>
-        </w:rPr>
-        <w:t>yo‘nalishda</w:t>
+      <w:proofErr w:type="gramStart"/>
+      <w:r>
+        <w:rPr>
+          <w:rFonts w:eastAsia="Times New Roman"/>
+          <w:szCs w:val="28"/>
+          <w:lang w:val="en-US" w:eastAsia="ru-RU"/>
+        </w:rPr>
+        <w:t>yo‘</w:t>
+      </w:r>
+      <w:proofErr w:type="gramEnd"/>
+      <w:r>
+        <w:rPr>
+          <w:rFonts w:eastAsia="Times New Roman"/>
+          <w:szCs w:val="28"/>
+          <w:lang w:val="en-US" w:eastAsia="ru-RU"/>
+        </w:rPr>
+        <w:t>nalishda</w:t>
       </w:r>
       <w:proofErr w:type="spellEnd"/>
       <w:r>
@@ -22592,13 +23405,23 @@
         <w:t xml:space="preserve"> (</w:t>
       </w:r>
       <w:proofErr w:type="spellStart"/>
-      <w:r>
-        <w:rPr>
-          <w:rFonts w:eastAsia="Times New Roman"/>
-          <w:szCs w:val="28"/>
-          <w:lang w:val="en-US" w:eastAsia="ru-RU"/>
-        </w:rPr>
-        <w:t>yo‘l</w:t>
+      <w:proofErr w:type="gramStart"/>
+      <w:r>
+        <w:rPr>
+          <w:rFonts w:eastAsia="Times New Roman"/>
+          <w:szCs w:val="28"/>
+          <w:lang w:val="en-US" w:eastAsia="ru-RU"/>
+        </w:rPr>
+        <w:t>yo‘</w:t>
+      </w:r>
+      <w:proofErr w:type="gramEnd"/>
+      <w:r>
+        <w:rPr>
+          <w:rFonts w:eastAsia="Times New Roman"/>
+          <w:szCs w:val="28"/>
+          <w:lang w:val="en-US" w:eastAsia="ru-RU"/>
+        </w:rPr>
+        <w:t>l</w:t>
       </w:r>
       <w:proofErr w:type="spellEnd"/>
       <w:r>
@@ -23076,13 +23899,23 @@
         <w:t xml:space="preserve"> </w:t>
       </w:r>
       <w:proofErr w:type="spellStart"/>
-      <w:r>
-        <w:rPr>
-          <w:rFonts w:eastAsia="Times New Roman"/>
-          <w:szCs w:val="28"/>
-          <w:lang w:val="en-US" w:eastAsia="ru-RU"/>
-        </w:rPr>
-        <w:t>o‘qitish</w:t>
+      <w:proofErr w:type="gramStart"/>
+      <w:r>
+        <w:rPr>
+          <w:rFonts w:eastAsia="Times New Roman"/>
+          <w:szCs w:val="28"/>
+          <w:lang w:val="en-US" w:eastAsia="ru-RU"/>
+        </w:rPr>
+        <w:t>o‘</w:t>
+      </w:r>
+      <w:proofErr w:type="gramEnd"/>
+      <w:r>
+        <w:rPr>
+          <w:rFonts w:eastAsia="Times New Roman"/>
+          <w:szCs w:val="28"/>
+          <w:lang w:val="en-US" w:eastAsia="ru-RU"/>
+        </w:rPr>
+        <w:t>qitish</w:t>
       </w:r>
       <w:proofErr w:type="spellEnd"/>
       <w:r>
@@ -23382,13 +24215,23 @@
         <w:t xml:space="preserve"> </w:t>
       </w:r>
       <w:proofErr w:type="spellStart"/>
-      <w:r>
-        <w:rPr>
-          <w:rFonts w:eastAsia="Times New Roman"/>
-          <w:szCs w:val="28"/>
-          <w:lang w:val="en-US" w:eastAsia="ru-RU"/>
-        </w:rPr>
-        <w:t>ko‘rsatish</w:t>
+      <w:proofErr w:type="gramStart"/>
+      <w:r>
+        <w:rPr>
+          <w:rFonts w:eastAsia="Times New Roman"/>
+          <w:szCs w:val="28"/>
+          <w:lang w:val="en-US" w:eastAsia="ru-RU"/>
+        </w:rPr>
+        <w:t>ko‘</w:t>
+      </w:r>
+      <w:proofErr w:type="gramEnd"/>
+      <w:r>
+        <w:rPr>
+          <w:rFonts w:eastAsia="Times New Roman"/>
+          <w:szCs w:val="28"/>
+          <w:lang w:val="en-US" w:eastAsia="ru-RU"/>
+        </w:rPr>
+        <w:t>rsatish</w:t>
       </w:r>
       <w:proofErr w:type="spellEnd"/>
       <w:r>
@@ -24193,13 +25036,23 @@
         <w:t xml:space="preserve"> </w:t>
       </w:r>
       <w:proofErr w:type="spellStart"/>
-      <w:r>
-        <w:rPr>
-          <w:rFonts w:eastAsia="Times New Roman"/>
-          <w:szCs w:val="28"/>
-          <w:lang w:val="en-US" w:eastAsia="ru-RU"/>
-        </w:rPr>
-        <w:t>ko‘rgan</w:t>
+      <w:proofErr w:type="gramStart"/>
+      <w:r>
+        <w:rPr>
+          <w:rFonts w:eastAsia="Times New Roman"/>
+          <w:szCs w:val="28"/>
+          <w:lang w:val="en-US" w:eastAsia="ru-RU"/>
+        </w:rPr>
+        <w:t>ko‘</w:t>
+      </w:r>
+      <w:proofErr w:type="gramEnd"/>
+      <w:r>
+        <w:rPr>
+          <w:rFonts w:eastAsia="Times New Roman"/>
+          <w:szCs w:val="28"/>
+          <w:lang w:val="en-US" w:eastAsia="ru-RU"/>
+        </w:rPr>
+        <w:t>rgan</w:t>
       </w:r>
       <w:proofErr w:type="spellEnd"/>
       <w:r>
@@ -24497,13 +25350,23 @@
         <w:t xml:space="preserve"> </w:t>
       </w:r>
       <w:proofErr w:type="spellStart"/>
-      <w:r>
-        <w:rPr>
-          <w:rFonts w:eastAsia="Times New Roman"/>
-          <w:szCs w:val="28"/>
-          <w:lang w:val="en-US" w:eastAsia="ru-RU"/>
-        </w:rPr>
-        <w:t>qo‘shiqlarga</w:t>
+      <w:proofErr w:type="gramStart"/>
+      <w:r>
+        <w:rPr>
+          <w:rFonts w:eastAsia="Times New Roman"/>
+          <w:szCs w:val="28"/>
+          <w:lang w:val="en-US" w:eastAsia="ru-RU"/>
+        </w:rPr>
+        <w:t>qo‘</w:t>
+      </w:r>
+      <w:proofErr w:type="gramEnd"/>
+      <w:r>
+        <w:rPr>
+          <w:rFonts w:eastAsia="Times New Roman"/>
+          <w:szCs w:val="28"/>
+          <w:lang w:val="en-US" w:eastAsia="ru-RU"/>
+        </w:rPr>
+        <w:t>shiqlarga</w:t>
       </w:r>
       <w:proofErr w:type="spellEnd"/>
       <w:r>
@@ -24734,15 +25597,27 @@
         <w:t xml:space="preserve"> </w:t>
       </w:r>
       <w:proofErr w:type="spellStart"/>
-      <w:r>
-        <w:rPr>
-          <w:rFonts w:eastAsia="Times New Roman"/>
-          <w:b/>
-          <w:bCs/>
-          <w:szCs w:val="28"/>
-          <w:lang w:val="en-US" w:eastAsia="ru-RU"/>
-        </w:rPr>
-        <w:t>ko‘rsatish</w:t>
+      <w:proofErr w:type="gramStart"/>
+      <w:r>
+        <w:rPr>
+          <w:rFonts w:eastAsia="Times New Roman"/>
+          <w:b/>
+          <w:bCs/>
+          <w:szCs w:val="28"/>
+          <w:lang w:val="en-US" w:eastAsia="ru-RU"/>
+        </w:rPr>
+        <w:t>ko‘</w:t>
+      </w:r>
+      <w:proofErr w:type="gramEnd"/>
+      <w:r>
+        <w:rPr>
+          <w:rFonts w:eastAsia="Times New Roman"/>
+          <w:b/>
+          <w:bCs/>
+          <w:szCs w:val="28"/>
+          <w:lang w:val="en-US" w:eastAsia="ru-RU"/>
+        </w:rPr>
+        <w:t>rsatish</w:t>
       </w:r>
       <w:proofErr w:type="spellEnd"/>
       <w:r>
@@ -24776,13 +25651,23 @@
         <w:t xml:space="preserve">Bu </w:t>
       </w:r>
       <w:proofErr w:type="spellStart"/>
-      <w:r>
-        <w:rPr>
-          <w:rFonts w:eastAsia="Times New Roman"/>
-          <w:szCs w:val="28"/>
-          <w:lang w:val="en-US" w:eastAsia="ru-RU"/>
-        </w:rPr>
-        <w:t>yo‘nalish</w:t>
+      <w:proofErr w:type="gramStart"/>
+      <w:r>
+        <w:rPr>
+          <w:rFonts w:eastAsia="Times New Roman"/>
+          <w:szCs w:val="28"/>
+          <w:lang w:val="en-US" w:eastAsia="ru-RU"/>
+        </w:rPr>
+        <w:t>yo‘</w:t>
+      </w:r>
+      <w:proofErr w:type="gramEnd"/>
+      <w:r>
+        <w:rPr>
+          <w:rFonts w:eastAsia="Times New Roman"/>
+          <w:szCs w:val="28"/>
+          <w:lang w:val="en-US" w:eastAsia="ru-RU"/>
+        </w:rPr>
+        <w:t>nalish</w:t>
       </w:r>
       <w:proofErr w:type="spellEnd"/>
       <w:r>
@@ -25653,13 +26538,23 @@
         <w:t xml:space="preserve">Bu </w:t>
       </w:r>
       <w:proofErr w:type="spellStart"/>
-      <w:r>
-        <w:rPr>
-          <w:rFonts w:eastAsia="Times New Roman"/>
-          <w:szCs w:val="28"/>
-          <w:lang w:val="en-US" w:eastAsia="ru-RU"/>
-        </w:rPr>
-        <w:t>to‘rtta</w:t>
+      <w:proofErr w:type="gramStart"/>
+      <w:r>
+        <w:rPr>
+          <w:rFonts w:eastAsia="Times New Roman"/>
+          <w:szCs w:val="28"/>
+          <w:lang w:val="en-US" w:eastAsia="ru-RU"/>
+        </w:rPr>
+        <w:t>to‘</w:t>
+      </w:r>
+      <w:proofErr w:type="gramEnd"/>
+      <w:r>
+        <w:rPr>
+          <w:rFonts w:eastAsia="Times New Roman"/>
+          <w:szCs w:val="28"/>
+          <w:lang w:val="en-US" w:eastAsia="ru-RU"/>
+        </w:rPr>
+        <w:t>rtta</w:t>
       </w:r>
       <w:proofErr w:type="spellEnd"/>
       <w:r>
@@ -26036,7 +26931,6 @@
                 <w:lang w:eastAsia="ru-RU"/>
               </w:rPr>
             </w:pPr>
-            <w:proofErr w:type="spellStart"/>
             <w:r>
               <w:rPr>
                 <w:rFonts w:eastAsia="Times New Roman"/>
@@ -26044,17 +26938,7 @@
                 <w:szCs w:val="24"/>
                 <w:lang w:eastAsia="ru-RU"/>
               </w:rPr>
-              <w:t>Image</w:t>
-            </w:r>
-            <w:proofErr w:type="spellEnd"/>
-            <w:r>
-              <w:rPr>
-                <w:rFonts w:eastAsia="Times New Roman"/>
-                <w:sz w:val="24"/>
-                <w:szCs w:val="24"/>
-                <w:lang w:eastAsia="ru-RU"/>
-              </w:rPr>
-              <w:t xml:space="preserve"> </w:t>
+              <w:t xml:space="preserve">Image </w:t>
             </w:r>
             <w:proofErr w:type="spellStart"/>
             <w:r>
@@ -26424,19 +27308,8 @@
                 <w:szCs w:val="24"/>
                 <w:lang w:eastAsia="ru-RU"/>
               </w:rPr>
-              <w:t xml:space="preserve"> </w:t>
+              <w:t xml:space="preserve"> Systems</w:t>
             </w:r>
-            <w:proofErr w:type="spellStart"/>
-            <w:r>
-              <w:rPr>
-                <w:rFonts w:eastAsia="Times New Roman"/>
-                <w:sz w:val="24"/>
-                <w:szCs w:val="24"/>
-                <w:lang w:eastAsia="ru-RU"/>
-              </w:rPr>
-              <w:t>Systems</w:t>
-            </w:r>
-            <w:proofErr w:type="spellEnd"/>
           </w:p>
         </w:tc>
         <w:tc>
@@ -26813,9 +27686,9 @@
           <w:lang w:val="en-US"/>
         </w:rPr>
         <w:lastRenderedPageBreak/>
-        <w:t>2-O‘quv s</w:t>
-      </w:r>
-      <w:proofErr w:type="spellStart"/>
+        <w:t>2-</w:t>
+      </w:r>
+      <w:proofErr w:type="gramStart"/>
       <w:r>
         <w:rPr>
           <w:rStyle w:val="a4"/>
@@ -26825,7 +27698,31 @@
           <w:szCs w:val="28"/>
           <w:lang w:val="en-US"/>
         </w:rPr>
-        <w:t>avol</w:t>
+        <w:t>O‘</w:t>
+      </w:r>
+      <w:proofErr w:type="gramEnd"/>
+      <w:r>
+        <w:rPr>
+          <w:rStyle w:val="a4"/>
+          <w:rFonts w:ascii="Times New Roman" w:hAnsi="Times New Roman" w:cs="Times New Roman"/>
+          <w:color w:val="auto"/>
+          <w:sz w:val="28"/>
+          <w:szCs w:val="28"/>
+          <w:lang w:val="en-US"/>
+        </w:rPr>
+        <w:t xml:space="preserve">quv </w:t>
+      </w:r>
+      <w:proofErr w:type="spellStart"/>
+      <w:r>
+        <w:rPr>
+          <w:rStyle w:val="a4"/>
+          <w:rFonts w:ascii="Times New Roman" w:hAnsi="Times New Roman" w:cs="Times New Roman"/>
+          <w:color w:val="auto"/>
+          <w:sz w:val="28"/>
+          <w:szCs w:val="28"/>
+          <w:lang w:val="en-US"/>
+        </w:rPr>
+        <w:t>savol</w:t>
       </w:r>
       <w:proofErr w:type="spellEnd"/>
       <w:r>
@@ -27217,6 +28114,7 @@
         <w:t xml:space="preserve"> </w:t>
       </w:r>
       <w:proofErr w:type="spellStart"/>
+      <w:proofErr w:type="gramStart"/>
       <w:r>
         <w:rPr>
           <w:rStyle w:val="a4"/>
@@ -27224,7 +28122,17 @@
           <w:szCs w:val="28"/>
           <w:lang w:val="en-US"/>
         </w:rPr>
-        <w:t>o‘qitish</w:t>
+        <w:t>o‘</w:t>
+      </w:r>
+      <w:proofErr w:type="gramEnd"/>
+      <w:r>
+        <w:rPr>
+          <w:rStyle w:val="a4"/>
+          <w:sz w:val="28"/>
+          <w:szCs w:val="28"/>
+          <w:lang w:val="en-US"/>
+        </w:rPr>
+        <w:t>qitish</w:t>
       </w:r>
       <w:proofErr w:type="spellEnd"/>
       <w:r>
@@ -27567,13 +28475,23 @@
         <w:t xml:space="preserve"> </w:t>
       </w:r>
       <w:proofErr w:type="spellStart"/>
-      <w:r>
-        <w:rPr>
-          <w:sz w:val="28"/>
-          <w:szCs w:val="28"/>
-          <w:lang w:val="en-US"/>
-        </w:rPr>
-        <w:t>o‘xshash</w:t>
+      <w:proofErr w:type="gramStart"/>
+      <w:r>
+        <w:rPr>
+          <w:sz w:val="28"/>
+          <w:szCs w:val="28"/>
+          <w:lang w:val="en-US"/>
+        </w:rPr>
+        <w:t>o‘</w:t>
+      </w:r>
+      <w:proofErr w:type="gramEnd"/>
+      <w:r>
+        <w:rPr>
+          <w:sz w:val="28"/>
+          <w:szCs w:val="28"/>
+          <w:lang w:val="en-US"/>
+        </w:rPr>
+        <w:t>xshash</w:t>
       </w:r>
       <w:proofErr w:type="spellEnd"/>
       <w:r>
@@ -27831,13 +28749,23 @@
         <w:t xml:space="preserve"> </w:t>
       </w:r>
       <w:proofErr w:type="spellStart"/>
-      <w:r>
-        <w:rPr>
-          <w:sz w:val="28"/>
-          <w:szCs w:val="28"/>
-          <w:lang w:val="en-US"/>
-        </w:rPr>
-        <w:t>bo‘lib</w:t>
+      <w:proofErr w:type="gramStart"/>
+      <w:r>
+        <w:rPr>
+          <w:sz w:val="28"/>
+          <w:szCs w:val="28"/>
+          <w:lang w:val="en-US"/>
+        </w:rPr>
+        <w:t>bo‘</w:t>
+      </w:r>
+      <w:proofErr w:type="gramEnd"/>
+      <w:r>
+        <w:rPr>
+          <w:sz w:val="28"/>
+          <w:szCs w:val="28"/>
+          <w:lang w:val="en-US"/>
+        </w:rPr>
+        <w:t>lib</w:t>
       </w:r>
       <w:proofErr w:type="spellEnd"/>
       <w:r>
@@ -28571,6 +29499,7 @@
         <w:t xml:space="preserve"> </w:t>
       </w:r>
       <w:proofErr w:type="spellStart"/>
+      <w:proofErr w:type="gramStart"/>
       <w:r>
         <w:rPr>
           <w:rStyle w:val="a4"/>
@@ -28578,7 +29507,17 @@
           <w:szCs w:val="28"/>
           <w:lang w:val="en-US"/>
         </w:rPr>
-        <w:t>o‘xshash</w:t>
+        <w:t>o‘</w:t>
+      </w:r>
+      <w:proofErr w:type="gramEnd"/>
+      <w:r>
+        <w:rPr>
+          <w:rStyle w:val="a4"/>
+          <w:sz w:val="28"/>
+          <w:szCs w:val="28"/>
+          <w:lang w:val="en-US"/>
+        </w:rPr>
+        <w:t>xshash</w:t>
       </w:r>
       <w:proofErr w:type="spellEnd"/>
       <w:r>
@@ -29118,12 +30057,14 @@
         <w:rPr>
           <w:sz w:val="28"/>
           <w:szCs w:val="28"/>
-        </w:rPr>
-      </w:pPr>
-      <w:r>
-        <w:rPr>
-          <w:sz w:val="28"/>
-          <w:szCs w:val="28"/>
+          <w:lang w:val="en-US"/>
+        </w:rPr>
+      </w:pPr>
+      <w:r>
+        <w:rPr>
+          <w:sz w:val="28"/>
+          <w:szCs w:val="28"/>
+          <w:lang w:val="en-US"/>
         </w:rPr>
         <w:t xml:space="preserve">AI </w:t>
       </w:r>
@@ -29132,6 +30073,7 @@
         <w:rPr>
           <w:sz w:val="28"/>
           <w:szCs w:val="28"/>
+          <w:lang w:val="en-US"/>
         </w:rPr>
         <w:t>tizimlarining</w:t>
       </w:r>
@@ -29140,14 +30082,16 @@
         <w:rPr>
           <w:sz w:val="28"/>
           <w:szCs w:val="28"/>
-        </w:rPr>
-        <w:t xml:space="preserve"> </w:t>
-      </w:r>
-      <w:proofErr w:type="spellStart"/>
-      <w:r>
-        <w:rPr>
-          <w:sz w:val="28"/>
-          <w:szCs w:val="28"/>
+          <w:lang w:val="en-US"/>
+        </w:rPr>
+        <w:t xml:space="preserve"> </w:t>
+      </w:r>
+      <w:proofErr w:type="spellStart"/>
+      <w:r>
+        <w:rPr>
+          <w:sz w:val="28"/>
+          <w:szCs w:val="28"/>
+          <w:lang w:val="en-US"/>
         </w:rPr>
         <w:t>misollari</w:t>
       </w:r>
@@ -29156,6 +30100,7 @@
         <w:rPr>
           <w:sz w:val="28"/>
           <w:szCs w:val="28"/>
+          <w:lang w:val="en-US"/>
         </w:rPr>
         <w:t>:</w:t>
       </w:r>
@@ -29350,6 +30295,7 @@
         <w:t xml:space="preserve"> </w:t>
       </w:r>
       <w:proofErr w:type="spellStart"/>
+      <w:proofErr w:type="gramStart"/>
       <w:r>
         <w:rPr>
           <w:rStyle w:val="a4"/>
@@ -29357,7 +30303,17 @@
           <w:szCs w:val="28"/>
           <w:lang w:val="en-US"/>
         </w:rPr>
-        <w:t>o‘yinidagi</w:t>
+        <w:t>o‘</w:t>
+      </w:r>
+      <w:proofErr w:type="gramEnd"/>
+      <w:r>
+        <w:rPr>
+          <w:rStyle w:val="a4"/>
+          <w:sz w:val="28"/>
+          <w:szCs w:val="28"/>
+          <w:lang w:val="en-US"/>
+        </w:rPr>
+        <w:t>yinidagi</w:t>
       </w:r>
       <w:proofErr w:type="spellEnd"/>
       <w:r>
@@ -29838,6 +30794,7 @@
         <w:t xml:space="preserve"> </w:t>
       </w:r>
       <w:proofErr w:type="spellStart"/>
+      <w:proofErr w:type="gramStart"/>
       <w:r>
         <w:rPr>
           <w:rStyle w:val="a4"/>
@@ -29847,7 +30804,19 @@
           <w:szCs w:val="28"/>
           <w:lang w:val="en-US"/>
         </w:rPr>
-        <w:t>o‘qitish</w:t>
+        <w:t>o‘</w:t>
+      </w:r>
+      <w:proofErr w:type="gramEnd"/>
+      <w:r>
+        <w:rPr>
+          <w:rStyle w:val="a4"/>
+          <w:b/>
+          <w:bCs/>
+          <w:sz w:val="28"/>
+          <w:szCs w:val="28"/>
+          <w:lang w:val="en-US"/>
+        </w:rPr>
+        <w:t>qitish</w:t>
       </w:r>
       <w:proofErr w:type="spellEnd"/>
       <w:r>
@@ -29950,13 +30919,23 @@
         <w:t xml:space="preserve"> </w:t>
       </w:r>
       <w:proofErr w:type="spellStart"/>
-      <w:r>
-        <w:rPr>
-          <w:sz w:val="28"/>
-          <w:szCs w:val="28"/>
-          <w:lang w:val="en-US"/>
-        </w:rPr>
-        <w:t>o‘qitish</w:t>
+      <w:proofErr w:type="gramStart"/>
+      <w:r>
+        <w:rPr>
+          <w:sz w:val="28"/>
+          <w:szCs w:val="28"/>
+          <w:lang w:val="en-US"/>
+        </w:rPr>
+        <w:t>o‘</w:t>
+      </w:r>
+      <w:proofErr w:type="gramEnd"/>
+      <w:r>
+        <w:rPr>
+          <w:sz w:val="28"/>
+          <w:szCs w:val="28"/>
+          <w:lang w:val="en-US"/>
+        </w:rPr>
+        <w:t>qitish</w:t>
       </w:r>
       <w:proofErr w:type="spellEnd"/>
       <w:r>
@@ -30288,7 +31267,25 @@
           <w:szCs w:val="28"/>
           <w:lang w:val="en-US"/>
         </w:rPr>
-        <w:t xml:space="preserve">Model har </w:t>
+        <w:t xml:space="preserve">Model </w:t>
+      </w:r>
+      <w:proofErr w:type="spellStart"/>
+      <w:r>
+        <w:rPr>
+          <w:sz w:val="28"/>
+          <w:szCs w:val="28"/>
+          <w:lang w:val="en-US"/>
+        </w:rPr>
+        <w:t>har</w:t>
+      </w:r>
+      <w:proofErr w:type="spellEnd"/>
+      <w:r>
+        <w:rPr>
+          <w:sz w:val="28"/>
+          <w:szCs w:val="28"/>
+          <w:lang w:val="en-US"/>
+        </w:rPr>
+        <w:t xml:space="preserve"> </w:t>
       </w:r>
       <w:proofErr w:type="spellStart"/>
       <w:r>
@@ -30399,13 +31396,23 @@
         <w:t xml:space="preserve"> </w:t>
       </w:r>
       <w:proofErr w:type="spellStart"/>
-      <w:r>
-        <w:rPr>
-          <w:sz w:val="28"/>
-          <w:szCs w:val="28"/>
-          <w:lang w:val="en-US"/>
-        </w:rPr>
-        <w:t>ko‘rsatma</w:t>
+      <w:proofErr w:type="gramStart"/>
+      <w:r>
+        <w:rPr>
+          <w:sz w:val="28"/>
+          <w:szCs w:val="28"/>
+          <w:lang w:val="en-US"/>
+        </w:rPr>
+        <w:t>ko‘</w:t>
+      </w:r>
+      <w:proofErr w:type="gramEnd"/>
+      <w:r>
+        <w:rPr>
+          <w:sz w:val="28"/>
+          <w:szCs w:val="28"/>
+          <w:lang w:val="en-US"/>
+        </w:rPr>
+        <w:t>rsatma</w:t>
       </w:r>
       <w:proofErr w:type="spellEnd"/>
       <w:r>
@@ -30503,12 +31510,14 @@
         <w:rPr>
           <w:sz w:val="28"/>
           <w:szCs w:val="28"/>
-        </w:rPr>
-      </w:pPr>
-      <w:r>
-        <w:rPr>
-          <w:sz w:val="28"/>
-          <w:szCs w:val="28"/>
+          <w:lang w:val="en-US"/>
+        </w:rPr>
+      </w:pPr>
+      <w:r>
+        <w:rPr>
+          <w:sz w:val="28"/>
+          <w:szCs w:val="28"/>
+          <w:lang w:val="en-US"/>
         </w:rPr>
         <w:t xml:space="preserve">ML </w:t>
       </w:r>
@@ -30517,6 +31526,7 @@
         <w:rPr>
           <w:sz w:val="28"/>
           <w:szCs w:val="28"/>
+          <w:lang w:val="en-US"/>
         </w:rPr>
         <w:t>jarayonining</w:t>
       </w:r>
@@ -30525,14 +31535,16 @@
         <w:rPr>
           <w:sz w:val="28"/>
           <w:szCs w:val="28"/>
-        </w:rPr>
-        <w:t xml:space="preserve"> </w:t>
-      </w:r>
-      <w:proofErr w:type="spellStart"/>
-      <w:r>
-        <w:rPr>
-          <w:sz w:val="28"/>
-          <w:szCs w:val="28"/>
+          <w:lang w:val="en-US"/>
+        </w:rPr>
+        <w:t xml:space="preserve"> </w:t>
+      </w:r>
+      <w:proofErr w:type="spellStart"/>
+      <w:r>
+        <w:rPr>
+          <w:sz w:val="28"/>
+          <w:szCs w:val="28"/>
+          <w:lang w:val="en-US"/>
         </w:rPr>
         <w:t>mohiyati</w:t>
       </w:r>
@@ -30541,6 +31553,7 @@
         <w:rPr>
           <w:sz w:val="28"/>
           <w:szCs w:val="28"/>
+          <w:lang w:val="en-US"/>
         </w:rPr>
         <w:t>:</w:t>
       </w:r>
@@ -30552,16 +31565,22 @@
         <w:ind w:left="709"/>
         <w:jc w:val="both"/>
         <w:rPr>
-          <w:sz w:val="28"/>
-          <w:szCs w:val="28"/>
+          <w:b/>
+          <w:bCs/>
+          <w:sz w:val="28"/>
+          <w:szCs w:val="28"/>
+          <w:lang w:val="en-US"/>
         </w:rPr>
       </w:pPr>
       <w:proofErr w:type="spellStart"/>
       <w:r>
         <w:rPr>
           <w:rStyle w:val="a4"/>
-          <w:sz w:val="28"/>
-          <w:szCs w:val="28"/>
+          <w:b w:val="0"/>
+          <w:bCs w:val="0"/>
+          <w:sz w:val="28"/>
+          <w:szCs w:val="28"/>
+          <w:lang w:val="en-US"/>
         </w:rPr>
         <w:t>Ma’lumotlarni</w:t>
       </w:r>
@@ -30569,35 +31588,60 @@
       <w:r>
         <w:rPr>
           <w:rStyle w:val="a4"/>
-          <w:sz w:val="28"/>
-          <w:szCs w:val="28"/>
-        </w:rPr>
-        <w:t xml:space="preserve"> </w:t>
-      </w:r>
-      <w:proofErr w:type="spellStart"/>
+          <w:b w:val="0"/>
+          <w:bCs w:val="0"/>
+          <w:sz w:val="28"/>
+          <w:szCs w:val="28"/>
+          <w:lang w:val="en-US"/>
+        </w:rPr>
+        <w:t xml:space="preserve"> </w:t>
+      </w:r>
+      <w:proofErr w:type="spellStart"/>
+      <w:proofErr w:type="gramStart"/>
       <w:r>
         <w:rPr>
           <w:rStyle w:val="a4"/>
-          <w:sz w:val="28"/>
-          <w:szCs w:val="28"/>
-        </w:rPr>
-        <w:t>yig‘ish</w:t>
-      </w:r>
-      <w:proofErr w:type="spellEnd"/>
+          <w:b w:val="0"/>
+          <w:bCs w:val="0"/>
+          <w:sz w:val="28"/>
+          <w:szCs w:val="28"/>
+          <w:lang w:val="en-US"/>
+        </w:rPr>
+        <w:t>yig‘</w:t>
+      </w:r>
+      <w:proofErr w:type="gramEnd"/>
       <w:r>
         <w:rPr>
           <w:rStyle w:val="a4"/>
-          <w:sz w:val="28"/>
-          <w:szCs w:val="28"/>
-        </w:rPr>
-        <w:t xml:space="preserve"> </w:t>
-      </w:r>
-      <w:proofErr w:type="spellStart"/>
+          <w:b w:val="0"/>
+          <w:bCs w:val="0"/>
+          <w:sz w:val="28"/>
+          <w:szCs w:val="28"/>
+          <w:lang w:val="en-US"/>
+        </w:rPr>
+        <w:t>ish</w:t>
+      </w:r>
+      <w:proofErr w:type="spellEnd"/>
       <w:r>
         <w:rPr>
           <w:rStyle w:val="a4"/>
-          <w:sz w:val="28"/>
-          <w:szCs w:val="28"/>
+          <w:b w:val="0"/>
+          <w:bCs w:val="0"/>
+          <w:sz w:val="28"/>
+          <w:szCs w:val="28"/>
+          <w:lang w:val="en-US"/>
+        </w:rPr>
+        <w:t xml:space="preserve"> </w:t>
+      </w:r>
+      <w:proofErr w:type="spellStart"/>
+      <w:r>
+        <w:rPr>
+          <w:rStyle w:val="a4"/>
+          <w:b w:val="0"/>
+          <w:bCs w:val="0"/>
+          <w:sz w:val="28"/>
+          <w:szCs w:val="28"/>
+          <w:lang w:val="en-US"/>
         </w:rPr>
         <w:t>va</w:t>
       </w:r>
@@ -30605,8 +31649,11 @@
       <w:r>
         <w:rPr>
           <w:rStyle w:val="a4"/>
-          <w:sz w:val="28"/>
-          <w:szCs w:val="28"/>
+          <w:b w:val="0"/>
+          <w:bCs w:val="0"/>
+          <w:sz w:val="28"/>
+          <w:szCs w:val="28"/>
+          <w:lang w:val="en-US"/>
         </w:rPr>
         <w:t xml:space="preserve"> </w:t>
       </w:r>
@@ -30614,8 +31661,11 @@
       <w:r>
         <w:rPr>
           <w:rStyle w:val="a4"/>
-          <w:sz w:val="28"/>
-          <w:szCs w:val="28"/>
+          <w:b w:val="0"/>
+          <w:bCs w:val="0"/>
+          <w:sz w:val="28"/>
+          <w:szCs w:val="28"/>
+          <w:lang w:val="en-US"/>
         </w:rPr>
         <w:t>tayyorlash</w:t>
       </w:r>
@@ -30628,16 +31678,22 @@
         <w:ind w:left="709"/>
         <w:jc w:val="both"/>
         <w:rPr>
-          <w:sz w:val="28"/>
-          <w:szCs w:val="28"/>
+          <w:b/>
+          <w:bCs/>
+          <w:sz w:val="28"/>
+          <w:szCs w:val="28"/>
+          <w:lang w:val="en-US"/>
         </w:rPr>
       </w:pPr>
       <w:proofErr w:type="spellStart"/>
       <w:r>
         <w:rPr>
           <w:rStyle w:val="a4"/>
-          <w:sz w:val="28"/>
-          <w:szCs w:val="28"/>
+          <w:b w:val="0"/>
+          <w:bCs w:val="0"/>
+          <w:sz w:val="28"/>
+          <w:szCs w:val="28"/>
+          <w:lang w:val="en-US"/>
         </w:rPr>
         <w:t>Modelni</w:t>
       </w:r>
@@ -30645,46 +31701,50 @@
       <w:r>
         <w:rPr>
           <w:rStyle w:val="a4"/>
-          <w:sz w:val="28"/>
-          <w:szCs w:val="28"/>
-        </w:rPr>
-        <w:t xml:space="preserve"> </w:t>
-      </w:r>
-      <w:proofErr w:type="spellStart"/>
+          <w:b w:val="0"/>
+          <w:bCs w:val="0"/>
+          <w:sz w:val="28"/>
+          <w:szCs w:val="28"/>
+          <w:lang w:val="en-US"/>
+        </w:rPr>
+        <w:t xml:space="preserve"> </w:t>
+      </w:r>
+      <w:proofErr w:type="spellStart"/>
+      <w:proofErr w:type="gramStart"/>
       <w:r>
         <w:rPr>
           <w:rStyle w:val="a4"/>
-          <w:sz w:val="28"/>
-          <w:szCs w:val="28"/>
-        </w:rPr>
-        <w:t>o‘qitish</w:t>
-      </w:r>
-      <w:proofErr w:type="spellEnd"/>
+          <w:b w:val="0"/>
+          <w:bCs w:val="0"/>
+          <w:sz w:val="28"/>
+          <w:szCs w:val="28"/>
+          <w:lang w:val="en-US"/>
+        </w:rPr>
+        <w:t>o‘</w:t>
+      </w:r>
+      <w:proofErr w:type="gramEnd"/>
       <w:r>
         <w:rPr>
           <w:rStyle w:val="a4"/>
-          <w:sz w:val="28"/>
-          <w:szCs w:val="28"/>
-        </w:rPr>
-        <w:t xml:space="preserve"> (</w:t>
-      </w:r>
-      <w:proofErr w:type="spellStart"/>
+          <w:b w:val="0"/>
+          <w:bCs w:val="0"/>
+          <w:sz w:val="28"/>
+          <w:szCs w:val="28"/>
+          <w:lang w:val="en-US"/>
+        </w:rPr>
+        <w:t>qitish</w:t>
+      </w:r>
+      <w:proofErr w:type="spellEnd"/>
       <w:r>
         <w:rPr>
           <w:rStyle w:val="a4"/>
-          <w:sz w:val="28"/>
-          <w:szCs w:val="28"/>
-        </w:rPr>
-        <w:t>training</w:t>
-      </w:r>
-      <w:proofErr w:type="spellEnd"/>
-      <w:r>
-        <w:rPr>
-          <w:rStyle w:val="a4"/>
-          <w:sz w:val="28"/>
-          <w:szCs w:val="28"/>
-        </w:rPr>
-        <w:t>)</w:t>
+          <w:b w:val="0"/>
+          <w:bCs w:val="0"/>
+          <w:sz w:val="28"/>
+          <w:szCs w:val="28"/>
+          <w:lang w:val="en-US"/>
+        </w:rPr>
+        <w:t xml:space="preserve"> (training)</w:t>
       </w:r>
     </w:p>
     <w:p>
@@ -30694,16 +31754,22 @@
         <w:ind w:left="709"/>
         <w:jc w:val="both"/>
         <w:rPr>
-          <w:sz w:val="28"/>
-          <w:szCs w:val="28"/>
+          <w:b/>
+          <w:bCs/>
+          <w:sz w:val="28"/>
+          <w:szCs w:val="28"/>
+          <w:lang w:val="en-US"/>
         </w:rPr>
       </w:pPr>
       <w:proofErr w:type="spellStart"/>
       <w:r>
         <w:rPr>
           <w:rStyle w:val="a4"/>
-          <w:sz w:val="28"/>
-          <w:szCs w:val="28"/>
+          <w:b w:val="0"/>
+          <w:bCs w:val="0"/>
+          <w:sz w:val="28"/>
+          <w:szCs w:val="28"/>
+          <w:lang w:val="en-US"/>
         </w:rPr>
         <w:t>Modelni</w:t>
       </w:r>
@@ -30711,8 +31777,11 @@
       <w:r>
         <w:rPr>
           <w:rStyle w:val="a4"/>
-          <w:sz w:val="28"/>
-          <w:szCs w:val="28"/>
+          <w:b w:val="0"/>
+          <w:bCs w:val="0"/>
+          <w:sz w:val="28"/>
+          <w:szCs w:val="28"/>
+          <w:lang w:val="en-US"/>
         </w:rPr>
         <w:t xml:space="preserve"> </w:t>
       </w:r>
@@ -30720,8 +31789,11 @@
       <w:r>
         <w:rPr>
           <w:rStyle w:val="a4"/>
-          <w:sz w:val="28"/>
-          <w:szCs w:val="28"/>
+          <w:b w:val="0"/>
+          <w:bCs w:val="0"/>
+          <w:sz w:val="28"/>
+          <w:szCs w:val="28"/>
+          <w:lang w:val="en-US"/>
         </w:rPr>
         <w:t>baholash</w:t>
       </w:r>
@@ -30729,41 +31801,24 @@
       <w:r>
         <w:rPr>
           <w:rStyle w:val="a4"/>
-          <w:sz w:val="28"/>
-          <w:szCs w:val="28"/>
-        </w:rPr>
-        <w:t xml:space="preserve"> (</w:t>
-      </w:r>
-      <w:proofErr w:type="spellStart"/>
-      <w:r>
-        <w:rPr>
-          <w:rStyle w:val="a4"/>
-          <w:sz w:val="28"/>
-          <w:szCs w:val="28"/>
-        </w:rPr>
-        <w:t>evaluation</w:t>
-      </w:r>
-      <w:proofErr w:type="spellEnd"/>
-      <w:r>
-        <w:rPr>
-          <w:rStyle w:val="a4"/>
-          <w:sz w:val="28"/>
-          <w:szCs w:val="28"/>
-        </w:rPr>
-        <w:t>)</w:t>
+          <w:b w:val="0"/>
+          <w:bCs w:val="0"/>
+          <w:sz w:val="28"/>
+          <w:szCs w:val="28"/>
+          <w:lang w:val="en-US"/>
+        </w:rPr>
+        <w:t xml:space="preserve"> (evaluation)</w:t>
       </w:r>
     </w:p>
     <w:p>
       <w:pPr>
         <w:pStyle w:val="a3"/>
-        <w:numPr>
-          <w:ilvl w:val="0"/>
-          <w:numId w:val="8"/>
-        </w:numPr>
         <w:spacing w:before="0" w:beforeAutospacing="0" w:after="0" w:afterAutospacing="0" w:line="276" w:lineRule="auto"/>
-        <w:ind w:left="0" w:firstLine="709"/>
+        <w:ind w:left="709"/>
         <w:jc w:val="both"/>
         <w:rPr>
+          <w:b/>
+          <w:bCs/>
           <w:sz w:val="28"/>
           <w:szCs w:val="28"/>
           <w:lang w:val="en-US"/>
@@ -30773,6 +31828,8 @@
       <w:r>
         <w:rPr>
           <w:rStyle w:val="a4"/>
+          <w:b w:val="0"/>
+          <w:bCs w:val="0"/>
           <w:sz w:val="28"/>
           <w:szCs w:val="28"/>
           <w:lang w:val="en-US"/>
@@ -30783,6 +31840,8 @@
       <w:r>
         <w:rPr>
           <w:rStyle w:val="a4"/>
+          <w:b w:val="0"/>
+          <w:bCs w:val="0"/>
           <w:sz w:val="28"/>
           <w:szCs w:val="28"/>
           <w:lang w:val="en-US"/>
@@ -30793,6 +31852,8 @@
       <w:r>
         <w:rPr>
           <w:rStyle w:val="a4"/>
+          <w:b w:val="0"/>
+          <w:bCs w:val="0"/>
           <w:sz w:val="28"/>
           <w:szCs w:val="28"/>
           <w:lang w:val="en-US"/>
@@ -30803,6 +31864,8 @@
       <w:r>
         <w:rPr>
           <w:rStyle w:val="a4"/>
+          <w:b w:val="0"/>
+          <w:bCs w:val="0"/>
           <w:sz w:val="28"/>
           <w:szCs w:val="28"/>
           <w:lang w:val="en-US"/>
@@ -30813,6 +31876,8 @@
       <w:r>
         <w:rPr>
           <w:rStyle w:val="a4"/>
+          <w:b w:val="0"/>
+          <w:bCs w:val="0"/>
           <w:sz w:val="28"/>
           <w:szCs w:val="28"/>
           <w:lang w:val="en-US"/>
@@ -30823,6 +31888,8 @@
       <w:r>
         <w:rPr>
           <w:rStyle w:val="a4"/>
+          <w:b w:val="0"/>
+          <w:bCs w:val="0"/>
           <w:sz w:val="28"/>
           <w:szCs w:val="28"/>
           <w:lang w:val="en-US"/>
@@ -30833,6 +31900,8 @@
       <w:r>
         <w:rPr>
           <w:rStyle w:val="a4"/>
+          <w:b w:val="0"/>
+          <w:bCs w:val="0"/>
           <w:sz w:val="28"/>
           <w:szCs w:val="28"/>
           <w:lang w:val="en-US"/>
@@ -30843,6 +31912,8 @@
       <w:r>
         <w:rPr>
           <w:rStyle w:val="a4"/>
+          <w:b w:val="0"/>
+          <w:bCs w:val="0"/>
           <w:sz w:val="28"/>
           <w:szCs w:val="28"/>
           <w:lang w:val="en-US"/>
@@ -30853,6 +31924,8 @@
       <w:r>
         <w:rPr>
           <w:rStyle w:val="a4"/>
+          <w:b w:val="0"/>
+          <w:bCs w:val="0"/>
           <w:sz w:val="28"/>
           <w:szCs w:val="28"/>
           <w:lang w:val="en-US"/>
@@ -30863,6 +31936,8 @@
       <w:r>
         <w:rPr>
           <w:rStyle w:val="a4"/>
+          <w:b w:val="0"/>
+          <w:bCs w:val="0"/>
           <w:sz w:val="28"/>
           <w:szCs w:val="28"/>
           <w:lang w:val="en-US"/>
@@ -30879,12 +31954,14 @@
         <w:rPr>
           <w:sz w:val="28"/>
           <w:szCs w:val="28"/>
-        </w:rPr>
-      </w:pPr>
-      <w:r>
-        <w:rPr>
-          <w:sz w:val="28"/>
-          <w:szCs w:val="28"/>
+          <w:lang w:val="en-US"/>
+        </w:rPr>
+      </w:pPr>
+      <w:r>
+        <w:rPr>
+          <w:sz w:val="28"/>
+          <w:szCs w:val="28"/>
+          <w:lang w:val="en-US"/>
         </w:rPr>
         <w:t xml:space="preserve">ML </w:t>
       </w:r>
@@ -30893,6 +31970,7 @@
         <w:rPr>
           <w:sz w:val="28"/>
           <w:szCs w:val="28"/>
+          <w:lang w:val="en-US"/>
         </w:rPr>
         <w:t>tizimlariga</w:t>
       </w:r>
@@ -30901,14 +31979,16 @@
         <w:rPr>
           <w:sz w:val="28"/>
           <w:szCs w:val="28"/>
-        </w:rPr>
-        <w:t xml:space="preserve"> </w:t>
-      </w:r>
-      <w:proofErr w:type="spellStart"/>
-      <w:r>
-        <w:rPr>
-          <w:sz w:val="28"/>
-          <w:szCs w:val="28"/>
+          <w:lang w:val="en-US"/>
+        </w:rPr>
+        <w:t xml:space="preserve"> </w:t>
+      </w:r>
+      <w:proofErr w:type="spellStart"/>
+      <w:r>
+        <w:rPr>
+          <w:sz w:val="28"/>
+          <w:szCs w:val="28"/>
+          <w:lang w:val="en-US"/>
         </w:rPr>
         <w:t>misollar</w:t>
       </w:r>
@@ -30917,6 +31997,7 @@
         <w:rPr>
           <w:sz w:val="28"/>
           <w:szCs w:val="28"/>
+          <w:lang w:val="en-US"/>
         </w:rPr>
         <w:t>:</w:t>
       </w:r>
@@ -31492,13 +32573,23 @@
         <w:t xml:space="preserve"> joy </w:t>
       </w:r>
       <w:proofErr w:type="spellStart"/>
-      <w:r>
-        <w:rPr>
-          <w:sz w:val="28"/>
-          <w:szCs w:val="28"/>
-          <w:lang w:val="en-US"/>
-        </w:rPr>
-        <w:t>bo‘yicha</w:t>
+      <w:proofErr w:type="gramStart"/>
+      <w:r>
+        <w:rPr>
+          <w:sz w:val="28"/>
+          <w:szCs w:val="28"/>
+          <w:lang w:val="en-US"/>
+        </w:rPr>
+        <w:t>bo‘</w:t>
+      </w:r>
+      <w:proofErr w:type="gramEnd"/>
+      <w:r>
+        <w:rPr>
+          <w:sz w:val="28"/>
+          <w:szCs w:val="28"/>
+          <w:lang w:val="en-US"/>
+        </w:rPr>
+        <w:t>yicha</w:t>
       </w:r>
       <w:proofErr w:type="spellEnd"/>
       <w:r>
@@ -31630,6 +32721,7 @@
         <w:t xml:space="preserve"> ML </w:t>
       </w:r>
       <w:proofErr w:type="spellStart"/>
+      <w:proofErr w:type="gramStart"/>
       <w:r>
         <w:rPr>
           <w:rStyle w:val="a4"/>
@@ -31639,7 +32731,19 @@
           <w:szCs w:val="28"/>
           <w:lang w:val="en-US"/>
         </w:rPr>
-        <w:t>o‘rtasidagi</w:t>
+        <w:t>o‘</w:t>
+      </w:r>
+      <w:proofErr w:type="gramEnd"/>
+      <w:r>
+        <w:rPr>
+          <w:rStyle w:val="a4"/>
+          <w:b/>
+          <w:bCs/>
+          <w:sz w:val="28"/>
+          <w:szCs w:val="28"/>
+          <w:lang w:val="en-US"/>
+        </w:rPr>
+        <w:t>rtasidagi</w:t>
       </w:r>
       <w:proofErr w:type="spellEnd"/>
       <w:r>
@@ -32061,13 +33165,23 @@
               <w:t xml:space="preserve"> </w:t>
             </w:r>
             <w:proofErr w:type="spellStart"/>
+            <w:proofErr w:type="gramStart"/>
             <w:r>
               <w:rPr>
                 <w:sz w:val="24"/>
                 <w:szCs w:val="24"/>
                 <w:lang w:val="en-US"/>
               </w:rPr>
-              <w:t>o‘rganib</w:t>
+              <w:t>o‘</w:t>
+            </w:r>
+            <w:proofErr w:type="gramEnd"/>
+            <w:r>
+              <w:rPr>
+                <w:sz w:val="24"/>
+                <w:szCs w:val="24"/>
+                <w:lang w:val="en-US"/>
+              </w:rPr>
+              <w:t>rganib</w:t>
             </w:r>
             <w:proofErr w:type="spellEnd"/>
             <w:r>
@@ -32372,13 +33486,23 @@
               <w:t xml:space="preserve"> </w:t>
             </w:r>
             <w:proofErr w:type="spellStart"/>
+            <w:proofErr w:type="gramStart"/>
             <w:r>
               <w:rPr>
                 <w:sz w:val="24"/>
                 <w:szCs w:val="24"/>
                 <w:lang w:val="en-US"/>
               </w:rPr>
-              <w:t>o‘zini</w:t>
+              <w:t>o‘</w:t>
+            </w:r>
+            <w:proofErr w:type="gramEnd"/>
+            <w:r>
+              <w:rPr>
+                <w:sz w:val="24"/>
+                <w:szCs w:val="24"/>
+                <w:lang w:val="en-US"/>
+              </w:rPr>
+              <w:t>zini</w:t>
             </w:r>
             <w:proofErr w:type="spellEnd"/>
             <w:r>
@@ -32639,13 +33763,23 @@
               <w:t xml:space="preserve"> </w:t>
             </w:r>
             <w:proofErr w:type="spellStart"/>
+            <w:proofErr w:type="gramStart"/>
             <w:r>
               <w:rPr>
                 <w:sz w:val="24"/>
                 <w:szCs w:val="24"/>
                 <w:lang w:val="en-US"/>
               </w:rPr>
-              <w:t>o‘rganish</w:t>
+              <w:t>o‘</w:t>
+            </w:r>
+            <w:proofErr w:type="gramEnd"/>
+            <w:r>
+              <w:rPr>
+                <w:sz w:val="24"/>
+                <w:szCs w:val="24"/>
+                <w:lang w:val="en-US"/>
+              </w:rPr>
+              <w:t>rganish</w:t>
             </w:r>
             <w:proofErr w:type="spellEnd"/>
           </w:p>
@@ -32803,7 +33937,15 @@
                 <w:szCs w:val="24"/>
                 <w:lang w:val="en-US"/>
               </w:rPr>
-              <w:t xml:space="preserve"> (prediction/classification)</w:t>
+              <w:t xml:space="preserve"> </w:t>
+            </w:r>
+            <w:r>
+              <w:rPr>
+                <w:sz w:val="24"/>
+                <w:szCs w:val="24"/>
+                <w:lang w:val="en-US"/>
+              </w:rPr>
+              <w:t>(prediction/classification)</w:t>
             </w:r>
           </w:p>
         </w:tc>
@@ -33434,6 +34576,7 @@
         <w:t xml:space="preserve"> </w:t>
       </w:r>
       <w:proofErr w:type="spellStart"/>
+      <w:proofErr w:type="gramStart"/>
       <w:r>
         <w:rPr>
           <w:rStyle w:val="a4"/>
@@ -33443,7 +34586,19 @@
           <w:szCs w:val="28"/>
           <w:lang w:val="en-US"/>
         </w:rPr>
-        <w:t>o‘yini</w:t>
+        <w:t>o‘</w:t>
+      </w:r>
+      <w:proofErr w:type="gramEnd"/>
+      <w:r>
+        <w:rPr>
+          <w:rStyle w:val="a4"/>
+          <w:b/>
+          <w:bCs/>
+          <w:sz w:val="28"/>
+          <w:szCs w:val="28"/>
+          <w:lang w:val="en-US"/>
+        </w:rPr>
+        <w:t>yini</w:t>
       </w:r>
       <w:proofErr w:type="spellEnd"/>
     </w:p>
@@ -33496,13 +34651,23 @@
         <w:t xml:space="preserve"> </w:t>
       </w:r>
       <w:proofErr w:type="spellStart"/>
-      <w:r>
-        <w:rPr>
-          <w:sz w:val="28"/>
-          <w:szCs w:val="28"/>
-          <w:lang w:val="en-US"/>
-        </w:rPr>
-        <w:t>o‘yin</w:t>
+      <w:proofErr w:type="gramStart"/>
+      <w:r>
+        <w:rPr>
+          <w:sz w:val="28"/>
+          <w:szCs w:val="28"/>
+          <w:lang w:val="en-US"/>
+        </w:rPr>
+        <w:t>o‘</w:t>
+      </w:r>
+      <w:proofErr w:type="gramEnd"/>
+      <w:r>
+        <w:rPr>
+          <w:sz w:val="28"/>
+          <w:szCs w:val="28"/>
+          <w:lang w:val="en-US"/>
+        </w:rPr>
+        <w:t>yin</w:t>
       </w:r>
       <w:proofErr w:type="spellEnd"/>
       <w:r>
@@ -33652,13 +34817,23 @@
         <w:t xml:space="preserve">: </w:t>
       </w:r>
       <w:proofErr w:type="spellStart"/>
-      <w:r>
-        <w:rPr>
-          <w:sz w:val="28"/>
-          <w:szCs w:val="28"/>
-          <w:lang w:val="en-US"/>
-        </w:rPr>
-        <w:t>o‘yin</w:t>
+      <w:proofErr w:type="gramStart"/>
+      <w:r>
+        <w:rPr>
+          <w:sz w:val="28"/>
+          <w:szCs w:val="28"/>
+          <w:lang w:val="en-US"/>
+        </w:rPr>
+        <w:t>o‘</w:t>
+      </w:r>
+      <w:proofErr w:type="gramEnd"/>
+      <w:r>
+        <w:rPr>
+          <w:sz w:val="28"/>
+          <w:szCs w:val="28"/>
+          <w:lang w:val="en-US"/>
+        </w:rPr>
+        <w:t>yin</w:t>
       </w:r>
       <w:proofErr w:type="spellEnd"/>
       <w:r>
@@ -34146,13 +35321,23 @@
         <w:t xml:space="preserve"> </w:t>
       </w:r>
       <w:proofErr w:type="spellStart"/>
-      <w:r>
-        <w:rPr>
-          <w:sz w:val="28"/>
-          <w:szCs w:val="28"/>
-          <w:lang w:val="en-US"/>
-        </w:rPr>
-        <w:t>to‘plamidan</w:t>
+      <w:proofErr w:type="gramStart"/>
+      <w:r>
+        <w:rPr>
+          <w:sz w:val="28"/>
+          <w:szCs w:val="28"/>
+          <w:lang w:val="en-US"/>
+        </w:rPr>
+        <w:t>to‘</w:t>
+      </w:r>
+      <w:proofErr w:type="gramEnd"/>
+      <w:r>
+        <w:rPr>
+          <w:sz w:val="28"/>
+          <w:szCs w:val="28"/>
+          <w:lang w:val="en-US"/>
+        </w:rPr>
+        <w:t>plamidan</w:t>
       </w:r>
       <w:proofErr w:type="spellEnd"/>
       <w:r>
@@ -34263,6 +35448,7 @@
         <w:rPr>
           <w:sz w:val="28"/>
           <w:szCs w:val="28"/>
+          <w:lang w:val="en-US"/>
         </w:rPr>
       </w:pPr>
       <w:proofErr w:type="spellStart"/>
@@ -34273,6 +35459,7 @@
           <w:bCs/>
           <w:sz w:val="28"/>
           <w:szCs w:val="28"/>
+          <w:lang w:val="en-US"/>
         </w:rPr>
         <w:t>Misol</w:t>
       </w:r>
@@ -34284,6 +35471,7 @@
           <w:bCs/>
           <w:sz w:val="28"/>
           <w:szCs w:val="28"/>
+          <w:lang w:val="en-US"/>
         </w:rPr>
         <w:t xml:space="preserve"> 3: </w:t>
       </w:r>
@@ -34295,6 +35483,7 @@
           <w:bCs/>
           <w:sz w:val="28"/>
           <w:szCs w:val="28"/>
+          <w:lang w:val="en-US"/>
         </w:rPr>
         <w:t>Avtonom</w:t>
       </w:r>
@@ -34306,6 +35495,7 @@
           <w:bCs/>
           <w:sz w:val="28"/>
           <w:szCs w:val="28"/>
+          <w:lang w:val="en-US"/>
         </w:rPr>
         <w:t xml:space="preserve"> </w:t>
       </w:r>
@@ -34317,6 +35507,7 @@
           <w:bCs/>
           <w:sz w:val="28"/>
           <w:szCs w:val="28"/>
+          <w:lang w:val="en-US"/>
         </w:rPr>
         <w:t>avtomobil</w:t>
       </w:r>
@@ -34478,13 +35669,23 @@
         <w:t xml:space="preserve">, </w:t>
       </w:r>
       <w:proofErr w:type="spellStart"/>
-      <w:r>
-        <w:rPr>
-          <w:sz w:val="28"/>
-          <w:szCs w:val="28"/>
-          <w:lang w:val="en-US"/>
-        </w:rPr>
-        <w:t>yo‘lni</w:t>
+      <w:proofErr w:type="gramStart"/>
+      <w:r>
+        <w:rPr>
+          <w:sz w:val="28"/>
+          <w:szCs w:val="28"/>
+          <w:lang w:val="en-US"/>
+        </w:rPr>
+        <w:t>yo‘</w:t>
+      </w:r>
+      <w:proofErr w:type="gramEnd"/>
+      <w:r>
+        <w:rPr>
+          <w:sz w:val="28"/>
+          <w:szCs w:val="28"/>
+          <w:lang w:val="en-US"/>
+        </w:rPr>
+        <w:t>lni</w:t>
       </w:r>
       <w:proofErr w:type="spellEnd"/>
       <w:r>
@@ -34562,13 +35763,23 @@
         <w:t xml:space="preserve">: </w:t>
       </w:r>
       <w:proofErr w:type="spellStart"/>
-      <w:r>
-        <w:rPr>
-          <w:sz w:val="28"/>
-          <w:szCs w:val="28"/>
-          <w:lang w:val="en-US"/>
-        </w:rPr>
-        <w:t>yo‘l</w:t>
+      <w:proofErr w:type="gramStart"/>
+      <w:r>
+        <w:rPr>
+          <w:sz w:val="28"/>
+          <w:szCs w:val="28"/>
+          <w:lang w:val="en-US"/>
+        </w:rPr>
+        <w:t>yo‘</w:t>
+      </w:r>
+      <w:proofErr w:type="gramEnd"/>
+      <w:r>
+        <w:rPr>
+          <w:sz w:val="28"/>
+          <w:szCs w:val="28"/>
+          <w:lang w:val="en-US"/>
+        </w:rPr>
+        <w:t>l</w:t>
       </w:r>
       <w:proofErr w:type="spellEnd"/>
       <w:r>
@@ -34784,6 +35995,7 @@
         <w:t xml:space="preserve">5. AI – ML – DL </w:t>
       </w:r>
       <w:proofErr w:type="spellStart"/>
+      <w:proofErr w:type="gramStart"/>
       <w:r>
         <w:rPr>
           <w:rStyle w:val="a4"/>
@@ -34793,7 +36005,19 @@
           <w:szCs w:val="28"/>
           <w:lang w:val="en-US"/>
         </w:rPr>
-        <w:t>o‘rtasidagi</w:t>
+        <w:t>o‘</w:t>
+      </w:r>
+      <w:proofErr w:type="gramEnd"/>
+      <w:r>
+        <w:rPr>
+          <w:rStyle w:val="a4"/>
+          <w:b/>
+          <w:bCs/>
+          <w:sz w:val="28"/>
+          <w:szCs w:val="28"/>
+          <w:lang w:val="en-US"/>
+        </w:rPr>
+        <w:t>rtasidagi</w:t>
       </w:r>
       <w:proofErr w:type="spellEnd"/>
       <w:r>
@@ -35043,13 +36267,23 @@
         <w:t xml:space="preserve"> </w:t>
       </w:r>
       <w:proofErr w:type="spellStart"/>
-      <w:r>
-        <w:rPr>
-          <w:sz w:val="28"/>
-          <w:szCs w:val="28"/>
-          <w:lang w:val="en-US"/>
-        </w:rPr>
-        <w:t>o‘rganadi</w:t>
+      <w:proofErr w:type="gramStart"/>
+      <w:r>
+        <w:rPr>
+          <w:sz w:val="28"/>
+          <w:szCs w:val="28"/>
+          <w:lang w:val="en-US"/>
+        </w:rPr>
+        <w:t>o‘</w:t>
+      </w:r>
+      <w:proofErr w:type="gramEnd"/>
+      <w:r>
+        <w:rPr>
+          <w:sz w:val="28"/>
+          <w:szCs w:val="28"/>
+          <w:lang w:val="en-US"/>
+        </w:rPr>
+        <w:t>rganadi</w:t>
       </w:r>
       <w:proofErr w:type="spellEnd"/>
       <w:r>
@@ -35244,6 +36478,7 @@
         <w:rPr>
           <w:sz w:val="28"/>
           <w:szCs w:val="28"/>
+          <w:lang w:val="en-US"/>
         </w:rPr>
       </w:pPr>
       <w:proofErr w:type="spellStart"/>
@@ -35254,6 +36489,7 @@
           <w:bCs/>
           <w:sz w:val="28"/>
           <w:szCs w:val="28"/>
+          <w:lang w:val="en-US"/>
         </w:rPr>
         <w:t>Xulosa</w:t>
       </w:r>
@@ -35344,13 +36580,23 @@
         <w:t xml:space="preserve"> </w:t>
       </w:r>
       <w:proofErr w:type="spellStart"/>
-      <w:r>
-        <w:rPr>
-          <w:sz w:val="28"/>
-          <w:szCs w:val="28"/>
-          <w:lang w:val="en-US"/>
-        </w:rPr>
-        <w:t>o‘qitish</w:t>
+      <w:proofErr w:type="gramStart"/>
+      <w:r>
+        <w:rPr>
+          <w:sz w:val="28"/>
+          <w:szCs w:val="28"/>
+          <w:lang w:val="en-US"/>
+        </w:rPr>
+        <w:t>o‘</w:t>
+      </w:r>
+      <w:proofErr w:type="gramEnd"/>
+      <w:r>
+        <w:rPr>
+          <w:sz w:val="28"/>
+          <w:szCs w:val="28"/>
+          <w:lang w:val="en-US"/>
+        </w:rPr>
+        <w:t>qitish</w:t>
       </w:r>
       <w:proofErr w:type="spellEnd"/>
       <w:r>
@@ -35626,6 +36872,7 @@
         <w:t xml:space="preserve"> </w:t>
       </w:r>
       <w:proofErr w:type="spellStart"/>
+      <w:proofErr w:type="gramStart"/>
       <w:r>
         <w:rPr>
           <w:rStyle w:val="a4"/>
@@ -35633,7 +36880,17 @@
           <w:szCs w:val="28"/>
           <w:lang w:val="en-US"/>
         </w:rPr>
-        <w:t>o‘rganish</w:t>
+        <w:t>o‘</w:t>
+      </w:r>
+      <w:proofErr w:type="gramEnd"/>
+      <w:r>
+        <w:rPr>
+          <w:rStyle w:val="a4"/>
+          <w:sz w:val="28"/>
+          <w:szCs w:val="28"/>
+          <w:lang w:val="en-US"/>
+        </w:rPr>
+        <w:t>rganish</w:t>
       </w:r>
       <w:proofErr w:type="spellEnd"/>
       <w:r>
@@ -35766,13 +37023,23 @@
         <w:t xml:space="preserve"> </w:t>
       </w:r>
       <w:proofErr w:type="spellStart"/>
-      <w:r>
-        <w:rPr>
-          <w:sz w:val="28"/>
-          <w:szCs w:val="28"/>
-          <w:lang w:val="en-US"/>
-        </w:rPr>
-        <w:t>uyg‘unligi</w:t>
+      <w:proofErr w:type="gramStart"/>
+      <w:r>
+        <w:rPr>
+          <w:sz w:val="28"/>
+          <w:szCs w:val="28"/>
+          <w:lang w:val="en-US"/>
+        </w:rPr>
+        <w:t>uyg‘</w:t>
+      </w:r>
+      <w:proofErr w:type="gramEnd"/>
+      <w:r>
+        <w:rPr>
+          <w:sz w:val="28"/>
+          <w:szCs w:val="28"/>
+          <w:lang w:val="en-US"/>
+        </w:rPr>
+        <w:t>unligi</w:t>
       </w:r>
       <w:proofErr w:type="spellEnd"/>
       <w:r>
@@ -36081,13 +37348,23 @@
         <w:t xml:space="preserve"> </w:t>
       </w:r>
       <w:proofErr w:type="spellStart"/>
-      <w:r>
-        <w:rPr>
-          <w:sz w:val="28"/>
-          <w:szCs w:val="28"/>
-          <w:lang w:val="en-US"/>
-        </w:rPr>
-        <w:t>o‘qitish</w:t>
+      <w:proofErr w:type="gramStart"/>
+      <w:r>
+        <w:rPr>
+          <w:sz w:val="28"/>
+          <w:szCs w:val="28"/>
+          <w:lang w:val="en-US"/>
+        </w:rPr>
+        <w:t>o‘</w:t>
+      </w:r>
+      <w:proofErr w:type="gramEnd"/>
+      <w:r>
+        <w:rPr>
+          <w:sz w:val="28"/>
+          <w:szCs w:val="28"/>
+          <w:lang w:val="en-US"/>
+        </w:rPr>
+        <w:t>qitish</w:t>
       </w:r>
       <w:proofErr w:type="spellEnd"/>
       <w:r>
@@ -36176,7 +37453,25 @@
           <w:szCs w:val="28"/>
           <w:lang w:val="en-US"/>
         </w:rPr>
-        <w:t xml:space="preserve"> har </w:t>
+        <w:t xml:space="preserve"> </w:t>
+      </w:r>
+      <w:proofErr w:type="spellStart"/>
+      <w:r>
+        <w:rPr>
+          <w:sz w:val="28"/>
+          <w:szCs w:val="28"/>
+          <w:lang w:val="en-US"/>
+        </w:rPr>
+        <w:t>har</w:t>
+      </w:r>
+      <w:proofErr w:type="spellEnd"/>
+      <w:r>
+        <w:rPr>
+          <w:sz w:val="28"/>
+          <w:szCs w:val="28"/>
+          <w:lang w:val="en-US"/>
+        </w:rPr>
+        <w:t xml:space="preserve"> </w:t>
       </w:r>
       <w:proofErr w:type="spellStart"/>
       <w:r>
@@ -36308,7 +37603,29 @@
           <w:lang w:val="en-US"/>
         </w:rPr>
         <w:lastRenderedPageBreak/>
-        <w:t xml:space="preserve">3-O‘quv </w:t>
+        <w:t>3-</w:t>
+      </w:r>
+      <w:proofErr w:type="gramStart"/>
+      <w:r>
+        <w:rPr>
+          <w:rFonts w:ascii="Times New Roman" w:hAnsi="Times New Roman" w:cs="Times New Roman"/>
+          <w:color w:val="auto"/>
+          <w:sz w:val="28"/>
+          <w:szCs w:val="28"/>
+          <w:lang w:val="en-US"/>
+        </w:rPr>
+        <w:t>O‘</w:t>
+      </w:r>
+      <w:proofErr w:type="gramEnd"/>
+      <w:r>
+        <w:rPr>
+          <w:rFonts w:ascii="Times New Roman" w:hAnsi="Times New Roman" w:cs="Times New Roman"/>
+          <w:color w:val="auto"/>
+          <w:sz w:val="28"/>
+          <w:szCs w:val="28"/>
+          <w:lang w:val="en-US"/>
+        </w:rPr>
+        <w:t xml:space="preserve">quv </w:t>
       </w:r>
       <w:proofErr w:type="spellStart"/>
       <w:r>
@@ -36584,13 +37901,23 @@
         <w:t xml:space="preserve"> </w:t>
       </w:r>
       <w:proofErr w:type="spellStart"/>
-      <w:r>
-        <w:rPr>
-          <w:sz w:val="28"/>
-          <w:szCs w:val="28"/>
-          <w:lang w:val="en-US"/>
-        </w:rPr>
-        <w:t>bo‘lib</w:t>
+      <w:proofErr w:type="gramStart"/>
+      <w:r>
+        <w:rPr>
+          <w:sz w:val="28"/>
+          <w:szCs w:val="28"/>
+          <w:lang w:val="en-US"/>
+        </w:rPr>
+        <w:t>bo‘</w:t>
+      </w:r>
+      <w:proofErr w:type="gramEnd"/>
+      <w:r>
+        <w:rPr>
+          <w:sz w:val="28"/>
+          <w:szCs w:val="28"/>
+          <w:lang w:val="en-US"/>
+        </w:rPr>
+        <w:t>lib</w:t>
       </w:r>
       <w:proofErr w:type="spellEnd"/>
       <w:r>
@@ -37084,13 +38411,23 @@
         <w:t xml:space="preserve"> </w:t>
       </w:r>
       <w:proofErr w:type="spellStart"/>
-      <w:r>
-        <w:rPr>
-          <w:sz w:val="28"/>
-          <w:szCs w:val="28"/>
-          <w:lang w:val="en-US"/>
-        </w:rPr>
-        <w:t>o‘qitish</w:t>
+      <w:proofErr w:type="gramStart"/>
+      <w:r>
+        <w:rPr>
+          <w:sz w:val="28"/>
+          <w:szCs w:val="28"/>
+          <w:lang w:val="en-US"/>
+        </w:rPr>
+        <w:t>o‘</w:t>
+      </w:r>
+      <w:proofErr w:type="gramEnd"/>
+      <w:r>
+        <w:rPr>
+          <w:sz w:val="28"/>
+          <w:szCs w:val="28"/>
+          <w:lang w:val="en-US"/>
+        </w:rPr>
+        <w:t>qitish</w:t>
       </w:r>
       <w:proofErr w:type="spellEnd"/>
       <w:r>
@@ -37342,13 +38679,23 @@
         <w:t xml:space="preserve"> </w:t>
       </w:r>
       <w:proofErr w:type="spellStart"/>
-      <w:r>
-        <w:rPr>
-          <w:sz w:val="28"/>
-          <w:szCs w:val="28"/>
-          <w:lang w:val="en-US"/>
-        </w:rPr>
-        <w:t>o‘rnatish</w:t>
+      <w:proofErr w:type="gramStart"/>
+      <w:r>
+        <w:rPr>
+          <w:sz w:val="28"/>
+          <w:szCs w:val="28"/>
+          <w:lang w:val="en-US"/>
+        </w:rPr>
+        <w:t>o‘</w:t>
+      </w:r>
+      <w:proofErr w:type="gramEnd"/>
+      <w:r>
+        <w:rPr>
+          <w:sz w:val="28"/>
+          <w:szCs w:val="28"/>
+          <w:lang w:val="en-US"/>
+        </w:rPr>
+        <w:t>rnatish</w:t>
       </w:r>
       <w:proofErr w:type="spellEnd"/>
       <w:r>
@@ -37464,16 +38811,14 @@
       <w:r>
         <w:rPr>
           <w:rStyle w:val="HTML1"/>
-          <w:sz w:val="28"/>
-          <w:szCs w:val="28"/>
+          <w:sz w:val="24"/>
+          <w:szCs w:val="24"/>
           <w:lang w:val="en-US"/>
         </w:rPr>
         <w:t>https://www.anaconda.com</w:t>
       </w:r>
       <w:r>
         <w:rPr>
-          <w:sz w:val="28"/>
-          <w:szCs w:val="28"/>
           <w:lang w:val="en-US"/>
         </w:rPr>
         <w:t xml:space="preserve"> </w:t>
@@ -37585,13 +38930,23 @@
         </w:rPr>
       </w:pPr>
       <w:proofErr w:type="spellStart"/>
-      <w:r>
-        <w:rPr>
-          <w:sz w:val="28"/>
-          <w:szCs w:val="28"/>
-          <w:lang w:val="en-US"/>
-        </w:rPr>
-        <w:t>O‘rnatish</w:t>
+      <w:proofErr w:type="gramStart"/>
+      <w:r>
+        <w:rPr>
+          <w:sz w:val="28"/>
+          <w:szCs w:val="28"/>
+          <w:lang w:val="en-US"/>
+        </w:rPr>
+        <w:t>O‘</w:t>
+      </w:r>
+      <w:proofErr w:type="gramEnd"/>
+      <w:r>
+        <w:rPr>
+          <w:sz w:val="28"/>
+          <w:szCs w:val="28"/>
+          <w:lang w:val="en-US"/>
+        </w:rPr>
+        <w:t>rnatish</w:t>
       </w:r>
       <w:proofErr w:type="spellEnd"/>
       <w:r>
@@ -37674,13 +39029,23 @@
         </w:rPr>
       </w:pPr>
       <w:proofErr w:type="spellStart"/>
-      <w:r>
-        <w:rPr>
-          <w:sz w:val="28"/>
-          <w:szCs w:val="28"/>
-          <w:lang w:val="en-US"/>
-        </w:rPr>
-        <w:t>O‘rnatilgandan</w:t>
+      <w:proofErr w:type="gramStart"/>
+      <w:r>
+        <w:rPr>
+          <w:sz w:val="28"/>
+          <w:szCs w:val="28"/>
+          <w:lang w:val="en-US"/>
+        </w:rPr>
+        <w:t>O‘</w:t>
+      </w:r>
+      <w:proofErr w:type="gramEnd"/>
+      <w:r>
+        <w:rPr>
+          <w:sz w:val="28"/>
+          <w:szCs w:val="28"/>
+          <w:lang w:val="en-US"/>
+        </w:rPr>
+        <w:t>rnatilgandan</w:t>
       </w:r>
       <w:proofErr w:type="spellEnd"/>
       <w:r>
@@ -37875,23 +39240,6 @@
           <w:lang w:val="en-US"/>
         </w:rPr>
       </w:pPr>
-      <w:r>
-        <w:rPr>
-          <w:rFonts w:ascii="Segoe UI Emoji" w:hAnsi="Segoe UI Emoji" w:cs="Segoe UI Emoji"/>
-          <w:sz w:val="28"/>
-          <w:szCs w:val="28"/>
-          <w:lang w:val="en-US"/>
-        </w:rPr>
-        <w:t>✔</w:t>
-      </w:r>
-      <w:r>
-        <w:rPr>
-          <w:sz w:val="28"/>
-          <w:szCs w:val="28"/>
-          <w:lang w:val="en-US"/>
-        </w:rPr>
-        <w:t xml:space="preserve"> </w:t>
-      </w:r>
       <w:proofErr w:type="spellStart"/>
       <w:r>
         <w:rPr>
@@ -37947,25 +39295,7 @@
           <w:szCs w:val="28"/>
           <w:lang w:val="en-US"/>
         </w:rPr>
-        <w:t xml:space="preserve">, NumPy, Pandas, Matplotlib, </w:t>
-      </w:r>
-      <w:proofErr w:type="spellStart"/>
-      <w:r>
-        <w:rPr>
-          <w:sz w:val="28"/>
-          <w:szCs w:val="28"/>
-          <w:lang w:val="en-US"/>
-        </w:rPr>
-        <w:t>Scikit</w:t>
-      </w:r>
-      <w:proofErr w:type="spellEnd"/>
-      <w:r>
-        <w:rPr>
-          <w:sz w:val="28"/>
-          <w:szCs w:val="28"/>
-          <w:lang w:val="en-US"/>
-        </w:rPr>
-        <w:t xml:space="preserve">-learn </w:t>
+        <w:t xml:space="preserve">, NumPy, Pandas, Matplotlib, Scikit-learn </w:t>
       </w:r>
       <w:proofErr w:type="spellStart"/>
       <w:r>
@@ -38024,6 +39354,7 @@
         <w:t xml:space="preserve"> </w:t>
       </w:r>
       <w:proofErr w:type="spellStart"/>
+      <w:proofErr w:type="gramStart"/>
       <w:r>
         <w:rPr>
           <w:rStyle w:val="a4"/>
@@ -38031,7 +39362,17 @@
           <w:szCs w:val="28"/>
           <w:lang w:val="en-US"/>
         </w:rPr>
-        <w:t>o‘rnatilgan</w:t>
+        <w:t>o‘</w:t>
+      </w:r>
+      <w:proofErr w:type="gramEnd"/>
+      <w:r>
+        <w:rPr>
+          <w:rStyle w:val="a4"/>
+          <w:sz w:val="28"/>
+          <w:szCs w:val="28"/>
+          <w:lang w:val="en-US"/>
+        </w:rPr>
+        <w:t>rnatilgan</w:t>
       </w:r>
       <w:proofErr w:type="spellEnd"/>
       <w:r>
@@ -38174,13 +39515,23 @@
         <w:t xml:space="preserve"> Python </w:t>
       </w:r>
       <w:proofErr w:type="spellStart"/>
-      <w:r>
-        <w:rPr>
-          <w:sz w:val="28"/>
-          <w:szCs w:val="28"/>
-          <w:lang w:val="en-US"/>
-        </w:rPr>
-        <w:t>o‘rnatilgan</w:t>
+      <w:proofErr w:type="gramStart"/>
+      <w:r>
+        <w:rPr>
+          <w:sz w:val="28"/>
+          <w:szCs w:val="28"/>
+          <w:lang w:val="en-US"/>
+        </w:rPr>
+        <w:t>o‘</w:t>
+      </w:r>
+      <w:proofErr w:type="gramEnd"/>
+      <w:r>
+        <w:rPr>
+          <w:sz w:val="28"/>
+          <w:szCs w:val="28"/>
+          <w:lang w:val="en-US"/>
+        </w:rPr>
+        <w:t>rnatilgan</w:t>
       </w:r>
       <w:proofErr w:type="spellEnd"/>
       <w:r>
@@ -38254,16 +39605,16 @@
         <w:jc w:val="both"/>
         <w:rPr>
           <w:rStyle w:val="HTML1"/>
-          <w:sz w:val="28"/>
-          <w:szCs w:val="28"/>
+          <w:sz w:val="24"/>
+          <w:szCs w:val="24"/>
           <w:lang w:val="en-US"/>
         </w:rPr>
       </w:pPr>
       <w:r>
         <w:rPr>
           <w:rStyle w:val="HTML1"/>
-          <w:sz w:val="28"/>
-          <w:szCs w:val="28"/>
+          <w:sz w:val="24"/>
+          <w:szCs w:val="24"/>
           <w:lang w:val="en-US"/>
         </w:rPr>
         <w:t xml:space="preserve">pip install </w:t>
@@ -38272,8 +39623,8 @@
       <w:r>
         <w:rPr>
           <w:rStyle w:val="HTML1"/>
-          <w:sz w:val="28"/>
-          <w:szCs w:val="28"/>
+          <w:sz w:val="24"/>
+          <w:szCs w:val="24"/>
           <w:lang w:val="en-US"/>
         </w:rPr>
         <w:t>jupyter</w:t>
@@ -38319,8 +39670,8 @@
         <w:jc w:val="both"/>
         <w:rPr>
           <w:rStyle w:val="HTML1"/>
-          <w:sz w:val="28"/>
-          <w:szCs w:val="28"/>
+          <w:sz w:val="24"/>
+          <w:szCs w:val="24"/>
           <w:lang w:val="en-US"/>
         </w:rPr>
       </w:pPr>
@@ -38328,8 +39679,8 @@
       <w:r>
         <w:rPr>
           <w:rStyle w:val="HTML1"/>
-          <w:sz w:val="28"/>
-          <w:szCs w:val="28"/>
+          <w:sz w:val="24"/>
+          <w:szCs w:val="24"/>
           <w:lang w:val="en-US"/>
         </w:rPr>
         <w:t>jupyter</w:t>
@@ -38338,8 +39689,8 @@
       <w:r>
         <w:rPr>
           <w:rStyle w:val="HTML1"/>
-          <w:sz w:val="28"/>
-          <w:szCs w:val="28"/>
+          <w:sz w:val="24"/>
+          <w:szCs w:val="24"/>
           <w:lang w:val="en-US"/>
         </w:rPr>
         <w:t xml:space="preserve"> notebook</w:t>
@@ -38358,13 +39709,23 @@
         </w:rPr>
       </w:pPr>
       <w:proofErr w:type="spellStart"/>
-      <w:r>
-        <w:rPr>
-          <w:sz w:val="28"/>
-          <w:szCs w:val="28"/>
-          <w:lang w:val="en-US"/>
-        </w:rPr>
-        <w:t>buyrug‘ini</w:t>
+      <w:proofErr w:type="gramStart"/>
+      <w:r>
+        <w:rPr>
+          <w:sz w:val="28"/>
+          <w:szCs w:val="28"/>
+          <w:lang w:val="en-US"/>
+        </w:rPr>
+        <w:t>buyrug‘</w:t>
+      </w:r>
+      <w:proofErr w:type="gramEnd"/>
+      <w:r>
+        <w:rPr>
+          <w:sz w:val="28"/>
+          <w:szCs w:val="28"/>
+          <w:lang w:val="en-US"/>
+        </w:rPr>
+        <w:t>ini</w:t>
       </w:r>
       <w:proofErr w:type="spellEnd"/>
       <w:r>
@@ -38581,12 +39942,8 @@
     <w:p>
       <w:pPr>
         <w:pStyle w:val="a3"/>
-        <w:numPr>
-          <w:ilvl w:val="0"/>
-          <w:numId w:val="11"/>
-        </w:numPr>
         <w:spacing w:before="0" w:beforeAutospacing="0" w:after="0" w:afterAutospacing="0" w:line="276" w:lineRule="auto"/>
-        <w:ind w:left="0" w:firstLine="709"/>
+        <w:ind w:left="709"/>
         <w:jc w:val="both"/>
         <w:rPr>
           <w:sz w:val="28"/>
@@ -38615,12 +39972,8 @@
     <w:p>
       <w:pPr>
         <w:pStyle w:val="a3"/>
-        <w:numPr>
-          <w:ilvl w:val="0"/>
-          <w:numId w:val="11"/>
-        </w:numPr>
         <w:spacing w:before="0" w:beforeAutospacing="0" w:after="0" w:afterAutospacing="0" w:line="276" w:lineRule="auto"/>
-        <w:ind w:left="0" w:firstLine="709"/>
+        <w:ind w:left="709"/>
         <w:jc w:val="both"/>
         <w:rPr>
           <w:sz w:val="28"/>
@@ -38687,12 +40040,8 @@
     <w:p>
       <w:pPr>
         <w:pStyle w:val="a3"/>
-        <w:numPr>
-          <w:ilvl w:val="0"/>
-          <w:numId w:val="11"/>
-        </w:numPr>
         <w:spacing w:before="0" w:beforeAutospacing="0" w:after="0" w:afterAutospacing="0" w:line="276" w:lineRule="auto"/>
-        <w:ind w:left="0" w:firstLine="709"/>
+        <w:ind w:left="709"/>
         <w:jc w:val="both"/>
         <w:rPr>
           <w:sz w:val="28"/>
@@ -38714,12 +40063,8 @@
     <w:p>
       <w:pPr>
         <w:pStyle w:val="a3"/>
-        <w:numPr>
-          <w:ilvl w:val="0"/>
-          <w:numId w:val="11"/>
-        </w:numPr>
         <w:spacing w:before="0" w:beforeAutospacing="0" w:after="0" w:afterAutospacing="0" w:line="276" w:lineRule="auto"/>
-        <w:ind w:left="0" w:firstLine="709"/>
+        <w:ind w:left="709"/>
         <w:jc w:val="both"/>
         <w:rPr>
           <w:sz w:val="28"/>
@@ -38738,16 +40083,14 @@
       <w:r>
         <w:rPr>
           <w:rStyle w:val="HTML1"/>
-          <w:sz w:val="28"/>
-          <w:szCs w:val="28"/>
+          <w:sz w:val="24"/>
+          <w:szCs w:val="24"/>
           <w:lang w:val="en-US"/>
         </w:rPr>
         <w:t>Anaconda Prompt</w:t>
       </w:r>
       <w:r>
         <w:rPr>
-          <w:sz w:val="28"/>
-          <w:szCs w:val="28"/>
           <w:lang w:val="en-US"/>
         </w:rPr>
         <w:t xml:space="preserve"> / </w:t>
@@ -38755,19 +40098,25 @@
       <w:r>
         <w:rPr>
           <w:rStyle w:val="HTML1"/>
-          <w:sz w:val="28"/>
-          <w:szCs w:val="28"/>
+          <w:sz w:val="24"/>
+          <w:szCs w:val="24"/>
           <w:lang w:val="en-US"/>
         </w:rPr>
         <w:t>CMD</w:t>
       </w:r>
       <w:r>
         <w:rPr>
-          <w:sz w:val="28"/>
-          <w:szCs w:val="28"/>
-          <w:lang w:val="en-US"/>
-        </w:rPr>
-        <w:t xml:space="preserve"> da </w:t>
+          <w:lang w:val="en-US"/>
+        </w:rPr>
+        <w:t xml:space="preserve"> </w:t>
+      </w:r>
+      <w:r>
+        <w:rPr>
+          <w:sz w:val="28"/>
+          <w:szCs w:val="28"/>
+          <w:lang w:val="en-US"/>
+        </w:rPr>
+        <w:t xml:space="preserve">da </w:t>
       </w:r>
       <w:proofErr w:type="spellStart"/>
       <w:r>
@@ -38827,28 +40176,21 @@
     <w:p>
       <w:pPr>
         <w:pStyle w:val="HTML"/>
-        <w:numPr>
-          <w:ilvl w:val="0"/>
-          <w:numId w:val="11"/>
-        </w:numPr>
-        <w:tabs>
-          <w:tab w:val="clear" w:pos="720"/>
-        </w:tabs>
         <w:spacing w:line="276" w:lineRule="auto"/>
-        <w:ind w:left="0" w:firstLine="709"/>
+        <w:ind w:left="709"/>
         <w:jc w:val="both"/>
         <w:rPr>
           <w:rStyle w:val="HTML1"/>
-          <w:sz w:val="28"/>
-          <w:szCs w:val="28"/>
+          <w:sz w:val="24"/>
+          <w:szCs w:val="24"/>
         </w:rPr>
       </w:pPr>
       <w:proofErr w:type="spellStart"/>
       <w:r>
         <w:rPr>
           <w:rStyle w:val="HTML1"/>
-          <w:sz w:val="28"/>
-          <w:szCs w:val="28"/>
+          <w:sz w:val="24"/>
+          <w:szCs w:val="24"/>
         </w:rPr>
         <w:t>jupyter</w:t>
       </w:r>
@@ -38856,8 +40198,8 @@
       <w:r>
         <w:rPr>
           <w:rStyle w:val="HTML1"/>
-          <w:sz w:val="28"/>
-          <w:szCs w:val="28"/>
+          <w:sz w:val="24"/>
+          <w:szCs w:val="24"/>
         </w:rPr>
         <w:t xml:space="preserve"> </w:t>
       </w:r>
@@ -38865,8 +40207,8 @@
       <w:r>
         <w:rPr>
           <w:rStyle w:val="HTML1"/>
-          <w:sz w:val="28"/>
-          <w:szCs w:val="28"/>
+          <w:sz w:val="24"/>
+          <w:szCs w:val="24"/>
         </w:rPr>
         <w:t>notebook</w:t>
       </w:r>
@@ -38875,12 +40217,8 @@
     <w:p>
       <w:pPr>
         <w:pStyle w:val="a3"/>
-        <w:numPr>
-          <w:ilvl w:val="0"/>
-          <w:numId w:val="11"/>
-        </w:numPr>
         <w:spacing w:before="0" w:beforeAutospacing="0" w:after="0" w:afterAutospacing="0" w:line="276" w:lineRule="auto"/>
-        <w:ind w:left="0" w:firstLine="709"/>
+        <w:ind w:left="709"/>
         <w:jc w:val="both"/>
         <w:rPr>
           <w:sz w:val="28"/>
@@ -38909,12 +40247,8 @@
     <w:p>
       <w:pPr>
         <w:pStyle w:val="a3"/>
-        <w:numPr>
-          <w:ilvl w:val="0"/>
-          <w:numId w:val="11"/>
-        </w:numPr>
         <w:spacing w:before="0" w:beforeAutospacing="0" w:after="0" w:afterAutospacing="0" w:line="276" w:lineRule="auto"/>
-        <w:ind w:left="0" w:firstLine="709"/>
+        <w:ind w:left="709"/>
         <w:jc w:val="both"/>
         <w:rPr>
           <w:sz w:val="28"/>
@@ -39070,28 +40404,21 @@
     <w:p>
       <w:pPr>
         <w:pStyle w:val="HTML"/>
-        <w:numPr>
-          <w:ilvl w:val="0"/>
-          <w:numId w:val="11"/>
-        </w:numPr>
-        <w:tabs>
-          <w:tab w:val="clear" w:pos="720"/>
-        </w:tabs>
         <w:spacing w:line="276" w:lineRule="auto"/>
-        <w:ind w:left="0" w:firstLine="709"/>
+        <w:ind w:left="709"/>
         <w:jc w:val="both"/>
         <w:rPr>
           <w:rStyle w:val="HTML1"/>
-          <w:sz w:val="28"/>
-          <w:szCs w:val="28"/>
+          <w:sz w:val="24"/>
+          <w:szCs w:val="24"/>
         </w:rPr>
       </w:pPr>
       <w:proofErr w:type="spellStart"/>
       <w:r>
         <w:rPr>
           <w:rStyle w:val="HTML1"/>
-          <w:sz w:val="28"/>
-          <w:szCs w:val="28"/>
+          <w:sz w:val="24"/>
+          <w:szCs w:val="24"/>
         </w:rPr>
         <w:t>jupyter</w:t>
       </w:r>
@@ -39099,8 +40426,8 @@
       <w:r>
         <w:rPr>
           <w:rStyle w:val="HTML1"/>
-          <w:sz w:val="28"/>
-          <w:szCs w:val="28"/>
+          <w:sz w:val="24"/>
+          <w:szCs w:val="24"/>
         </w:rPr>
         <w:t xml:space="preserve"> </w:t>
       </w:r>
@@ -39108,8 +40435,8 @@
       <w:r>
         <w:rPr>
           <w:rStyle w:val="HTML1"/>
-          <w:sz w:val="28"/>
-          <w:szCs w:val="28"/>
+          <w:sz w:val="24"/>
+          <w:szCs w:val="24"/>
         </w:rPr>
         <w:t>notebook</w:t>
       </w:r>
@@ -39127,22 +40454,6 @@
           <w:lang w:val="en-US"/>
         </w:rPr>
       </w:pPr>
-      <w:r>
-        <w:rPr>
-          <w:rFonts w:ascii="Segoe UI Emoji" w:hAnsi="Segoe UI Emoji" w:cs="Segoe UI Emoji"/>
-          <w:sz w:val="28"/>
-          <w:szCs w:val="28"/>
-        </w:rPr>
-        <w:t>🔹</w:t>
-      </w:r>
-      <w:r>
-        <w:rPr>
-          <w:sz w:val="28"/>
-          <w:szCs w:val="28"/>
-          <w:lang w:val="en-US"/>
-        </w:rPr>
-        <w:t xml:space="preserve"> </w:t>
-      </w:r>
       <w:proofErr w:type="spellStart"/>
       <w:r>
         <w:rPr>
@@ -39182,16 +40493,14 @@
       <w:r>
         <w:rPr>
           <w:rStyle w:val="HTML1"/>
-          <w:sz w:val="28"/>
-          <w:szCs w:val="28"/>
+          <w:sz w:val="24"/>
+          <w:szCs w:val="24"/>
           <w:lang w:val="en-US"/>
         </w:rPr>
         <w:t>http://localhost:8888</w:t>
       </w:r>
       <w:r>
         <w:rPr>
-          <w:sz w:val="28"/>
-          <w:szCs w:val="28"/>
           <w:lang w:val="en-US"/>
         </w:rPr>
         <w:t xml:space="preserve"> </w:t>
@@ -39287,13 +40596,23 @@
         <w:t xml:space="preserve"> </w:t>
       </w:r>
       <w:proofErr w:type="spellStart"/>
-      <w:r>
-        <w:rPr>
-          <w:sz w:val="28"/>
-          <w:szCs w:val="28"/>
-          <w:lang w:val="en-US"/>
-        </w:rPr>
-        <w:t>ro‘yxati</w:t>
+      <w:proofErr w:type="gramStart"/>
+      <w:r>
+        <w:rPr>
+          <w:sz w:val="28"/>
+          <w:szCs w:val="28"/>
+          <w:lang w:val="en-US"/>
+        </w:rPr>
+        <w:t>ro‘</w:t>
+      </w:r>
+      <w:proofErr w:type="gramEnd"/>
+      <w:r>
+        <w:rPr>
+          <w:sz w:val="28"/>
+          <w:szCs w:val="28"/>
+          <w:lang w:val="en-US"/>
+        </w:rPr>
+        <w:t>yxati</w:t>
       </w:r>
       <w:proofErr w:type="spellEnd"/>
       <w:r>
@@ -39445,7 +40764,6 @@
           <w:szCs w:val="28"/>
           <w:lang w:val="en-US"/>
         </w:rPr>
-        <w:lastRenderedPageBreak/>
         <w:t>Yangi</w:t>
       </w:r>
       <w:proofErr w:type="spellEnd"/>
@@ -39513,6 +40831,7 @@
           <w:szCs w:val="28"/>
           <w:lang w:val="en-US"/>
         </w:rPr>
+        <w:lastRenderedPageBreak/>
         <w:t>New → Python 3 (</w:t>
       </w:r>
       <w:proofErr w:type="spellStart"/>
@@ -39751,16 +41070,14 @@
       <w:r>
         <w:rPr>
           <w:rStyle w:val="HTML1"/>
-          <w:sz w:val="28"/>
-          <w:szCs w:val="28"/>
+          <w:sz w:val="24"/>
+          <w:szCs w:val="24"/>
           <w:lang w:val="en-US"/>
         </w:rPr>
         <w:t>File</w:t>
       </w:r>
       <w:r>
         <w:rPr>
-          <w:sz w:val="28"/>
-          <w:szCs w:val="28"/>
           <w:lang w:val="en-US"/>
         </w:rPr>
         <w:t xml:space="preserve">, </w:t>
@@ -39768,16 +41085,14 @@
       <w:r>
         <w:rPr>
           <w:rStyle w:val="HTML1"/>
-          <w:sz w:val="28"/>
-          <w:szCs w:val="28"/>
+          <w:sz w:val="24"/>
+          <w:szCs w:val="24"/>
           <w:lang w:val="en-US"/>
         </w:rPr>
         <w:t>Edit</w:t>
       </w:r>
       <w:r>
         <w:rPr>
-          <w:sz w:val="28"/>
-          <w:szCs w:val="28"/>
           <w:lang w:val="en-US"/>
         </w:rPr>
         <w:t xml:space="preserve">, </w:t>
@@ -39785,16 +41100,14 @@
       <w:r>
         <w:rPr>
           <w:rStyle w:val="HTML1"/>
-          <w:sz w:val="28"/>
-          <w:szCs w:val="28"/>
+          <w:sz w:val="24"/>
+          <w:szCs w:val="24"/>
           <w:lang w:val="en-US"/>
         </w:rPr>
         <w:t>View</w:t>
       </w:r>
       <w:r>
         <w:rPr>
-          <w:sz w:val="28"/>
-          <w:szCs w:val="28"/>
           <w:lang w:val="en-US"/>
         </w:rPr>
         <w:t xml:space="preserve">, </w:t>
@@ -39802,16 +41115,14 @@
       <w:r>
         <w:rPr>
           <w:rStyle w:val="HTML1"/>
-          <w:sz w:val="28"/>
-          <w:szCs w:val="28"/>
+          <w:sz w:val="24"/>
+          <w:szCs w:val="24"/>
           <w:lang w:val="en-US"/>
         </w:rPr>
         <w:t>Insert</w:t>
       </w:r>
       <w:r>
         <w:rPr>
-          <w:sz w:val="28"/>
-          <w:szCs w:val="28"/>
           <w:lang w:val="en-US"/>
         </w:rPr>
         <w:t xml:space="preserve">, </w:t>
@@ -39819,16 +41130,14 @@
       <w:r>
         <w:rPr>
           <w:rStyle w:val="HTML1"/>
-          <w:sz w:val="28"/>
-          <w:szCs w:val="28"/>
+          <w:sz w:val="24"/>
+          <w:szCs w:val="24"/>
           <w:lang w:val="en-US"/>
         </w:rPr>
         <w:t>Cell</w:t>
       </w:r>
       <w:r>
         <w:rPr>
-          <w:sz w:val="28"/>
-          <w:szCs w:val="28"/>
           <w:lang w:val="en-US"/>
         </w:rPr>
         <w:t xml:space="preserve">, </w:t>
@@ -39836,16 +41145,14 @@
       <w:r>
         <w:rPr>
           <w:rStyle w:val="HTML1"/>
-          <w:sz w:val="28"/>
-          <w:szCs w:val="28"/>
+          <w:sz w:val="24"/>
+          <w:szCs w:val="24"/>
           <w:lang w:val="en-US"/>
         </w:rPr>
         <w:t>Kernel</w:t>
       </w:r>
       <w:r>
         <w:rPr>
-          <w:sz w:val="28"/>
-          <w:szCs w:val="28"/>
           <w:lang w:val="en-US"/>
         </w:rPr>
         <w:t xml:space="preserve">, </w:t>
@@ -39853,16 +41160,14 @@
       <w:r>
         <w:rPr>
           <w:rStyle w:val="HTML1"/>
-          <w:sz w:val="28"/>
-          <w:szCs w:val="28"/>
+          <w:sz w:val="24"/>
+          <w:szCs w:val="24"/>
           <w:lang w:val="en-US"/>
         </w:rPr>
         <w:t>Help</w:t>
       </w:r>
       <w:r>
         <w:rPr>
-          <w:sz w:val="28"/>
-          <w:szCs w:val="28"/>
           <w:lang w:val="en-US"/>
         </w:rPr>
         <w:t xml:space="preserve"> </w:t>
@@ -39928,7 +41233,7 @@
           <w:szCs w:val="28"/>
           <w:lang w:val="en-US"/>
         </w:rPr>
-        <w:t>Asboblar</w:t>
+        <w:t>Uskunalar</w:t>
       </w:r>
       <w:proofErr w:type="spellEnd"/>
       <w:r>
@@ -40065,13 +41370,23 @@
         <w:t xml:space="preserve"> </w:t>
       </w:r>
       <w:proofErr w:type="spellStart"/>
-      <w:r>
-        <w:rPr>
-          <w:sz w:val="28"/>
-          <w:szCs w:val="28"/>
-          <w:lang w:val="en-US"/>
-        </w:rPr>
-        <w:t>ko‘chirish</w:t>
+      <w:proofErr w:type="gramStart"/>
+      <w:r>
+        <w:rPr>
+          <w:sz w:val="28"/>
+          <w:szCs w:val="28"/>
+          <w:lang w:val="en-US"/>
+        </w:rPr>
+        <w:t>ko‘</w:t>
+      </w:r>
+      <w:proofErr w:type="gramEnd"/>
+      <w:r>
+        <w:rPr>
+          <w:sz w:val="28"/>
+          <w:szCs w:val="28"/>
+          <w:lang w:val="en-US"/>
+        </w:rPr>
+        <w:t>chirish</w:t>
       </w:r>
       <w:proofErr w:type="spellEnd"/>
       <w:r>
@@ -40554,16 +41869,16 @@
         <w:jc w:val="both"/>
         <w:rPr>
           <w:rStyle w:val="HTML1"/>
-          <w:sz w:val="28"/>
-          <w:szCs w:val="28"/>
+          <w:sz w:val="24"/>
+          <w:szCs w:val="24"/>
           <w:lang w:val="en-US"/>
         </w:rPr>
       </w:pPr>
       <w:r>
         <w:rPr>
           <w:rStyle w:val="HTML1"/>
-          <w:sz w:val="28"/>
-          <w:szCs w:val="28"/>
+          <w:sz w:val="24"/>
+          <w:szCs w:val="24"/>
           <w:lang w:val="en-US"/>
         </w:rPr>
         <w:t>a = 5</w:t>
@@ -40577,16 +41892,16 @@
         <w:jc w:val="both"/>
         <w:rPr>
           <w:rStyle w:val="HTML1"/>
-          <w:sz w:val="28"/>
-          <w:szCs w:val="28"/>
+          <w:sz w:val="24"/>
+          <w:szCs w:val="24"/>
           <w:lang w:val="en-US"/>
         </w:rPr>
       </w:pPr>
       <w:r>
         <w:rPr>
           <w:rStyle w:val="HTML1"/>
-          <w:sz w:val="28"/>
-          <w:szCs w:val="28"/>
+          <w:sz w:val="24"/>
+          <w:szCs w:val="24"/>
           <w:lang w:val="en-US"/>
         </w:rPr>
         <w:t>b = 7</w:t>
@@ -40600,16 +41915,16 @@
         <w:jc w:val="both"/>
         <w:rPr>
           <w:rStyle w:val="HTML1"/>
-          <w:sz w:val="28"/>
-          <w:szCs w:val="28"/>
+          <w:sz w:val="24"/>
+          <w:szCs w:val="24"/>
           <w:lang w:val="en-US"/>
         </w:rPr>
       </w:pPr>
       <w:r>
         <w:rPr>
           <w:rStyle w:val="HTML1"/>
-          <w:sz w:val="28"/>
-          <w:szCs w:val="28"/>
+          <w:sz w:val="24"/>
+          <w:szCs w:val="24"/>
           <w:lang w:val="en-US"/>
         </w:rPr>
         <w:t>a + b</w:t>
@@ -40701,19 +42016,25 @@
       <w:r>
         <w:rPr>
           <w:rStyle w:val="HTML1"/>
-          <w:sz w:val="28"/>
-          <w:szCs w:val="28"/>
+          <w:sz w:val="24"/>
+          <w:szCs w:val="24"/>
           <w:lang w:val="en-US"/>
         </w:rPr>
         <w:t>Shift + Enter</w:t>
       </w:r>
       <w:r>
         <w:rPr>
-          <w:sz w:val="28"/>
-          <w:szCs w:val="28"/>
-          <w:lang w:val="en-US"/>
-        </w:rPr>
-        <w:t xml:space="preserve"> – </w:t>
+          <w:lang w:val="en-US"/>
+        </w:rPr>
+        <w:t xml:space="preserve"> </w:t>
+      </w:r>
+      <w:r>
+        <w:rPr>
+          <w:sz w:val="28"/>
+          <w:szCs w:val="28"/>
+          <w:lang w:val="en-US"/>
+        </w:rPr>
+        <w:t xml:space="preserve">– </w:t>
       </w:r>
       <w:proofErr w:type="spellStart"/>
       <w:r>
@@ -40788,13 +42109,23 @@
         <w:t xml:space="preserve"> </w:t>
       </w:r>
       <w:proofErr w:type="spellStart"/>
-      <w:r>
-        <w:rPr>
-          <w:sz w:val="28"/>
-          <w:szCs w:val="28"/>
-          <w:lang w:val="en-US"/>
-        </w:rPr>
-        <w:t>o‘tadi</w:t>
+      <w:proofErr w:type="gramStart"/>
+      <w:r>
+        <w:rPr>
+          <w:sz w:val="28"/>
+          <w:szCs w:val="28"/>
+          <w:lang w:val="en-US"/>
+        </w:rPr>
+        <w:t>o‘</w:t>
+      </w:r>
+      <w:proofErr w:type="gramEnd"/>
+      <w:r>
+        <w:rPr>
+          <w:sz w:val="28"/>
+          <w:szCs w:val="28"/>
+          <w:lang w:val="en-US"/>
+        </w:rPr>
+        <w:t>tadi</w:t>
       </w:r>
       <w:proofErr w:type="spellEnd"/>
     </w:p>
@@ -40817,19 +42148,25 @@
       <w:r>
         <w:rPr>
           <w:rStyle w:val="HTML1"/>
-          <w:sz w:val="28"/>
-          <w:szCs w:val="28"/>
+          <w:sz w:val="24"/>
+          <w:szCs w:val="24"/>
           <w:lang w:val="en-US"/>
         </w:rPr>
         <w:t>Ctrl + Enter</w:t>
       </w:r>
       <w:r>
         <w:rPr>
-          <w:sz w:val="28"/>
-          <w:szCs w:val="28"/>
-          <w:lang w:val="en-US"/>
-        </w:rPr>
-        <w:t xml:space="preserve"> – </w:t>
+          <w:lang w:val="en-US"/>
+        </w:rPr>
+        <w:t xml:space="preserve"> </w:t>
+      </w:r>
+      <w:r>
+        <w:rPr>
+          <w:sz w:val="28"/>
+          <w:szCs w:val="28"/>
+          <w:lang w:val="en-US"/>
+        </w:rPr>
+        <w:t xml:space="preserve">– </w:t>
       </w:r>
       <w:proofErr w:type="spellStart"/>
       <w:r>
@@ -40963,13 +42300,23 @@
         <w:t xml:space="preserve"> </w:t>
       </w:r>
       <w:proofErr w:type="spellStart"/>
-      <w:r>
-        <w:rPr>
-          <w:sz w:val="28"/>
-          <w:szCs w:val="28"/>
-          <w:lang w:val="en-US"/>
-        </w:rPr>
-        <w:t>ko‘rinadi</w:t>
+      <w:proofErr w:type="gramStart"/>
+      <w:r>
+        <w:rPr>
+          <w:sz w:val="28"/>
+          <w:szCs w:val="28"/>
+          <w:lang w:val="en-US"/>
+        </w:rPr>
+        <w:t>ko‘</w:t>
+      </w:r>
+      <w:proofErr w:type="gramEnd"/>
+      <w:r>
+        <w:rPr>
+          <w:sz w:val="28"/>
+          <w:szCs w:val="28"/>
+          <w:lang w:val="en-US"/>
+        </w:rPr>
+        <w:t>rinadi</w:t>
       </w:r>
       <w:proofErr w:type="spellEnd"/>
       <w:r>
@@ -41376,15 +42723,15 @@
         <w:jc w:val="both"/>
         <w:rPr>
           <w:rStyle w:val="HTML1"/>
-          <w:sz w:val="28"/>
-          <w:szCs w:val="28"/>
+          <w:sz w:val="24"/>
+          <w:szCs w:val="24"/>
         </w:rPr>
       </w:pPr>
       <w:r>
         <w:rPr>
           <w:rStyle w:val="HTML1"/>
-          <w:sz w:val="28"/>
-          <w:szCs w:val="28"/>
+          <w:sz w:val="24"/>
+          <w:szCs w:val="24"/>
         </w:rPr>
         <w:t xml:space="preserve"># </w:t>
       </w:r>
@@ -41392,8 +42739,8 @@
       <w:r>
         <w:rPr>
           <w:rStyle w:val="HTML1"/>
-          <w:sz w:val="28"/>
-          <w:szCs w:val="28"/>
+          <w:sz w:val="24"/>
+          <w:szCs w:val="24"/>
         </w:rPr>
         <w:t>Mashinali</w:t>
       </w:r>
@@ -41401,8 +42748,8 @@
       <w:r>
         <w:rPr>
           <w:rStyle w:val="HTML1"/>
-          <w:sz w:val="28"/>
-          <w:szCs w:val="28"/>
+          <w:sz w:val="24"/>
+          <w:szCs w:val="24"/>
         </w:rPr>
         <w:t xml:space="preserve"> </w:t>
       </w:r>
@@ -41410,8 +42757,8 @@
       <w:r>
         <w:rPr>
           <w:rStyle w:val="HTML1"/>
-          <w:sz w:val="28"/>
-          <w:szCs w:val="28"/>
+          <w:sz w:val="24"/>
+          <w:szCs w:val="24"/>
         </w:rPr>
         <w:t>o‘qitish</w:t>
       </w:r>
@@ -41425,8 +42772,8 @@
         <w:jc w:val="both"/>
         <w:rPr>
           <w:rStyle w:val="HTML1"/>
-          <w:sz w:val="28"/>
-          <w:szCs w:val="28"/>
+          <w:sz w:val="24"/>
+          <w:szCs w:val="24"/>
         </w:rPr>
       </w:pPr>
     </w:p>
@@ -41438,16 +42785,16 @@
         <w:jc w:val="both"/>
         <w:rPr>
           <w:rStyle w:val="HTML1"/>
-          <w:sz w:val="28"/>
-          <w:szCs w:val="28"/>
+          <w:sz w:val="24"/>
+          <w:szCs w:val="24"/>
           <w:lang w:val="en-US"/>
         </w:rPr>
       </w:pPr>
       <w:r>
         <w:rPr>
           <w:rStyle w:val="HTML1"/>
-          <w:sz w:val="28"/>
-          <w:szCs w:val="28"/>
+          <w:sz w:val="24"/>
+          <w:szCs w:val="24"/>
           <w:lang w:val="en-US"/>
         </w:rPr>
         <w:t xml:space="preserve">Bu </w:t>
@@ -41456,8 +42803,8 @@
       <w:r>
         <w:rPr>
           <w:rStyle w:val="HTML1"/>
-          <w:sz w:val="28"/>
-          <w:szCs w:val="28"/>
+          <w:sz w:val="24"/>
+          <w:szCs w:val="24"/>
           <w:lang w:val="en-US"/>
         </w:rPr>
         <w:t>yerda</w:t>
@@ -41466,8 +42813,8 @@
       <w:r>
         <w:rPr>
           <w:rStyle w:val="HTML1"/>
-          <w:sz w:val="28"/>
-          <w:szCs w:val="28"/>
+          <w:sz w:val="24"/>
+          <w:szCs w:val="24"/>
           <w:lang w:val="en-US"/>
         </w:rPr>
         <w:t xml:space="preserve"> biz **</w:t>
@@ -41476,8 +42823,8 @@
       <w:r>
         <w:rPr>
           <w:rStyle w:val="HTML1"/>
-          <w:sz w:val="28"/>
-          <w:szCs w:val="28"/>
+          <w:sz w:val="24"/>
+          <w:szCs w:val="24"/>
           <w:lang w:val="en-US"/>
         </w:rPr>
         <w:t>Jupyter</w:t>
@@ -41486,8 +42833,8 @@
       <w:r>
         <w:rPr>
           <w:rStyle w:val="HTML1"/>
-          <w:sz w:val="28"/>
-          <w:szCs w:val="28"/>
+          <w:sz w:val="24"/>
+          <w:szCs w:val="24"/>
           <w:lang w:val="en-US"/>
         </w:rPr>
         <w:t xml:space="preserve"> Notebook** </w:t>
@@ -41496,8 +42843,8 @@
       <w:r>
         <w:rPr>
           <w:rStyle w:val="HTML1"/>
-          <w:sz w:val="28"/>
-          <w:szCs w:val="28"/>
+          <w:sz w:val="24"/>
+          <w:szCs w:val="24"/>
           <w:lang w:val="en-US"/>
         </w:rPr>
         <w:t>bilan</w:t>
@@ -41506,8 +42853,8 @@
       <w:r>
         <w:rPr>
           <w:rStyle w:val="HTML1"/>
-          <w:sz w:val="28"/>
-          <w:szCs w:val="28"/>
+          <w:sz w:val="24"/>
+          <w:szCs w:val="24"/>
           <w:lang w:val="en-US"/>
         </w:rPr>
         <w:t xml:space="preserve"> </w:t>
@@ -41516,8 +42863,8 @@
       <w:r>
         <w:rPr>
           <w:rStyle w:val="HTML1"/>
-          <w:sz w:val="28"/>
-          <w:szCs w:val="28"/>
+          <w:sz w:val="24"/>
+          <w:szCs w:val="24"/>
           <w:lang w:val="en-US"/>
         </w:rPr>
         <w:t>ishlashni</w:t>
@@ -41526,28 +42873,39 @@
       <w:r>
         <w:rPr>
           <w:rStyle w:val="HTML1"/>
-          <w:sz w:val="28"/>
-          <w:szCs w:val="28"/>
-          <w:lang w:val="en-US"/>
-        </w:rPr>
-        <w:t xml:space="preserve"> </w:t>
-      </w:r>
-      <w:proofErr w:type="spellStart"/>
+          <w:sz w:val="24"/>
+          <w:szCs w:val="24"/>
+          <w:lang w:val="en-US"/>
+        </w:rPr>
+        <w:t xml:space="preserve"> </w:t>
+      </w:r>
+      <w:proofErr w:type="spellStart"/>
+      <w:proofErr w:type="gramStart"/>
       <w:r>
         <w:rPr>
           <w:rStyle w:val="HTML1"/>
-          <w:sz w:val="28"/>
-          <w:szCs w:val="28"/>
-          <w:lang w:val="en-US"/>
-        </w:rPr>
-        <w:t>o‘rganamiz</w:t>
-      </w:r>
-      <w:proofErr w:type="spellEnd"/>
+          <w:sz w:val="24"/>
+          <w:szCs w:val="24"/>
+          <w:lang w:val="en-US"/>
+        </w:rPr>
+        <w:t>o‘</w:t>
+      </w:r>
+      <w:proofErr w:type="gramEnd"/>
       <w:r>
         <w:rPr>
           <w:rStyle w:val="HTML1"/>
-          <w:sz w:val="28"/>
-          <w:szCs w:val="28"/>
+          <w:sz w:val="24"/>
+          <w:szCs w:val="24"/>
+          <w:lang w:val="en-US"/>
+        </w:rPr>
+        <w:t>rganamiz</w:t>
+      </w:r>
+      <w:proofErr w:type="spellEnd"/>
+      <w:r>
+        <w:rPr>
+          <w:rStyle w:val="HTML1"/>
+          <w:sz w:val="24"/>
+          <w:szCs w:val="24"/>
           <w:lang w:val="en-US"/>
         </w:rPr>
         <w:t>.</w:t>
@@ -41674,13 +43032,23 @@
         <w:t xml:space="preserve"> </w:t>
       </w:r>
       <w:proofErr w:type="spellStart"/>
-      <w:r>
-        <w:rPr>
-          <w:sz w:val="28"/>
-          <w:szCs w:val="28"/>
-          <w:lang w:val="en-US"/>
-        </w:rPr>
-        <w:t>bo‘ladi</w:t>
+      <w:proofErr w:type="gramStart"/>
+      <w:r>
+        <w:rPr>
+          <w:sz w:val="28"/>
+          <w:szCs w:val="28"/>
+          <w:lang w:val="en-US"/>
+        </w:rPr>
+        <w:t>bo‘</w:t>
+      </w:r>
+      <w:proofErr w:type="gramEnd"/>
+      <w:r>
+        <w:rPr>
+          <w:sz w:val="28"/>
+          <w:szCs w:val="28"/>
+          <w:lang w:val="en-US"/>
+        </w:rPr>
+        <w:t>ladi</w:t>
       </w:r>
       <w:proofErr w:type="spellEnd"/>
       <w:r>
@@ -41704,8 +43072,6 @@
           <w:lang w:val="en-US"/>
         </w:rPr>
       </w:pPr>
-      <w:bookmarkStart w:id="0" w:name="_GoBack"/>
-      <w:bookmarkEnd w:id="0"/>
       <w:proofErr w:type="spellStart"/>
       <w:r>
         <w:rPr>
@@ -42026,7 +43392,6 @@
           <w:sz w:val="28"/>
           <w:szCs w:val="28"/>
         </w:rPr>
-        <w:lastRenderedPageBreak/>
         <w:t>Y</w:t>
       </w:r>
       <w:r>
@@ -42034,17 +43399,8 @@
           <w:sz w:val="28"/>
           <w:szCs w:val="28"/>
         </w:rPr>
-        <w:t xml:space="preserve"> – </w:t>
-      </w:r>
-      <w:proofErr w:type="spellStart"/>
-      <w:r>
-        <w:rPr>
-          <w:sz w:val="28"/>
-          <w:szCs w:val="28"/>
-        </w:rPr>
-        <w:t>Code</w:t>
-      </w:r>
-      <w:proofErr w:type="spellEnd"/>
+        <w:t xml:space="preserve"> – Code</w:t>
+      </w:r>
     </w:p>
     <w:p>
       <w:pPr>
@@ -42186,6 +43542,7 @@
           <w:szCs w:val="28"/>
           <w:lang w:val="en-US"/>
         </w:rPr>
+        <w:lastRenderedPageBreak/>
         <w:t>Masalan</w:t>
       </w:r>
       <w:proofErr w:type="spellEnd"/>
@@ -42359,13 +43716,23 @@
         <w:t xml:space="preserve"> </w:t>
       </w:r>
       <w:proofErr w:type="spellStart"/>
-      <w:r>
-        <w:rPr>
-          <w:sz w:val="28"/>
-          <w:szCs w:val="28"/>
-          <w:lang w:val="en-US"/>
-        </w:rPr>
-        <w:t>ko‘ramiz</w:t>
+      <w:proofErr w:type="gramStart"/>
+      <w:r>
+        <w:rPr>
+          <w:sz w:val="28"/>
+          <w:szCs w:val="28"/>
+          <w:lang w:val="en-US"/>
+        </w:rPr>
+        <w:t>ko‘</w:t>
+      </w:r>
+      <w:proofErr w:type="gramEnd"/>
+      <w:r>
+        <w:rPr>
+          <w:sz w:val="28"/>
+          <w:szCs w:val="28"/>
+          <w:lang w:val="en-US"/>
+        </w:rPr>
+        <w:t>ramiz</w:t>
       </w:r>
       <w:proofErr w:type="spellEnd"/>
       <w:r>
@@ -42385,16 +43752,16 @@
         <w:jc w:val="both"/>
         <w:rPr>
           <w:rStyle w:val="HTML1"/>
-          <w:sz w:val="28"/>
-          <w:szCs w:val="28"/>
+          <w:sz w:val="24"/>
+          <w:szCs w:val="24"/>
           <w:lang w:val="en-US"/>
         </w:rPr>
       </w:pPr>
       <w:r>
         <w:rPr>
           <w:rStyle w:val="HTML1"/>
-          <w:sz w:val="28"/>
-          <w:szCs w:val="28"/>
+          <w:sz w:val="24"/>
+          <w:szCs w:val="24"/>
           <w:lang w:val="en-US"/>
         </w:rPr>
         <w:t xml:space="preserve">import </w:t>
@@ -42403,8 +43770,8 @@
       <w:r>
         <w:rPr>
           <w:rStyle w:val="HTML1"/>
-          <w:sz w:val="28"/>
-          <w:szCs w:val="28"/>
+          <w:sz w:val="24"/>
+          <w:szCs w:val="24"/>
           <w:lang w:val="en-US"/>
         </w:rPr>
         <w:t>numpy</w:t>
@@ -42413,8 +43780,8 @@
       <w:r>
         <w:rPr>
           <w:rStyle w:val="HTML1"/>
-          <w:sz w:val="28"/>
-          <w:szCs w:val="28"/>
+          <w:sz w:val="24"/>
+          <w:szCs w:val="24"/>
           <w:lang w:val="en-US"/>
         </w:rPr>
         <w:t xml:space="preserve"> as np</w:t>
@@ -42428,8 +43795,8 @@
         <w:jc w:val="both"/>
         <w:rPr>
           <w:rStyle w:val="HTML1"/>
-          <w:sz w:val="28"/>
-          <w:szCs w:val="28"/>
+          <w:sz w:val="24"/>
+          <w:szCs w:val="24"/>
           <w:lang w:val="en-US"/>
         </w:rPr>
       </w:pPr>
@@ -42442,16 +43809,16 @@
         <w:jc w:val="both"/>
         <w:rPr>
           <w:rStyle w:val="HTML1"/>
-          <w:sz w:val="28"/>
-          <w:szCs w:val="28"/>
+          <w:sz w:val="24"/>
+          <w:szCs w:val="24"/>
           <w:lang w:val="en-US"/>
         </w:rPr>
       </w:pPr>
       <w:r>
         <w:rPr>
           <w:rStyle w:val="HTML1"/>
-          <w:sz w:val="28"/>
-          <w:szCs w:val="28"/>
+          <w:sz w:val="24"/>
+          <w:szCs w:val="24"/>
           <w:lang w:val="en-US"/>
         </w:rPr>
         <w:t xml:space="preserve"># 1 dan 10 </w:t>
@@ -42460,8 +43827,8 @@
       <w:r>
         <w:rPr>
           <w:rStyle w:val="HTML1"/>
-          <w:sz w:val="28"/>
-          <w:szCs w:val="28"/>
+          <w:sz w:val="24"/>
+          <w:szCs w:val="24"/>
           <w:lang w:val="en-US"/>
         </w:rPr>
         <w:t>gacha</w:t>
@@ -42470,8 +43837,8 @@
       <w:r>
         <w:rPr>
           <w:rStyle w:val="HTML1"/>
-          <w:sz w:val="28"/>
-          <w:szCs w:val="28"/>
+          <w:sz w:val="24"/>
+          <w:szCs w:val="24"/>
           <w:lang w:val="en-US"/>
         </w:rPr>
         <w:t xml:space="preserve"> </w:t>
@@ -42480,8 +43847,8 @@
       <w:r>
         <w:rPr>
           <w:rStyle w:val="HTML1"/>
-          <w:sz w:val="28"/>
-          <w:szCs w:val="28"/>
+          <w:sz w:val="24"/>
+          <w:szCs w:val="24"/>
           <w:lang w:val="en-US"/>
         </w:rPr>
         <w:t>bo'lgan</w:t>
@@ -42490,8 +43857,8 @@
       <w:r>
         <w:rPr>
           <w:rStyle w:val="HTML1"/>
-          <w:sz w:val="28"/>
-          <w:szCs w:val="28"/>
+          <w:sz w:val="24"/>
+          <w:szCs w:val="24"/>
           <w:lang w:val="en-US"/>
         </w:rPr>
         <w:t xml:space="preserve"> </w:t>
@@ -42500,8 +43867,8 @@
       <w:r>
         <w:rPr>
           <w:rStyle w:val="HTML1"/>
-          <w:sz w:val="28"/>
-          <w:szCs w:val="28"/>
+          <w:sz w:val="24"/>
+          <w:szCs w:val="24"/>
           <w:lang w:val="en-US"/>
         </w:rPr>
         <w:t>sonlarning</w:t>
@@ -42510,8 +43877,8 @@
       <w:r>
         <w:rPr>
           <w:rStyle w:val="HTML1"/>
-          <w:sz w:val="28"/>
-          <w:szCs w:val="28"/>
+          <w:sz w:val="24"/>
+          <w:szCs w:val="24"/>
           <w:lang w:val="en-US"/>
         </w:rPr>
         <w:t xml:space="preserve"> </w:t>
@@ -42520,8 +43887,8 @@
       <w:r>
         <w:rPr>
           <w:rStyle w:val="HTML1"/>
-          <w:sz w:val="28"/>
-          <w:szCs w:val="28"/>
+          <w:sz w:val="24"/>
+          <w:szCs w:val="24"/>
           <w:lang w:val="en-US"/>
         </w:rPr>
         <w:t>massivini</w:t>
@@ -42530,8 +43897,8 @@
       <w:r>
         <w:rPr>
           <w:rStyle w:val="HTML1"/>
-          <w:sz w:val="28"/>
-          <w:szCs w:val="28"/>
+          <w:sz w:val="24"/>
+          <w:szCs w:val="24"/>
           <w:lang w:val="en-US"/>
         </w:rPr>
         <w:t xml:space="preserve"> </w:t>
@@ -42540,8 +43907,8 @@
       <w:r>
         <w:rPr>
           <w:rStyle w:val="HTML1"/>
-          <w:sz w:val="28"/>
-          <w:szCs w:val="28"/>
+          <w:sz w:val="24"/>
+          <w:szCs w:val="24"/>
           <w:lang w:val="en-US"/>
         </w:rPr>
         <w:t>yaratamiz</w:t>
@@ -42556,36 +43923,38 @@
         <w:jc w:val="both"/>
         <w:rPr>
           <w:rStyle w:val="HTML1"/>
-          <w:sz w:val="28"/>
-          <w:szCs w:val="28"/>
+          <w:sz w:val="24"/>
+          <w:szCs w:val="24"/>
           <w:lang w:val="en-US"/>
         </w:rPr>
       </w:pPr>
       <w:r>
         <w:rPr>
           <w:rStyle w:val="HTML1"/>
-          <w:sz w:val="28"/>
-          <w:szCs w:val="28"/>
+          <w:sz w:val="24"/>
+          <w:szCs w:val="24"/>
           <w:lang w:val="en-US"/>
         </w:rPr>
         <w:t xml:space="preserve">x = </w:t>
       </w:r>
       <w:proofErr w:type="spellStart"/>
+      <w:proofErr w:type="gramStart"/>
       <w:r>
         <w:rPr>
           <w:rStyle w:val="HTML1"/>
-          <w:sz w:val="28"/>
-          <w:szCs w:val="28"/>
+          <w:sz w:val="24"/>
+          <w:szCs w:val="24"/>
           <w:lang w:val="en-US"/>
         </w:rPr>
         <w:t>np.arange</w:t>
       </w:r>
       <w:proofErr w:type="spellEnd"/>
+      <w:proofErr w:type="gramEnd"/>
       <w:r>
         <w:rPr>
           <w:rStyle w:val="HTML1"/>
-          <w:sz w:val="28"/>
-          <w:szCs w:val="28"/>
+          <w:sz w:val="24"/>
+          <w:szCs w:val="24"/>
           <w:lang w:val="en-US"/>
         </w:rPr>
         <w:t>(1, 11)</w:t>
@@ -42599,8 +43968,8 @@
         <w:jc w:val="both"/>
         <w:rPr>
           <w:rStyle w:val="HTML1"/>
-          <w:sz w:val="28"/>
-          <w:szCs w:val="28"/>
+          <w:sz w:val="24"/>
+          <w:szCs w:val="24"/>
           <w:lang w:val="en-US"/>
         </w:rPr>
       </w:pPr>
@@ -42613,16 +43982,16 @@
         <w:jc w:val="both"/>
         <w:rPr>
           <w:rStyle w:val="HTML1"/>
-          <w:sz w:val="28"/>
-          <w:szCs w:val="28"/>
+          <w:sz w:val="24"/>
+          <w:szCs w:val="24"/>
           <w:lang w:val="en-US"/>
         </w:rPr>
       </w:pPr>
       <w:r>
         <w:rPr>
           <w:rStyle w:val="HTML1"/>
-          <w:sz w:val="28"/>
-          <w:szCs w:val="28"/>
+          <w:sz w:val="24"/>
+          <w:szCs w:val="24"/>
           <w:lang w:val="en-US"/>
         </w:rPr>
         <w:t xml:space="preserve"># Har </w:t>
@@ -42631,8 +44000,8 @@
       <w:r>
         <w:rPr>
           <w:rStyle w:val="HTML1"/>
-          <w:sz w:val="28"/>
-          <w:szCs w:val="28"/>
+          <w:sz w:val="24"/>
+          <w:szCs w:val="24"/>
           <w:lang w:val="en-US"/>
         </w:rPr>
         <w:t>bir</w:t>
@@ -42641,8 +44010,8 @@
       <w:r>
         <w:rPr>
           <w:rStyle w:val="HTML1"/>
-          <w:sz w:val="28"/>
-          <w:szCs w:val="28"/>
+          <w:sz w:val="24"/>
+          <w:szCs w:val="24"/>
           <w:lang w:val="en-US"/>
         </w:rPr>
         <w:t xml:space="preserve"> </w:t>
@@ -42651,8 +44020,8 @@
       <w:r>
         <w:rPr>
           <w:rStyle w:val="HTML1"/>
-          <w:sz w:val="28"/>
-          <w:szCs w:val="28"/>
+          <w:sz w:val="24"/>
+          <w:szCs w:val="24"/>
           <w:lang w:val="en-US"/>
         </w:rPr>
         <w:t>sonning</w:t>
@@ -42661,8 +44030,8 @@
       <w:r>
         <w:rPr>
           <w:rStyle w:val="HTML1"/>
-          <w:sz w:val="28"/>
-          <w:szCs w:val="28"/>
+          <w:sz w:val="24"/>
+          <w:szCs w:val="24"/>
           <w:lang w:val="en-US"/>
         </w:rPr>
         <w:t xml:space="preserve"> </w:t>
@@ -42671,8 +44040,8 @@
       <w:r>
         <w:rPr>
           <w:rStyle w:val="HTML1"/>
-          <w:sz w:val="28"/>
-          <w:szCs w:val="28"/>
+          <w:sz w:val="24"/>
+          <w:szCs w:val="24"/>
           <w:lang w:val="en-US"/>
         </w:rPr>
         <w:t>kvadratini</w:t>
@@ -42681,8 +44050,8 @@
       <w:r>
         <w:rPr>
           <w:rStyle w:val="HTML1"/>
-          <w:sz w:val="28"/>
-          <w:szCs w:val="28"/>
+          <w:sz w:val="24"/>
+          <w:szCs w:val="24"/>
           <w:lang w:val="en-US"/>
         </w:rPr>
         <w:t xml:space="preserve"> </w:t>
@@ -42691,8 +44060,8 @@
       <w:r>
         <w:rPr>
           <w:rStyle w:val="HTML1"/>
-          <w:sz w:val="28"/>
-          <w:szCs w:val="28"/>
+          <w:sz w:val="24"/>
+          <w:szCs w:val="24"/>
           <w:lang w:val="en-US"/>
         </w:rPr>
         <w:t>hisoblaymiz</w:t>
@@ -42707,16 +44076,16 @@
         <w:jc w:val="both"/>
         <w:rPr>
           <w:rStyle w:val="HTML1"/>
-          <w:sz w:val="28"/>
-          <w:szCs w:val="28"/>
+          <w:sz w:val="24"/>
+          <w:szCs w:val="24"/>
           <w:lang w:val="en-US"/>
         </w:rPr>
       </w:pPr>
       <w:r>
         <w:rPr>
           <w:rStyle w:val="HTML1"/>
-          <w:sz w:val="28"/>
-          <w:szCs w:val="28"/>
+          <w:sz w:val="24"/>
+          <w:szCs w:val="24"/>
           <w:lang w:val="en-US"/>
         </w:rPr>
         <w:t>y = x ** 2</w:t>
@@ -42730,8 +44099,8 @@
         <w:jc w:val="both"/>
         <w:rPr>
           <w:rStyle w:val="HTML1"/>
-          <w:sz w:val="28"/>
-          <w:szCs w:val="28"/>
+          <w:sz w:val="24"/>
+          <w:szCs w:val="24"/>
           <w:lang w:val="en-US"/>
         </w:rPr>
       </w:pPr>
@@ -42744,16 +44113,16 @@
         <w:jc w:val="both"/>
         <w:rPr>
           <w:rStyle w:val="HTML1"/>
-          <w:sz w:val="28"/>
-          <w:szCs w:val="28"/>
+          <w:sz w:val="24"/>
+          <w:szCs w:val="24"/>
           <w:lang w:val="en-US"/>
         </w:rPr>
       </w:pPr>
       <w:r>
         <w:rPr>
           <w:rStyle w:val="HTML1"/>
-          <w:sz w:val="28"/>
-          <w:szCs w:val="28"/>
+          <w:sz w:val="24"/>
+          <w:szCs w:val="24"/>
           <w:lang w:val="en-US"/>
         </w:rPr>
         <w:t>x, y</w:t>
@@ -42870,36 +44239,38 @@
         <w:jc w:val="both"/>
         <w:rPr>
           <w:rStyle w:val="HTML1"/>
-          <w:sz w:val="28"/>
-          <w:szCs w:val="28"/>
+          <w:sz w:val="24"/>
+          <w:szCs w:val="24"/>
           <w:lang w:val="en-US"/>
         </w:rPr>
       </w:pPr>
       <w:r>
         <w:rPr>
           <w:rStyle w:val="HTML1"/>
-          <w:sz w:val="28"/>
-          <w:szCs w:val="28"/>
+          <w:sz w:val="24"/>
+          <w:szCs w:val="24"/>
           <w:lang w:val="en-US"/>
         </w:rPr>
         <w:t xml:space="preserve">import </w:t>
       </w:r>
       <w:proofErr w:type="spellStart"/>
+      <w:proofErr w:type="gramStart"/>
       <w:r>
         <w:rPr>
           <w:rStyle w:val="HTML1"/>
-          <w:sz w:val="28"/>
-          <w:szCs w:val="28"/>
+          <w:sz w:val="24"/>
+          <w:szCs w:val="24"/>
           <w:lang w:val="en-US"/>
         </w:rPr>
         <w:t>matplotlib.pyplot</w:t>
       </w:r>
       <w:proofErr w:type="spellEnd"/>
+      <w:proofErr w:type="gramEnd"/>
       <w:r>
         <w:rPr>
           <w:rStyle w:val="HTML1"/>
-          <w:sz w:val="28"/>
-          <w:szCs w:val="28"/>
+          <w:sz w:val="24"/>
+          <w:szCs w:val="24"/>
           <w:lang w:val="en-US"/>
         </w:rPr>
         <w:t xml:space="preserve"> as </w:t>
@@ -42908,8 +44279,8 @@
       <w:r>
         <w:rPr>
           <w:rStyle w:val="HTML1"/>
-          <w:sz w:val="28"/>
-          <w:szCs w:val="28"/>
+          <w:sz w:val="24"/>
+          <w:szCs w:val="24"/>
           <w:lang w:val="en-US"/>
         </w:rPr>
         <w:t>plt</w:t>
@@ -42924,8 +44295,8 @@
         <w:jc w:val="both"/>
         <w:rPr>
           <w:rStyle w:val="HTML1"/>
-          <w:sz w:val="28"/>
-          <w:szCs w:val="28"/>
+          <w:sz w:val="24"/>
+          <w:szCs w:val="24"/>
           <w:lang w:val="en-US"/>
         </w:rPr>
       </w:pPr>
@@ -42938,27 +44309,29 @@
         <w:jc w:val="both"/>
         <w:rPr>
           <w:rStyle w:val="HTML1"/>
-          <w:sz w:val="28"/>
-          <w:szCs w:val="28"/>
-          <w:lang w:val="en-US"/>
-        </w:rPr>
-      </w:pPr>
-      <w:proofErr w:type="spellStart"/>
+          <w:sz w:val="24"/>
+          <w:szCs w:val="24"/>
+          <w:lang w:val="en-US"/>
+        </w:rPr>
+      </w:pPr>
+      <w:proofErr w:type="spellStart"/>
+      <w:proofErr w:type="gramStart"/>
       <w:r>
         <w:rPr>
           <w:rStyle w:val="HTML1"/>
-          <w:sz w:val="28"/>
-          <w:szCs w:val="28"/>
+          <w:sz w:val="24"/>
+          <w:szCs w:val="24"/>
           <w:lang w:val="en-US"/>
         </w:rPr>
         <w:t>plt.plot</w:t>
       </w:r>
       <w:proofErr w:type="spellEnd"/>
+      <w:proofErr w:type="gramEnd"/>
       <w:r>
         <w:rPr>
           <w:rStyle w:val="HTML1"/>
-          <w:sz w:val="28"/>
-          <w:szCs w:val="28"/>
+          <w:sz w:val="24"/>
+          <w:szCs w:val="24"/>
           <w:lang w:val="en-US"/>
         </w:rPr>
         <w:t>(x, y)</w:t>
@@ -42972,27 +44345,29 @@
         <w:jc w:val="both"/>
         <w:rPr>
           <w:rStyle w:val="HTML1"/>
-          <w:sz w:val="28"/>
-          <w:szCs w:val="28"/>
-          <w:lang w:val="en-US"/>
-        </w:rPr>
-      </w:pPr>
-      <w:proofErr w:type="spellStart"/>
+          <w:sz w:val="24"/>
+          <w:szCs w:val="24"/>
+          <w:lang w:val="en-US"/>
+        </w:rPr>
+      </w:pPr>
+      <w:proofErr w:type="spellStart"/>
+      <w:proofErr w:type="gramStart"/>
       <w:r>
         <w:rPr>
           <w:rStyle w:val="HTML1"/>
-          <w:sz w:val="28"/>
-          <w:szCs w:val="28"/>
+          <w:sz w:val="24"/>
+          <w:szCs w:val="24"/>
           <w:lang w:val="en-US"/>
         </w:rPr>
         <w:t>plt.xlabel</w:t>
       </w:r>
       <w:proofErr w:type="spellEnd"/>
+      <w:proofErr w:type="gramEnd"/>
       <w:r>
         <w:rPr>
           <w:rStyle w:val="HTML1"/>
-          <w:sz w:val="28"/>
-          <w:szCs w:val="28"/>
+          <w:sz w:val="24"/>
+          <w:szCs w:val="24"/>
           <w:lang w:val="en-US"/>
         </w:rPr>
         <w:t>("x")</w:t>
@@ -43006,27 +44381,29 @@
         <w:jc w:val="both"/>
         <w:rPr>
           <w:rStyle w:val="HTML1"/>
-          <w:sz w:val="28"/>
-          <w:szCs w:val="28"/>
-          <w:lang w:val="en-US"/>
-        </w:rPr>
-      </w:pPr>
-      <w:proofErr w:type="spellStart"/>
+          <w:sz w:val="24"/>
+          <w:szCs w:val="24"/>
+          <w:lang w:val="en-US"/>
+        </w:rPr>
+      </w:pPr>
+      <w:proofErr w:type="spellStart"/>
+      <w:proofErr w:type="gramStart"/>
       <w:r>
         <w:rPr>
           <w:rStyle w:val="HTML1"/>
-          <w:sz w:val="28"/>
-          <w:szCs w:val="28"/>
+          <w:sz w:val="24"/>
+          <w:szCs w:val="24"/>
           <w:lang w:val="en-US"/>
         </w:rPr>
         <w:t>plt.ylabel</w:t>
       </w:r>
       <w:proofErr w:type="spellEnd"/>
+      <w:proofErr w:type="gramEnd"/>
       <w:r>
         <w:rPr>
           <w:rStyle w:val="HTML1"/>
-          <w:sz w:val="28"/>
-          <w:szCs w:val="28"/>
+          <w:sz w:val="24"/>
+          <w:szCs w:val="24"/>
           <w:lang w:val="en-US"/>
         </w:rPr>
         <w:t>("y = x^2")</w:t>
@@ -43040,27 +44417,29 @@
         <w:jc w:val="both"/>
         <w:rPr>
           <w:rStyle w:val="HTML1"/>
-          <w:sz w:val="28"/>
-          <w:szCs w:val="28"/>
-          <w:lang w:val="en-US"/>
-        </w:rPr>
-      </w:pPr>
-      <w:proofErr w:type="spellStart"/>
+          <w:sz w:val="24"/>
+          <w:szCs w:val="24"/>
+          <w:lang w:val="en-US"/>
+        </w:rPr>
+      </w:pPr>
+      <w:proofErr w:type="spellStart"/>
+      <w:proofErr w:type="gramStart"/>
       <w:r>
         <w:rPr>
           <w:rStyle w:val="HTML1"/>
-          <w:sz w:val="28"/>
-          <w:szCs w:val="28"/>
+          <w:sz w:val="24"/>
+          <w:szCs w:val="24"/>
           <w:lang w:val="en-US"/>
         </w:rPr>
         <w:t>plt.title</w:t>
       </w:r>
       <w:proofErr w:type="spellEnd"/>
+      <w:proofErr w:type="gramEnd"/>
       <w:r>
         <w:rPr>
           <w:rStyle w:val="HTML1"/>
-          <w:sz w:val="28"/>
-          <w:szCs w:val="28"/>
+          <w:sz w:val="24"/>
+          <w:szCs w:val="24"/>
           <w:lang w:val="en-US"/>
         </w:rPr>
         <w:t>("</w:t>
@@ -43069,8 +44448,8 @@
       <w:r>
         <w:rPr>
           <w:rStyle w:val="HTML1"/>
-          <w:sz w:val="28"/>
-          <w:szCs w:val="28"/>
+          <w:sz w:val="24"/>
+          <w:szCs w:val="24"/>
           <w:lang w:val="en-US"/>
         </w:rPr>
         <w:t>Jupyter</w:t>
@@ -43079,8 +44458,8 @@
       <w:r>
         <w:rPr>
           <w:rStyle w:val="HTML1"/>
-          <w:sz w:val="28"/>
-          <w:szCs w:val="28"/>
+          <w:sz w:val="24"/>
+          <w:szCs w:val="24"/>
           <w:lang w:val="en-US"/>
         </w:rPr>
         <w:t xml:space="preserve"> </w:t>
@@ -43089,8 +44468,8 @@
       <w:r>
         <w:rPr>
           <w:rStyle w:val="HTML1"/>
-          <w:sz w:val="28"/>
-          <w:szCs w:val="28"/>
+          <w:sz w:val="24"/>
+          <w:szCs w:val="24"/>
           <w:lang w:val="en-US"/>
         </w:rPr>
         <w:t>Notebookda</w:t>
@@ -43099,8 +44478,8 @@
       <w:r>
         <w:rPr>
           <w:rStyle w:val="HTML1"/>
-          <w:sz w:val="28"/>
-          <w:szCs w:val="28"/>
+          <w:sz w:val="24"/>
+          <w:szCs w:val="24"/>
           <w:lang w:val="en-US"/>
         </w:rPr>
         <w:t xml:space="preserve"> </w:t>
@@ -43109,8 +44488,8 @@
       <w:r>
         <w:rPr>
           <w:rStyle w:val="HTML1"/>
-          <w:sz w:val="28"/>
-          <w:szCs w:val="28"/>
+          <w:sz w:val="24"/>
+          <w:szCs w:val="24"/>
           <w:lang w:val="en-US"/>
         </w:rPr>
         <w:t>oddiy</w:t>
@@ -43119,8 +44498,8 @@
       <w:r>
         <w:rPr>
           <w:rStyle w:val="HTML1"/>
-          <w:sz w:val="28"/>
-          <w:szCs w:val="28"/>
+          <w:sz w:val="24"/>
+          <w:szCs w:val="24"/>
           <w:lang w:val="en-US"/>
         </w:rPr>
         <w:t xml:space="preserve"> </w:t>
@@ -43129,8 +44508,8 @@
       <w:r>
         <w:rPr>
           <w:rStyle w:val="HTML1"/>
-          <w:sz w:val="28"/>
-          <w:szCs w:val="28"/>
+          <w:sz w:val="24"/>
+          <w:szCs w:val="24"/>
           <w:lang w:val="en-US"/>
         </w:rPr>
         <w:t>grafik</w:t>
@@ -43139,8 +44518,8 @@
       <w:r>
         <w:rPr>
           <w:rStyle w:val="HTML1"/>
-          <w:sz w:val="28"/>
-          <w:szCs w:val="28"/>
+          <w:sz w:val="24"/>
+          <w:szCs w:val="24"/>
           <w:lang w:val="en-US"/>
         </w:rPr>
         <w:t>")</w:t>
@@ -43160,21 +44539,23 @@
         </w:rPr>
       </w:pPr>
       <w:proofErr w:type="spellStart"/>
+      <w:proofErr w:type="gramStart"/>
       <w:r>
         <w:rPr>
           <w:rStyle w:val="HTML1"/>
-          <w:sz w:val="28"/>
-          <w:szCs w:val="28"/>
+          <w:sz w:val="24"/>
+          <w:szCs w:val="24"/>
           <w:lang w:val="en-US"/>
         </w:rPr>
         <w:t>plt.show</w:t>
       </w:r>
       <w:proofErr w:type="spellEnd"/>
+      <w:proofErr w:type="gramEnd"/>
       <w:r>
         <w:rPr>
           <w:rStyle w:val="HTML1"/>
-          <w:sz w:val="28"/>
-          <w:szCs w:val="28"/>
+          <w:sz w:val="24"/>
+          <w:szCs w:val="24"/>
           <w:lang w:val="en-US"/>
         </w:rPr>
         <w:t>()</w:t>
@@ -43423,13 +44804,23 @@
         <w:t xml:space="preserve"> </w:t>
       </w:r>
       <w:proofErr w:type="spellStart"/>
-      <w:r>
-        <w:rPr>
-          <w:sz w:val="28"/>
-          <w:szCs w:val="28"/>
-          <w:lang w:val="en-US"/>
-        </w:rPr>
-        <w:t>ko‘rsatish</w:t>
+      <w:proofErr w:type="gramStart"/>
+      <w:r>
+        <w:rPr>
+          <w:sz w:val="28"/>
+          <w:szCs w:val="28"/>
+          <w:lang w:val="en-US"/>
+        </w:rPr>
+        <w:t>ko‘</w:t>
+      </w:r>
+      <w:proofErr w:type="gramEnd"/>
+      <w:r>
+        <w:rPr>
+          <w:sz w:val="28"/>
+          <w:szCs w:val="28"/>
+          <w:lang w:val="en-US"/>
+        </w:rPr>
+        <w:t>rsatish</w:t>
       </w:r>
       <w:proofErr w:type="spellEnd"/>
       <w:r>
@@ -43552,13 +44943,23 @@
         <w:t xml:space="preserve"> </w:t>
       </w:r>
       <w:proofErr w:type="spellStart"/>
-      <w:r>
-        <w:rPr>
-          <w:sz w:val="28"/>
-          <w:szCs w:val="28"/>
-          <w:lang w:val="en-US"/>
-        </w:rPr>
-        <w:t>bo‘yicha</w:t>
+      <w:proofErr w:type="gramStart"/>
+      <w:r>
+        <w:rPr>
+          <w:sz w:val="28"/>
+          <w:szCs w:val="28"/>
+          <w:lang w:val="en-US"/>
+        </w:rPr>
+        <w:t>bo‘</w:t>
+      </w:r>
+      <w:proofErr w:type="gramEnd"/>
+      <w:r>
+        <w:rPr>
+          <w:sz w:val="28"/>
+          <w:szCs w:val="28"/>
+          <w:lang w:val="en-US"/>
+        </w:rPr>
+        <w:t>yicha</w:t>
       </w:r>
       <w:proofErr w:type="spellEnd"/>
       <w:r>
@@ -43652,8 +45053,6 @@
       </w:pPr>
       <w:r>
         <w:rPr>
-          <w:sz w:val="28"/>
-          <w:szCs w:val="28"/>
           <w:lang w:val="en-US"/>
         </w:rPr>
         <w:t xml:space="preserve">– </w:t>
@@ -43661,16 +45060,14 @@
       <w:r>
         <w:rPr>
           <w:rStyle w:val="HTML1"/>
-          <w:sz w:val="28"/>
-          <w:szCs w:val="28"/>
+          <w:sz w:val="24"/>
+          <w:szCs w:val="24"/>
           <w:lang w:val="en-US"/>
         </w:rPr>
         <w:t>Ctrl + S</w:t>
       </w:r>
       <w:r>
         <w:rPr>
-          <w:sz w:val="28"/>
-          <w:szCs w:val="28"/>
           <w:lang w:val="en-US"/>
         </w:rPr>
         <w:t xml:space="preserve"> </w:t>
@@ -43778,6 +45175,7 @@
         <w:t xml:space="preserve"> </w:t>
       </w:r>
       <w:proofErr w:type="spellStart"/>
+      <w:proofErr w:type="gramStart"/>
       <w:r>
         <w:rPr>
           <w:rStyle w:val="a4"/>
@@ -43785,7 +45183,17 @@
           <w:szCs w:val="28"/>
           <w:lang w:val="en-US"/>
         </w:rPr>
-        <w:t>qo‘shish</w:t>
+        <w:t>qo‘</w:t>
+      </w:r>
+      <w:proofErr w:type="gramEnd"/>
+      <w:r>
+        <w:rPr>
+          <w:rStyle w:val="a4"/>
+          <w:sz w:val="28"/>
+          <w:szCs w:val="28"/>
+          <w:lang w:val="en-US"/>
+        </w:rPr>
+        <w:t>shish</w:t>
       </w:r>
       <w:proofErr w:type="spellEnd"/>
       <w:r>
@@ -43944,6 +45352,7 @@
         <w:t xml:space="preserve"> </w:t>
       </w:r>
       <w:proofErr w:type="spellStart"/>
+      <w:proofErr w:type="gramStart"/>
       <w:r>
         <w:rPr>
           <w:rStyle w:val="a4"/>
@@ -43951,7 +45360,17 @@
           <w:szCs w:val="28"/>
           <w:lang w:val="en-US"/>
         </w:rPr>
-        <w:t>ko‘chirish</w:t>
+        <w:t>ko‘</w:t>
+      </w:r>
+      <w:proofErr w:type="gramEnd"/>
+      <w:r>
+        <w:rPr>
+          <w:rStyle w:val="a4"/>
+          <w:sz w:val="28"/>
+          <w:szCs w:val="28"/>
+          <w:lang w:val="en-US"/>
+        </w:rPr>
+        <w:t>chirish</w:t>
       </w:r>
       <w:proofErr w:type="spellEnd"/>
       <w:r>
@@ -44166,13 +45585,23 @@
         <w:t xml:space="preserve"> </w:t>
       </w:r>
       <w:proofErr w:type="spellStart"/>
-      <w:r>
-        <w:rPr>
-          <w:sz w:val="28"/>
-          <w:szCs w:val="28"/>
-          <w:lang w:val="en-US"/>
-        </w:rPr>
-        <w:t>o‘zgaruvchilar</w:t>
+      <w:proofErr w:type="gramStart"/>
+      <w:r>
+        <w:rPr>
+          <w:sz w:val="28"/>
+          <w:szCs w:val="28"/>
+          <w:lang w:val="en-US"/>
+        </w:rPr>
+        <w:t>o‘</w:t>
+      </w:r>
+      <w:proofErr w:type="gramEnd"/>
+      <w:r>
+        <w:rPr>
+          <w:sz w:val="28"/>
+          <w:szCs w:val="28"/>
+          <w:lang w:val="en-US"/>
+        </w:rPr>
+        <w:t>zgaruvchilar</w:t>
       </w:r>
       <w:proofErr w:type="spellEnd"/>
       <w:r>
@@ -44213,15 +45642,11 @@
         <w:ind w:left="0" w:firstLine="709"/>
         <w:jc w:val="both"/>
         <w:rPr>
-          <w:sz w:val="28"/>
-          <w:szCs w:val="28"/>
-          <w:lang w:val="en-US"/>
-        </w:rPr>
-      </w:pPr>
-      <w:r>
-        <w:rPr>
-          <w:sz w:val="28"/>
-          <w:szCs w:val="28"/>
+          <w:lang w:val="en-US"/>
+        </w:rPr>
+      </w:pPr>
+      <w:r>
+        <w:rPr>
           <w:lang w:val="en-US"/>
         </w:rPr>
         <w:t xml:space="preserve">– </w:t>
@@ -44229,8 +45654,8 @@
       <w:r>
         <w:rPr>
           <w:rStyle w:val="HTML1"/>
-          <w:sz w:val="28"/>
-          <w:szCs w:val="28"/>
+          <w:sz w:val="24"/>
+          <w:szCs w:val="24"/>
           <w:lang w:val="en-US"/>
         </w:rPr>
         <w:t>Kernel → Restart</w:t>
@@ -44343,15 +45768,11 @@
         <w:ind w:left="0" w:firstLine="709"/>
         <w:jc w:val="both"/>
         <w:rPr>
-          <w:sz w:val="28"/>
-          <w:szCs w:val="28"/>
-          <w:lang w:val="en-US"/>
-        </w:rPr>
-      </w:pPr>
-      <w:r>
-        <w:rPr>
-          <w:sz w:val="28"/>
-          <w:szCs w:val="28"/>
+          <w:lang w:val="en-US"/>
+        </w:rPr>
+      </w:pPr>
+      <w:r>
+        <w:rPr>
           <w:lang w:val="en-US"/>
         </w:rPr>
         <w:t xml:space="preserve">– </w:t>
@@ -44359,8 +45780,8 @@
       <w:r>
         <w:rPr>
           <w:rStyle w:val="HTML1"/>
-          <w:sz w:val="28"/>
-          <w:szCs w:val="28"/>
+          <w:sz w:val="24"/>
+          <w:szCs w:val="24"/>
           <w:lang w:val="en-US"/>
         </w:rPr>
         <w:t>Cell → Run All</w:t>
@@ -44552,13 +45973,23 @@
         <w:t xml:space="preserve"> </w:t>
       </w:r>
       <w:proofErr w:type="spellStart"/>
-      <w:r>
-        <w:rPr>
-          <w:sz w:val="28"/>
-          <w:szCs w:val="28"/>
-          <w:lang w:val="en-US"/>
-        </w:rPr>
-        <w:t>ko‘rish</w:t>
+      <w:proofErr w:type="gramStart"/>
+      <w:r>
+        <w:rPr>
+          <w:sz w:val="28"/>
+          <w:szCs w:val="28"/>
+          <w:lang w:val="en-US"/>
+        </w:rPr>
+        <w:t>ko‘</w:t>
+      </w:r>
+      <w:proofErr w:type="gramEnd"/>
+      <w:r>
+        <w:rPr>
+          <w:sz w:val="28"/>
+          <w:szCs w:val="28"/>
+          <w:lang w:val="en-US"/>
+        </w:rPr>
+        <w:t>rish</w:t>
       </w:r>
       <w:proofErr w:type="spellEnd"/>
       <w:r>
@@ -44594,7 +46025,6 @@
           <w:szCs w:val="28"/>
           <w:lang w:val="en-US"/>
         </w:rPr>
-        <w:lastRenderedPageBreak/>
         <w:t>Ilmiy</w:t>
       </w:r>
       <w:proofErr w:type="spellEnd"/>
@@ -45005,6 +46435,7 @@
           <w:szCs w:val="28"/>
           <w:lang w:val="en-US"/>
         </w:rPr>
+        <w:lastRenderedPageBreak/>
         <w:t>Talabalar</w:t>
       </w:r>
       <w:proofErr w:type="spellEnd"/>
@@ -45163,13 +46594,23 @@
         <w:t xml:space="preserve"> </w:t>
       </w:r>
       <w:proofErr w:type="spellStart"/>
-      <w:r>
-        <w:rPr>
-          <w:sz w:val="28"/>
-          <w:szCs w:val="28"/>
-          <w:lang w:val="en-US"/>
-        </w:rPr>
-        <w:t>bog‘lashda</w:t>
+      <w:proofErr w:type="gramStart"/>
+      <w:r>
+        <w:rPr>
+          <w:sz w:val="28"/>
+          <w:szCs w:val="28"/>
+          <w:lang w:val="en-US"/>
+        </w:rPr>
+        <w:t>bog‘</w:t>
+      </w:r>
+      <w:proofErr w:type="gramEnd"/>
+      <w:r>
+        <w:rPr>
+          <w:sz w:val="28"/>
+          <w:szCs w:val="28"/>
+          <w:lang w:val="en-US"/>
+        </w:rPr>
+        <w:t>lashda</w:t>
       </w:r>
       <w:proofErr w:type="spellEnd"/>
       <w:r>
@@ -45279,13 +46720,23 @@
         <w:t xml:space="preserve"> </w:t>
       </w:r>
       <w:proofErr w:type="spellStart"/>
-      <w:r>
-        <w:rPr>
-          <w:sz w:val="28"/>
-          <w:szCs w:val="28"/>
-          <w:lang w:val="en-US"/>
-        </w:rPr>
-        <w:t>o‘qitish</w:t>
+      <w:proofErr w:type="gramStart"/>
+      <w:r>
+        <w:rPr>
+          <w:sz w:val="28"/>
+          <w:szCs w:val="28"/>
+          <w:lang w:val="en-US"/>
+        </w:rPr>
+        <w:t>o‘</w:t>
+      </w:r>
+      <w:proofErr w:type="gramEnd"/>
+      <w:r>
+        <w:rPr>
+          <w:sz w:val="28"/>
+          <w:szCs w:val="28"/>
+          <w:lang w:val="en-US"/>
+        </w:rPr>
+        <w:t>qitish</w:t>
       </w:r>
       <w:proofErr w:type="spellEnd"/>
       <w:r>
@@ -45531,13 +46982,23 @@
         <w:t xml:space="preserve"> </w:t>
       </w:r>
       <w:proofErr w:type="spellStart"/>
-      <w:r>
-        <w:rPr>
-          <w:sz w:val="28"/>
-          <w:szCs w:val="28"/>
-          <w:lang w:val="en-US"/>
-        </w:rPr>
-        <w:t>o‘zlashtirgach</w:t>
+      <w:proofErr w:type="gramStart"/>
+      <w:r>
+        <w:rPr>
+          <w:sz w:val="28"/>
+          <w:szCs w:val="28"/>
+          <w:lang w:val="en-US"/>
+        </w:rPr>
+        <w:t>o‘</w:t>
+      </w:r>
+      <w:proofErr w:type="gramEnd"/>
+      <w:r>
+        <w:rPr>
+          <w:sz w:val="28"/>
+          <w:szCs w:val="28"/>
+          <w:lang w:val="en-US"/>
+        </w:rPr>
+        <w:t>zlashtirgach</w:t>
       </w:r>
       <w:proofErr w:type="spellEnd"/>
       <w:r>
@@ -45564,21 +47025,12 @@
           <w:szCs w:val="28"/>
         </w:rPr>
       </w:pPr>
-      <w:proofErr w:type="spellStart"/>
-      <w:r>
-        <w:rPr>
-          <w:sz w:val="28"/>
-          <w:szCs w:val="28"/>
-        </w:rPr>
-        <w:t>Python</w:t>
-      </w:r>
-      <w:proofErr w:type="spellEnd"/>
-      <w:r>
-        <w:rPr>
-          <w:sz w:val="28"/>
-          <w:szCs w:val="28"/>
-        </w:rPr>
-        <w:t xml:space="preserve"> </w:t>
+      <w:r>
+        <w:rPr>
+          <w:sz w:val="28"/>
+          <w:szCs w:val="28"/>
+        </w:rPr>
+        <w:t xml:space="preserve">Python </w:t>
       </w:r>
       <w:proofErr w:type="spellStart"/>
       <w:r>
@@ -45690,13 +47142,23 @@
         <w:t xml:space="preserve"> </w:t>
       </w:r>
       <w:proofErr w:type="spellStart"/>
-      <w:r>
-        <w:rPr>
-          <w:sz w:val="28"/>
-          <w:szCs w:val="28"/>
-          <w:lang w:val="en-US"/>
-        </w:rPr>
-        <w:t>ko‘rishi</w:t>
+      <w:proofErr w:type="gramStart"/>
+      <w:r>
+        <w:rPr>
+          <w:sz w:val="28"/>
+          <w:szCs w:val="28"/>
+          <w:lang w:val="en-US"/>
+        </w:rPr>
+        <w:t>ko‘</w:t>
+      </w:r>
+      <w:proofErr w:type="gramEnd"/>
+      <w:r>
+        <w:rPr>
+          <w:sz w:val="28"/>
+          <w:szCs w:val="28"/>
+          <w:lang w:val="en-US"/>
+        </w:rPr>
+        <w:t>rishi</w:t>
       </w:r>
       <w:proofErr w:type="spellEnd"/>
       <w:r>
@@ -45779,13 +47241,23 @@
         <w:t xml:space="preserve"> </w:t>
       </w:r>
       <w:proofErr w:type="spellStart"/>
-      <w:r>
-        <w:rPr>
-          <w:sz w:val="28"/>
-          <w:szCs w:val="28"/>
-          <w:lang w:val="en-US"/>
-        </w:rPr>
-        <w:t>ko‘rinishida</w:t>
+      <w:proofErr w:type="gramStart"/>
+      <w:r>
+        <w:rPr>
+          <w:sz w:val="28"/>
+          <w:szCs w:val="28"/>
+          <w:lang w:val="en-US"/>
+        </w:rPr>
+        <w:t>ko‘</w:t>
+      </w:r>
+      <w:proofErr w:type="gramEnd"/>
+      <w:r>
+        <w:rPr>
+          <w:sz w:val="28"/>
+          <w:szCs w:val="28"/>
+          <w:lang w:val="en-US"/>
+        </w:rPr>
+        <w:t>rinishida</w:t>
       </w:r>
       <w:proofErr w:type="spellEnd"/>
       <w:r>
@@ -45856,13 +47328,23 @@
         <w:t xml:space="preserve"> </w:t>
       </w:r>
       <w:proofErr w:type="spellStart"/>
-      <w:r>
-        <w:rPr>
-          <w:sz w:val="28"/>
-          <w:szCs w:val="28"/>
-          <w:lang w:val="en-US"/>
-        </w:rPr>
-        <w:t>bo‘ladi</w:t>
+      <w:proofErr w:type="gramStart"/>
+      <w:r>
+        <w:rPr>
+          <w:sz w:val="28"/>
+          <w:szCs w:val="28"/>
+          <w:lang w:val="en-US"/>
+        </w:rPr>
+        <w:t>bo‘</w:t>
+      </w:r>
+      <w:proofErr w:type="gramEnd"/>
+      <w:r>
+        <w:rPr>
+          <w:sz w:val="28"/>
+          <w:szCs w:val="28"/>
+          <w:lang w:val="en-US"/>
+        </w:rPr>
+        <w:t>ladi</w:t>
       </w:r>
       <w:proofErr w:type="spellEnd"/>
       <w:r>
@@ -46089,7 +47571,7 @@
 </file>
 
 <file path=word/numbering.xml><?xml version="1.0" encoding="utf-8"?>
-<w:numbering xmlns:wpc="http://schemas.microsoft.com/office/word/2010/wordprocessingCanvas" xmlns:cx="http://schemas.microsoft.com/office/drawing/2014/chartex" xmlns:cx1="http://schemas.microsoft.com/office/drawing/2015/9/8/chartex" xmlns:cx2="http://schemas.microsoft.com/office/drawing/2015/10/21/chartex" xmlns:cx3="http://schemas.microsoft.com/office/drawing/2016/5/9/chartex" xmlns:cx4="http://schemas.microsoft.com/office/drawing/2016/5/10/chartex" xmlns:cx5="http://schemas.microsoft.com/office/drawing/2016/5/11/chartex" xmlns:cx6="http://schemas.microsoft.com/office/drawing/2016/5/12/chartex" xmlns:cx7="http://schemas.microsoft.com/office/drawing/2016/5/13/chartex" xmlns:cx8="http://schemas.microsoft.com/office/drawing/2016/5/14/chartex" xmlns:mc="http://schemas.openxmlformats.org/markup-compatibility/2006" xmlns:aink="http://schemas.microsoft.com/office/drawing/2016/ink" xmlns:am3d="http://schemas.microsoft.com/office/drawing/2017/model3d" xmlns:o="urn:schemas-microsoft-com:office:office" xmlns:r="http://schemas.openxmlformats.org/officeDocument/2006/relationships" xmlns:m="http://schemas.openxmlformats.org/officeDocument/2006/math" xmlns:v="urn:schemas-microsoft-com:vml" xmlns:wp14="http://schemas.microsoft.com/office/word/2010/wordprocessingDrawing" xmlns:wp="http://schemas.openxmlformats.org/drawingml/2006/wordprocessingDrawing" xmlns:w10="urn:schemas-microsoft-com:office:word" xmlns:w="http://schemas.openxmlformats.org/wordprocessingml/2006/main" xmlns:w14="http://schemas.microsoft.com/office/word/2010/wordml" xmlns:w15="http://schemas.microsoft.com/office/word/2012/wordml" xmlns:w16cid="http://schemas.microsoft.com/office/word/2016/wordml/cid" xmlns:w16se="http://schemas.microsoft.com/office/word/2015/wordml/symex" xmlns:wpg="http://schemas.microsoft.com/office/word/2010/wordprocessingGroup" xmlns:wpi="http://schemas.microsoft.com/office/word/2010/wordprocessingInk" xmlns:wne="http://schemas.microsoft.com/office/word/2006/wordml" xmlns:wps="http://schemas.microsoft.com/office/word/2010/wordprocessingShape" mc:Ignorable="w14 w15 w16se w16cid wp14">
+<w:numbering xmlns:wpc="http://schemas.microsoft.com/office/word/2010/wordprocessingCanvas" xmlns:cx="http://schemas.microsoft.com/office/drawing/2014/chartex" xmlns:cx1="http://schemas.microsoft.com/office/drawing/2015/9/8/chartex" xmlns:cx2="http://schemas.microsoft.com/office/drawing/2015/10/21/chartex" xmlns:cx3="http://schemas.microsoft.com/office/drawing/2016/5/9/chartex" xmlns:cx4="http://schemas.microsoft.com/office/drawing/2016/5/10/chartex" xmlns:cx5="http://schemas.microsoft.com/office/drawing/2016/5/11/chartex" xmlns:cx6="http://schemas.microsoft.com/office/drawing/2016/5/12/chartex" xmlns:cx7="http://schemas.microsoft.com/office/drawing/2016/5/13/chartex" xmlns:cx8="http://schemas.microsoft.com/office/drawing/2016/5/14/chartex" xmlns:mc="http://schemas.openxmlformats.org/markup-compatibility/2006" xmlns:aink="http://schemas.microsoft.com/office/drawing/2016/ink" xmlns:am3d="http://schemas.microsoft.com/office/drawing/2017/model3d" xmlns:o="urn:schemas-microsoft-com:office:office" xmlns:r="http://schemas.openxmlformats.org/officeDocument/2006/relationships" xmlns:m="http://schemas.openxmlformats.org/officeDocument/2006/math" xmlns:v="urn:schemas-microsoft-com:vml" xmlns:wp14="http://schemas.microsoft.com/office/word/2010/wordprocessingDrawing" xmlns:wp="http://schemas.openxmlformats.org/drawingml/2006/wordprocessingDrawing" xmlns:w10="urn:schemas-microsoft-com:office:word" xmlns:w="http://schemas.openxmlformats.org/wordprocessingml/2006/main" xmlns:w14="http://schemas.microsoft.com/office/word/2010/wordml" xmlns:w15="http://schemas.microsoft.com/office/word/2012/wordml" xmlns:w16cex="http://schemas.microsoft.com/office/word/2018/wordml/cex" xmlns:w16cid="http://schemas.microsoft.com/office/word/2016/wordml/cid" xmlns:w16="http://schemas.microsoft.com/office/word/2018/wordml" xmlns:w16sdtdh="http://schemas.microsoft.com/office/word/2020/wordml/sdtdatahash" xmlns:w16se="http://schemas.microsoft.com/office/word/2015/wordml/symex" xmlns:wpg="http://schemas.microsoft.com/office/word/2010/wordprocessingGroup" xmlns:wpi="http://schemas.microsoft.com/office/word/2010/wordprocessingInk" xmlns:wne="http://schemas.microsoft.com/office/word/2006/wordml" xmlns:wps="http://schemas.microsoft.com/office/word/2010/wordprocessingShape" mc:Ignorable="w14 w15 w16se w16cid w16 w16cex w16sdtdh wp14">
   <w:abstractNum w:abstractNumId="0" w15:restartNumberingAfterBreak="0">
     <w:nsid w:val="01DC05FD"/>
     <w:multiLevelType w:val="multilevel"/>
@@ -48776,7 +50258,7 @@
 </file>
 
 <file path=word/styles.xml><?xml version="1.0" encoding="utf-8"?>
-<w:styles xmlns:mc="http://schemas.openxmlformats.org/markup-compatibility/2006" xmlns:r="http://schemas.openxmlformats.org/officeDocument/2006/relationships" xmlns:w="http://schemas.openxmlformats.org/wordprocessingml/2006/main" xmlns:w14="http://schemas.microsoft.com/office/word/2010/wordml" xmlns:w15="http://schemas.microsoft.com/office/word/2012/wordml" xmlns:w16cid="http://schemas.microsoft.com/office/word/2016/wordml/cid" xmlns:w16se="http://schemas.microsoft.com/office/word/2015/wordml/symex" mc:Ignorable="w14 w15 w16se w16cid">
+<w:styles xmlns:mc="http://schemas.openxmlformats.org/markup-compatibility/2006" xmlns:r="http://schemas.openxmlformats.org/officeDocument/2006/relationships" xmlns:w="http://schemas.openxmlformats.org/wordprocessingml/2006/main" xmlns:w14="http://schemas.microsoft.com/office/word/2010/wordml" xmlns:w15="http://schemas.microsoft.com/office/word/2012/wordml" xmlns:w16cex="http://schemas.microsoft.com/office/word/2018/wordml/cex" xmlns:w16cid="http://schemas.microsoft.com/office/word/2016/wordml/cid" xmlns:w16="http://schemas.microsoft.com/office/word/2018/wordml" xmlns:w16sdtdh="http://schemas.microsoft.com/office/word/2020/wordml/sdtdatahash" xmlns:w16se="http://schemas.microsoft.com/office/word/2015/wordml/symex" mc:Ignorable="w14 w15 w16se w16cid w16 w16cex w16sdtdh">
   <w:docDefaults>
     <w:rPrDefault>
       <w:rPr>
@@ -48792,7 +50274,7 @@
       </w:pPr>
     </w:pPrDefault>
   </w:docDefaults>
-  <w:latentStyles w:defLockedState="0" w:defUIPriority="99" w:defSemiHidden="0" w:defUnhideWhenUsed="0" w:defQFormat="0" w:count="377">
+  <w:latentStyles w:defLockedState="0" w:defUIPriority="99" w:defSemiHidden="0" w:defUnhideWhenUsed="0" w:defQFormat="0" w:count="376">
     <w:lsdException w:name="Normal" w:uiPriority="0" w:qFormat="1"/>
     <w:lsdException w:name="heading 1" w:uiPriority="9" w:qFormat="1"/>
     <w:lsdException w:name="heading 2" w:semiHidden="1" w:uiPriority="9" w:unhideWhenUsed="1" w:qFormat="1"/>
@@ -49169,7 +50651,6 @@
     <w:lsdException w:name="Hashtag" w:semiHidden="1" w:unhideWhenUsed="1"/>
     <w:lsdException w:name="Unresolved Mention" w:semiHidden="1" w:unhideWhenUsed="1"/>
     <w:lsdException w:name="Smart Link" w:semiHidden="1" w:unhideWhenUsed="1"/>
-    <w:lsdException w:name="Smart Link Error" w:semiHidden="1" w:unhideWhenUsed="1"/>
   </w:latentStyles>
   <w:style w:type="paragraph" w:default="1" w:styleId="a">
     <w:name w:val="Normal"/>

--- a/Dars materiallari 2025-2026/Sun'iy intellekt asoslari 2025-2026/4.1 Mashinali o‘qitishga kirish/4.1 Mashinali o‘qitishga kirish.docx
+++ b/Dars materiallari 2025-2026/Sun'iy intellekt asoslari 2025-2026/4.1 Mashinali o‘qitishga kirish/4.1 Mashinali o‘qitishga kirish.docx
@@ -1,6 +1,6 @@
 
 <file path=word/document.xml><?xml version="1.0" encoding="utf-8"?>
-<w:document xmlns:wpc="http://schemas.microsoft.com/office/word/2010/wordprocessingCanvas" xmlns:cx="http://schemas.microsoft.com/office/drawing/2014/chartex" xmlns:cx1="http://schemas.microsoft.com/office/drawing/2015/9/8/chartex" xmlns:cx2="http://schemas.microsoft.com/office/drawing/2015/10/21/chartex" xmlns:cx3="http://schemas.microsoft.com/office/drawing/2016/5/9/chartex" xmlns:cx4="http://schemas.microsoft.com/office/drawing/2016/5/10/chartex" xmlns:cx5="http://schemas.microsoft.com/office/drawing/2016/5/11/chartex" xmlns:cx6="http://schemas.microsoft.com/office/drawing/2016/5/12/chartex" xmlns:cx7="http://schemas.microsoft.com/office/drawing/2016/5/13/chartex" xmlns:cx8="http://schemas.microsoft.com/office/drawing/2016/5/14/chartex" xmlns:mc="http://schemas.openxmlformats.org/markup-compatibility/2006" xmlns:aink="http://schemas.microsoft.com/office/drawing/2016/ink" xmlns:am3d="http://schemas.microsoft.com/office/drawing/2017/model3d" xmlns:o="urn:schemas-microsoft-com:office:office" xmlns:r="http://schemas.openxmlformats.org/officeDocument/2006/relationships" xmlns:m="http://schemas.openxmlformats.org/officeDocument/2006/math" xmlns:v="urn:schemas-microsoft-com:vml" xmlns:wp14="http://schemas.microsoft.com/office/word/2010/wordprocessingDrawing" xmlns:wp="http://schemas.openxmlformats.org/drawingml/2006/wordprocessingDrawing" xmlns:w10="urn:schemas-microsoft-com:office:word" xmlns:w="http://schemas.openxmlformats.org/wordprocessingml/2006/main" xmlns:w14="http://schemas.microsoft.com/office/word/2010/wordml" xmlns:w15="http://schemas.microsoft.com/office/word/2012/wordml" xmlns:w16cex="http://schemas.microsoft.com/office/word/2018/wordml/cex" xmlns:w16cid="http://schemas.microsoft.com/office/word/2016/wordml/cid" xmlns:w16="http://schemas.microsoft.com/office/word/2018/wordml" xmlns:w16sdtdh="http://schemas.microsoft.com/office/word/2020/wordml/sdtdatahash" xmlns:w16se="http://schemas.microsoft.com/office/word/2015/wordml/symex" xmlns:wpg="http://schemas.microsoft.com/office/word/2010/wordprocessingGroup" xmlns:wpi="http://schemas.microsoft.com/office/word/2010/wordprocessingInk" xmlns:wne="http://schemas.microsoft.com/office/word/2006/wordml" xmlns:wps="http://schemas.microsoft.com/office/word/2010/wordprocessingShape" mc:Ignorable="w14 w15 w16se w16cid w16 w16cex w16sdtdh wp14">
+<w:document xmlns:wpc="http://schemas.microsoft.com/office/word/2010/wordprocessingCanvas" xmlns:cx="http://schemas.microsoft.com/office/drawing/2014/chartex" xmlns:cx1="http://schemas.microsoft.com/office/drawing/2015/9/8/chartex" xmlns:cx2="http://schemas.microsoft.com/office/drawing/2015/10/21/chartex" xmlns:cx3="http://schemas.microsoft.com/office/drawing/2016/5/9/chartex" xmlns:cx4="http://schemas.microsoft.com/office/drawing/2016/5/10/chartex" xmlns:cx5="http://schemas.microsoft.com/office/drawing/2016/5/11/chartex" xmlns:cx6="http://schemas.microsoft.com/office/drawing/2016/5/12/chartex" xmlns:cx7="http://schemas.microsoft.com/office/drawing/2016/5/13/chartex" xmlns:cx8="http://schemas.microsoft.com/office/drawing/2016/5/14/chartex" xmlns:mc="http://schemas.openxmlformats.org/markup-compatibility/2006" xmlns:aink="http://schemas.microsoft.com/office/drawing/2016/ink" xmlns:am3d="http://schemas.microsoft.com/office/drawing/2017/model3d" xmlns:o="urn:schemas-microsoft-com:office:office" xmlns:r="http://schemas.openxmlformats.org/officeDocument/2006/relationships" xmlns:m="http://schemas.openxmlformats.org/officeDocument/2006/math" xmlns:v="urn:schemas-microsoft-com:vml" xmlns:wp14="http://schemas.microsoft.com/office/word/2010/wordprocessingDrawing" xmlns:wp="http://schemas.openxmlformats.org/drawingml/2006/wordprocessingDrawing" xmlns:w10="urn:schemas-microsoft-com:office:word" xmlns:w="http://schemas.openxmlformats.org/wordprocessingml/2006/main" xmlns:w14="http://schemas.microsoft.com/office/word/2010/wordml" xmlns:w15="http://schemas.microsoft.com/office/word/2012/wordml" xmlns:w16cid="http://schemas.microsoft.com/office/word/2016/wordml/cid" xmlns:w16se="http://schemas.microsoft.com/office/word/2015/wordml/symex" xmlns:wpg="http://schemas.microsoft.com/office/word/2010/wordprocessingGroup" xmlns:wpi="http://schemas.microsoft.com/office/word/2010/wordprocessingInk" xmlns:wne="http://schemas.microsoft.com/office/word/2006/wordml" xmlns:wps="http://schemas.microsoft.com/office/word/2010/wordprocessingShape" mc:Ignorable="w14 w15 w16se w16cid wp14">
   <w:body>
     <w:p>
       <w:pPr>
@@ -2021,25 +2021,7 @@
           <w:szCs w:val="28"/>
           <w:lang w:val="en-US"/>
         </w:rPr>
-        <w:t xml:space="preserve"> </w:t>
-      </w:r>
-      <w:proofErr w:type="spellStart"/>
-      <w:r>
-        <w:rPr>
-          <w:sz w:val="28"/>
-          <w:szCs w:val="28"/>
-          <w:lang w:val="en-US"/>
-        </w:rPr>
-        <w:t>har</w:t>
-      </w:r>
-      <w:proofErr w:type="spellEnd"/>
-      <w:r>
-        <w:rPr>
-          <w:sz w:val="28"/>
-          <w:szCs w:val="28"/>
-          <w:lang w:val="en-US"/>
-        </w:rPr>
-        <w:t xml:space="preserve"> </w:t>
+        <w:t xml:space="preserve"> har </w:t>
       </w:r>
       <w:proofErr w:type="spellStart"/>
       <w:r>
@@ -6789,25 +6771,7 @@
           <w:szCs w:val="28"/>
           <w:lang w:val="en-US" w:eastAsia="ru-RU"/>
         </w:rPr>
-        <w:t xml:space="preserve"> robot, u </w:t>
-      </w:r>
-      <w:proofErr w:type="spellStart"/>
-      <w:r>
-        <w:rPr>
-          <w:rFonts w:eastAsia="Times New Roman"/>
-          <w:szCs w:val="28"/>
-          <w:lang w:val="en-US" w:eastAsia="ru-RU"/>
-        </w:rPr>
-        <w:t>har</w:t>
-      </w:r>
-      <w:proofErr w:type="spellEnd"/>
-      <w:r>
-        <w:rPr>
-          <w:rFonts w:eastAsia="Times New Roman"/>
-          <w:szCs w:val="28"/>
-          <w:lang w:val="en-US" w:eastAsia="ru-RU"/>
-        </w:rPr>
-        <w:t xml:space="preserve"> </w:t>
+        <w:t xml:space="preserve"> robot, u har </w:t>
       </w:r>
       <w:proofErr w:type="spellStart"/>
       <w:r>
@@ -9949,6 +9913,7 @@
                 <w:lang w:eastAsia="ru-RU"/>
               </w:rPr>
             </w:pPr>
+            <w:proofErr w:type="spellStart"/>
             <w:r>
               <w:rPr>
                 <w:rFonts w:eastAsia="Times New Roman"/>
@@ -9957,6 +9922,7 @@
               </w:rPr>
               <w:t>Transport</w:t>
             </w:r>
+            <w:proofErr w:type="spellEnd"/>
           </w:p>
         </w:tc>
         <w:tc>
@@ -10027,13 +9993,23 @@
                 <w:lang w:eastAsia="ru-RU"/>
               </w:rPr>
             </w:pPr>
+            <w:proofErr w:type="spellStart"/>
             <w:r>
               <w:rPr>
                 <w:rFonts w:eastAsia="Times New Roman"/>
                 <w:szCs w:val="28"/>
                 <w:lang w:eastAsia="ru-RU"/>
               </w:rPr>
-              <w:t xml:space="preserve">Bank </w:t>
+              <w:t>Bank</w:t>
+            </w:r>
+            <w:proofErr w:type="spellEnd"/>
+            <w:r>
+              <w:rPr>
+                <w:rFonts w:eastAsia="Times New Roman"/>
+                <w:szCs w:val="28"/>
+                <w:lang w:eastAsia="ru-RU"/>
+              </w:rPr>
+              <w:t xml:space="preserve"> </w:t>
             </w:r>
             <w:proofErr w:type="spellStart"/>
             <w:r>
@@ -12304,25 +12280,7 @@
           <w:szCs w:val="28"/>
           <w:lang w:val="en-US" w:eastAsia="ru-RU"/>
         </w:rPr>
-        <w:t xml:space="preserve"> </w:t>
-      </w:r>
-      <w:proofErr w:type="spellStart"/>
-      <w:r>
-        <w:rPr>
-          <w:rFonts w:eastAsia="Times New Roman"/>
-          <w:szCs w:val="28"/>
-          <w:lang w:val="en-US" w:eastAsia="ru-RU"/>
-        </w:rPr>
-        <w:t>har</w:t>
-      </w:r>
-      <w:proofErr w:type="spellEnd"/>
-      <w:r>
-        <w:rPr>
-          <w:rFonts w:eastAsia="Times New Roman"/>
-          <w:szCs w:val="28"/>
-          <w:lang w:val="en-US" w:eastAsia="ru-RU"/>
-        </w:rPr>
-        <w:t xml:space="preserve"> </w:t>
+        <w:t xml:space="preserve"> har </w:t>
       </w:r>
       <w:proofErr w:type="spellStart"/>
       <w:r>
@@ -15989,25 +15947,7 @@
           <w:szCs w:val="28"/>
           <w:lang w:val="en-US" w:eastAsia="ru-RU"/>
         </w:rPr>
-        <w:t xml:space="preserve"> </w:t>
-      </w:r>
-      <w:proofErr w:type="spellStart"/>
-      <w:r>
-        <w:rPr>
-          <w:rFonts w:eastAsia="Times New Roman"/>
-          <w:szCs w:val="28"/>
-          <w:lang w:val="en-US" w:eastAsia="ru-RU"/>
-        </w:rPr>
-        <w:t>har</w:t>
-      </w:r>
-      <w:proofErr w:type="spellEnd"/>
-      <w:r>
-        <w:rPr>
-          <w:rFonts w:eastAsia="Times New Roman"/>
-          <w:szCs w:val="28"/>
-          <w:lang w:val="en-US" w:eastAsia="ru-RU"/>
-        </w:rPr>
-        <w:t xml:space="preserve"> </w:t>
+        <w:t xml:space="preserve"> har </w:t>
       </w:r>
       <w:proofErr w:type="spellStart"/>
       <w:r>
@@ -22715,25 +22655,7 @@
           <w:szCs w:val="28"/>
           <w:lang w:val="en-US" w:eastAsia="ru-RU"/>
         </w:rPr>
-        <w:t xml:space="preserve"> </w:t>
-      </w:r>
-      <w:proofErr w:type="spellStart"/>
-      <w:r>
-        <w:rPr>
-          <w:rFonts w:eastAsia="Times New Roman"/>
-          <w:szCs w:val="28"/>
-          <w:lang w:val="en-US" w:eastAsia="ru-RU"/>
-        </w:rPr>
-        <w:t>har</w:t>
-      </w:r>
-      <w:proofErr w:type="spellEnd"/>
-      <w:r>
-        <w:rPr>
-          <w:rFonts w:eastAsia="Times New Roman"/>
-          <w:szCs w:val="28"/>
-          <w:lang w:val="en-US" w:eastAsia="ru-RU"/>
-        </w:rPr>
-        <w:t xml:space="preserve"> </w:t>
+        <w:t xml:space="preserve"> har </w:t>
       </w:r>
       <w:proofErr w:type="spellStart"/>
       <w:r>
@@ -26931,6 +26853,7 @@
                 <w:lang w:eastAsia="ru-RU"/>
               </w:rPr>
             </w:pPr>
+            <w:proofErr w:type="spellStart"/>
             <w:r>
               <w:rPr>
                 <w:rFonts w:eastAsia="Times New Roman"/>
@@ -26938,7 +26861,17 @@
                 <w:szCs w:val="24"/>
                 <w:lang w:eastAsia="ru-RU"/>
               </w:rPr>
-              <w:t xml:space="preserve">Image </w:t>
+              <w:t>Image</w:t>
+            </w:r>
+            <w:proofErr w:type="spellEnd"/>
+            <w:r>
+              <w:rPr>
+                <w:rFonts w:eastAsia="Times New Roman"/>
+                <w:sz w:val="24"/>
+                <w:szCs w:val="24"/>
+                <w:lang w:eastAsia="ru-RU"/>
+              </w:rPr>
+              <w:t xml:space="preserve"> </w:t>
             </w:r>
             <w:proofErr w:type="spellStart"/>
             <w:r>
@@ -27308,8 +27241,19 @@
                 <w:szCs w:val="24"/>
                 <w:lang w:eastAsia="ru-RU"/>
               </w:rPr>
-              <w:t xml:space="preserve"> Systems</w:t>
+              <w:t xml:space="preserve"> </w:t>
             </w:r>
+            <w:proofErr w:type="spellStart"/>
+            <w:r>
+              <w:rPr>
+                <w:rFonts w:eastAsia="Times New Roman"/>
+                <w:sz w:val="24"/>
+                <w:szCs w:val="24"/>
+                <w:lang w:eastAsia="ru-RU"/>
+              </w:rPr>
+              <w:t>Systems</w:t>
+            </w:r>
+            <w:proofErr w:type="spellEnd"/>
           </w:p>
         </w:tc>
         <w:tc>
@@ -31267,25 +31211,7 @@
           <w:szCs w:val="28"/>
           <w:lang w:val="en-US"/>
         </w:rPr>
-        <w:t xml:space="preserve">Model </w:t>
-      </w:r>
-      <w:proofErr w:type="spellStart"/>
-      <w:r>
-        <w:rPr>
-          <w:sz w:val="28"/>
-          <w:szCs w:val="28"/>
-          <w:lang w:val="en-US"/>
-        </w:rPr>
-        <w:t>har</w:t>
-      </w:r>
-      <w:proofErr w:type="spellEnd"/>
-      <w:r>
-        <w:rPr>
-          <w:sz w:val="28"/>
-          <w:szCs w:val="28"/>
-          <w:lang w:val="en-US"/>
-        </w:rPr>
-        <w:t xml:space="preserve"> </w:t>
+        <w:t xml:space="preserve">Model har </w:t>
       </w:r>
       <w:proofErr w:type="spellStart"/>
       <w:r>
@@ -37453,25 +37379,7 @@
           <w:szCs w:val="28"/>
           <w:lang w:val="en-US"/>
         </w:rPr>
-        <w:t xml:space="preserve"> </w:t>
-      </w:r>
-      <w:proofErr w:type="spellStart"/>
-      <w:r>
-        <w:rPr>
-          <w:sz w:val="28"/>
-          <w:szCs w:val="28"/>
-          <w:lang w:val="en-US"/>
-        </w:rPr>
-        <w:t>har</w:t>
-      </w:r>
-      <w:proofErr w:type="spellEnd"/>
-      <w:r>
-        <w:rPr>
-          <w:sz w:val="28"/>
-          <w:szCs w:val="28"/>
-          <w:lang w:val="en-US"/>
-        </w:rPr>
-        <w:t xml:space="preserve"> </w:t>
+        <w:t xml:space="preserve"> har </w:t>
       </w:r>
       <w:proofErr w:type="spellStart"/>
       <w:r>
@@ -37586,139 +37494,144 @@
         <w:pStyle w:val="1"/>
         <w:spacing w:before="0" w:line="276" w:lineRule="auto"/>
         <w:ind w:firstLine="709"/>
-        <w:rPr>
+        <w:jc w:val="center"/>
+        <w:rPr>
+          <w:rFonts w:ascii="Times New Roman" w:hAnsi="Times New Roman" w:cs="Times New Roman"/>
+          <w:b/>
+          <w:bCs/>
+          <w:color w:val="auto"/>
+          <w:sz w:val="28"/>
+          <w:szCs w:val="28"/>
+          <w:lang w:val="en-US"/>
+        </w:rPr>
+      </w:pPr>
+      <w:r>
+        <w:rPr>
+          <w:rFonts w:ascii="Times New Roman" w:hAnsi="Times New Roman" w:cs="Times New Roman"/>
+          <w:b/>
+          <w:bCs/>
+          <w:color w:val="auto"/>
+          <w:sz w:val="28"/>
+          <w:szCs w:val="28"/>
+          <w:lang w:val="en-US"/>
+        </w:rPr>
+        <w:lastRenderedPageBreak/>
+        <w:t>3-</w:t>
+      </w:r>
+      <w:proofErr w:type="gramStart"/>
+      <w:r>
+        <w:rPr>
+          <w:rFonts w:ascii="Times New Roman" w:hAnsi="Times New Roman" w:cs="Times New Roman"/>
+          <w:b/>
+          <w:bCs/>
+          <w:color w:val="auto"/>
+          <w:sz w:val="28"/>
+          <w:szCs w:val="28"/>
+          <w:lang w:val="en-US"/>
+        </w:rPr>
+        <w:t>O‘</w:t>
+      </w:r>
+      <w:proofErr w:type="gramEnd"/>
+      <w:r>
+        <w:rPr>
+          <w:rFonts w:ascii="Times New Roman" w:hAnsi="Times New Roman" w:cs="Times New Roman"/>
+          <w:b/>
+          <w:bCs/>
+          <w:color w:val="auto"/>
+          <w:sz w:val="28"/>
+          <w:szCs w:val="28"/>
+          <w:lang w:val="en-US"/>
+        </w:rPr>
+        <w:t xml:space="preserve">quv </w:t>
+      </w:r>
+      <w:proofErr w:type="spellStart"/>
+      <w:r>
+        <w:rPr>
+          <w:rFonts w:ascii="Times New Roman" w:hAnsi="Times New Roman" w:cs="Times New Roman"/>
+          <w:b/>
+          <w:bCs/>
+          <w:color w:val="auto"/>
+          <w:sz w:val="28"/>
+          <w:szCs w:val="28"/>
+          <w:lang w:val="en-US"/>
+        </w:rPr>
+        <w:t>savol</w:t>
+      </w:r>
+      <w:proofErr w:type="spellEnd"/>
+      <w:r>
+        <w:rPr>
+          <w:rFonts w:ascii="Times New Roman" w:hAnsi="Times New Roman" w:cs="Times New Roman"/>
+          <w:b/>
+          <w:bCs/>
+          <w:color w:val="auto"/>
+          <w:sz w:val="28"/>
+          <w:szCs w:val="28"/>
+          <w:lang w:val="en-US"/>
+        </w:rPr>
+        <w:t xml:space="preserve">: </w:t>
+      </w:r>
+      <w:bookmarkStart w:id="0" w:name="_GoBack"/>
+      <w:proofErr w:type="spellStart"/>
+      <w:r>
+        <w:rPr>
+          <w:rStyle w:val="a4"/>
           <w:rFonts w:ascii="Times New Roman" w:hAnsi="Times New Roman" w:cs="Times New Roman"/>
           <w:color w:val="auto"/>
           <w:sz w:val="28"/>
           <w:szCs w:val="28"/>
           <w:lang w:val="en-US"/>
         </w:rPr>
-      </w:pPr>
-      <w:r>
-        <w:rPr>
+        <w:t>Jupyter</w:t>
+      </w:r>
+      <w:proofErr w:type="spellEnd"/>
+      <w:r>
+        <w:rPr>
+          <w:rStyle w:val="a4"/>
           <w:rFonts w:ascii="Times New Roman" w:hAnsi="Times New Roman" w:cs="Times New Roman"/>
           <w:color w:val="auto"/>
           <w:sz w:val="28"/>
           <w:szCs w:val="28"/>
           <w:lang w:val="en-US"/>
         </w:rPr>
-        <w:lastRenderedPageBreak/>
-        <w:t>3-</w:t>
-      </w:r>
-      <w:proofErr w:type="gramStart"/>
-      <w:r>
-        <w:rPr>
+        <w:t xml:space="preserve"> Notebook </w:t>
+      </w:r>
+      <w:proofErr w:type="spellStart"/>
+      <w:r>
+        <w:rPr>
+          <w:rStyle w:val="a4"/>
           <w:rFonts w:ascii="Times New Roman" w:hAnsi="Times New Roman" w:cs="Times New Roman"/>
           <w:color w:val="auto"/>
           <w:sz w:val="28"/>
           <w:szCs w:val="28"/>
           <w:lang w:val="en-US"/>
         </w:rPr>
-        <w:t>O‘</w:t>
-      </w:r>
-      <w:proofErr w:type="gramEnd"/>
-      <w:r>
-        <w:rPr>
+        <w:t>bilan</w:t>
+      </w:r>
+      <w:proofErr w:type="spellEnd"/>
+      <w:r>
+        <w:rPr>
+          <w:rStyle w:val="a4"/>
           <w:rFonts w:ascii="Times New Roman" w:hAnsi="Times New Roman" w:cs="Times New Roman"/>
           <w:color w:val="auto"/>
           <w:sz w:val="28"/>
           <w:szCs w:val="28"/>
           <w:lang w:val="en-US"/>
         </w:rPr>
-        <w:t xml:space="preserve">quv </w:t>
-      </w:r>
-      <w:proofErr w:type="spellStart"/>
-      <w:r>
-        <w:rPr>
+        <w:t xml:space="preserve"> </w:t>
+      </w:r>
+      <w:proofErr w:type="spellStart"/>
+      <w:r>
+        <w:rPr>
+          <w:rStyle w:val="a4"/>
           <w:rFonts w:ascii="Times New Roman" w:hAnsi="Times New Roman" w:cs="Times New Roman"/>
           <w:color w:val="auto"/>
           <w:sz w:val="28"/>
           <w:szCs w:val="28"/>
           <w:lang w:val="en-US"/>
         </w:rPr>
-        <w:t>savol</w:t>
-      </w:r>
-      <w:proofErr w:type="spellEnd"/>
-      <w:r>
-        <w:rPr>
-          <w:rFonts w:ascii="Times New Roman" w:hAnsi="Times New Roman" w:cs="Times New Roman"/>
-          <w:color w:val="auto"/>
-          <w:sz w:val="28"/>
-          <w:szCs w:val="28"/>
-          <w:lang w:val="en-US"/>
-        </w:rPr>
-        <w:t xml:space="preserve">: </w:t>
-      </w:r>
-      <w:proofErr w:type="spellStart"/>
-      <w:r>
-        <w:rPr>
-          <w:rStyle w:val="a4"/>
-          <w:rFonts w:ascii="Times New Roman" w:hAnsi="Times New Roman" w:cs="Times New Roman"/>
-          <w:b w:val="0"/>
-          <w:bCs w:val="0"/>
-          <w:color w:val="auto"/>
-          <w:sz w:val="28"/>
-          <w:szCs w:val="28"/>
-          <w:lang w:val="en-US"/>
-        </w:rPr>
-        <w:t>Jupyter</w:t>
-      </w:r>
-      <w:proofErr w:type="spellEnd"/>
-      <w:r>
-        <w:rPr>
-          <w:rStyle w:val="a4"/>
-          <w:rFonts w:ascii="Times New Roman" w:hAnsi="Times New Roman" w:cs="Times New Roman"/>
-          <w:b w:val="0"/>
-          <w:bCs w:val="0"/>
-          <w:color w:val="auto"/>
-          <w:sz w:val="28"/>
-          <w:szCs w:val="28"/>
-          <w:lang w:val="en-US"/>
-        </w:rPr>
-        <w:t xml:space="preserve"> Notebook </w:t>
-      </w:r>
-      <w:proofErr w:type="spellStart"/>
-      <w:r>
-        <w:rPr>
-          <w:rStyle w:val="a4"/>
-          <w:rFonts w:ascii="Times New Roman" w:hAnsi="Times New Roman" w:cs="Times New Roman"/>
-          <w:b w:val="0"/>
-          <w:bCs w:val="0"/>
-          <w:color w:val="auto"/>
-          <w:sz w:val="28"/>
-          <w:szCs w:val="28"/>
-          <w:lang w:val="en-US"/>
-        </w:rPr>
-        <w:t>bilan</w:t>
-      </w:r>
-      <w:proofErr w:type="spellEnd"/>
-      <w:r>
-        <w:rPr>
-          <w:rStyle w:val="a4"/>
-          <w:rFonts w:ascii="Times New Roman" w:hAnsi="Times New Roman" w:cs="Times New Roman"/>
-          <w:b w:val="0"/>
-          <w:bCs w:val="0"/>
-          <w:color w:val="auto"/>
-          <w:sz w:val="28"/>
-          <w:szCs w:val="28"/>
-          <w:lang w:val="en-US"/>
-        </w:rPr>
-        <w:t xml:space="preserve"> </w:t>
-      </w:r>
-      <w:proofErr w:type="spellStart"/>
-      <w:r>
-        <w:rPr>
-          <w:rStyle w:val="a4"/>
-          <w:rFonts w:ascii="Times New Roman" w:hAnsi="Times New Roman" w:cs="Times New Roman"/>
-          <w:b w:val="0"/>
-          <w:bCs w:val="0"/>
-          <w:color w:val="auto"/>
-          <w:sz w:val="28"/>
-          <w:szCs w:val="28"/>
-          <w:lang w:val="en-US"/>
-        </w:rPr>
         <w:t>ishlash</w:t>
       </w:r>
+      <w:bookmarkEnd w:id="0"/>
       <w:proofErr w:type="spellEnd"/>
     </w:p>
     <w:p>
@@ -39295,7 +39208,25 @@
           <w:szCs w:val="28"/>
           <w:lang w:val="en-US"/>
         </w:rPr>
-        <w:t xml:space="preserve">, NumPy, Pandas, Matplotlib, Scikit-learn </w:t>
+        <w:t xml:space="preserve">, NumPy, Pandas, Matplotlib, </w:t>
+      </w:r>
+      <w:proofErr w:type="spellStart"/>
+      <w:r>
+        <w:rPr>
+          <w:sz w:val="28"/>
+          <w:szCs w:val="28"/>
+          <w:lang w:val="en-US"/>
+        </w:rPr>
+        <w:t>Scikit</w:t>
+      </w:r>
+      <w:proofErr w:type="spellEnd"/>
+      <w:r>
+        <w:rPr>
+          <w:sz w:val="28"/>
+          <w:szCs w:val="28"/>
+          <w:lang w:val="en-US"/>
+        </w:rPr>
+        <w:t xml:space="preserve">-learn </w:t>
       </w:r>
       <w:proofErr w:type="spellStart"/>
       <w:r>
@@ -39872,12 +39803,14 @@
         <w:rPr>
           <w:sz w:val="28"/>
           <w:szCs w:val="28"/>
-        </w:rPr>
-      </w:pPr>
-      <w:r>
-        <w:rPr>
-          <w:sz w:val="28"/>
-          <w:szCs w:val="28"/>
+          <w:lang w:val="en-US"/>
+        </w:rPr>
+      </w:pPr>
+      <w:r>
+        <w:rPr>
+          <w:sz w:val="28"/>
+          <w:szCs w:val="28"/>
+          <w:lang w:val="en-US"/>
         </w:rPr>
         <w:t xml:space="preserve">3. </w:t>
       </w:r>
@@ -39886,6 +39819,7 @@
         <w:rPr>
           <w:sz w:val="28"/>
           <w:szCs w:val="28"/>
+          <w:lang w:val="en-US"/>
         </w:rPr>
         <w:t>Jupyter</w:t>
       </w:r>
@@ -39894,14 +39828,16 @@
         <w:rPr>
           <w:sz w:val="28"/>
           <w:szCs w:val="28"/>
-        </w:rPr>
-        <w:t xml:space="preserve"> </w:t>
-      </w:r>
-      <w:proofErr w:type="spellStart"/>
-      <w:r>
-        <w:rPr>
-          <w:sz w:val="28"/>
-          <w:szCs w:val="28"/>
+          <w:lang w:val="en-US"/>
+        </w:rPr>
+        <w:t xml:space="preserve"> </w:t>
+      </w:r>
+      <w:proofErr w:type="spellStart"/>
+      <w:r>
+        <w:rPr>
+          <w:sz w:val="28"/>
+          <w:szCs w:val="28"/>
+          <w:lang w:val="en-US"/>
         </w:rPr>
         <w:t>Notebook’ni</w:t>
       </w:r>
@@ -39910,14 +39846,16 @@
         <w:rPr>
           <w:sz w:val="28"/>
           <w:szCs w:val="28"/>
-        </w:rPr>
-        <w:t xml:space="preserve"> </w:t>
-      </w:r>
-      <w:proofErr w:type="spellStart"/>
-      <w:r>
-        <w:rPr>
-          <w:sz w:val="28"/>
-          <w:szCs w:val="28"/>
+          <w:lang w:val="en-US"/>
+        </w:rPr>
+        <w:t xml:space="preserve"> </w:t>
+      </w:r>
+      <w:proofErr w:type="spellStart"/>
+      <w:r>
+        <w:rPr>
+          <w:sz w:val="28"/>
+          <w:szCs w:val="28"/>
+          <w:lang w:val="en-US"/>
         </w:rPr>
         <w:t>ishga</w:t>
       </w:r>
@@ -39926,14 +39864,16 @@
         <w:rPr>
           <w:sz w:val="28"/>
           <w:szCs w:val="28"/>
-        </w:rPr>
-        <w:t xml:space="preserve"> </w:t>
-      </w:r>
-      <w:proofErr w:type="spellStart"/>
-      <w:r>
-        <w:rPr>
-          <w:sz w:val="28"/>
-          <w:szCs w:val="28"/>
+          <w:lang w:val="en-US"/>
+        </w:rPr>
+        <w:t xml:space="preserve"> </w:t>
+      </w:r>
+      <w:proofErr w:type="spellStart"/>
+      <w:r>
+        <w:rPr>
+          <w:sz w:val="28"/>
+          <w:szCs w:val="28"/>
+          <w:lang w:val="en-US"/>
         </w:rPr>
         <w:t>tushirish</w:t>
       </w:r>
@@ -40183,6 +40123,7 @@
           <w:rStyle w:val="HTML1"/>
           <w:sz w:val="24"/>
           <w:szCs w:val="24"/>
+          <w:lang w:val="en-US"/>
         </w:rPr>
       </w:pPr>
       <w:proofErr w:type="spellStart"/>
@@ -40191,6 +40132,7 @@
           <w:rStyle w:val="HTML1"/>
           <w:sz w:val="24"/>
           <w:szCs w:val="24"/>
+          <w:lang w:val="en-US"/>
         </w:rPr>
         <w:t>jupyter</w:t>
       </w:r>
@@ -40200,19 +40142,10 @@
           <w:rStyle w:val="HTML1"/>
           <w:sz w:val="24"/>
           <w:szCs w:val="24"/>
-        </w:rPr>
-        <w:t xml:space="preserve"> </w:t>
-      </w:r>
-      <w:proofErr w:type="spellStart"/>
-      <w:r>
-        <w:rPr>
-          <w:rStyle w:val="HTML1"/>
-          <w:sz w:val="24"/>
-          <w:szCs w:val="24"/>
-        </w:rPr>
-        <w:t>notebook</w:t>
-      </w:r>
-      <w:proofErr w:type="spellEnd"/>
+          <w:lang w:val="en-US"/>
+        </w:rPr>
+        <w:t xml:space="preserve"> notebook</w:t>
+      </w:r>
     </w:p>
     <w:p>
       <w:pPr>
@@ -45002,12 +44935,8 @@
     <w:p>
       <w:pPr>
         <w:pStyle w:val="a3"/>
-        <w:numPr>
-          <w:ilvl w:val="0"/>
-          <w:numId w:val="17"/>
-        </w:numPr>
         <w:spacing w:before="0" w:beforeAutospacing="0" w:after="0" w:afterAutospacing="0" w:line="276" w:lineRule="auto"/>
-        <w:ind w:left="0" w:firstLine="709"/>
+        <w:ind w:left="709"/>
         <w:jc w:val="both"/>
         <w:rPr>
           <w:sz w:val="28"/>
@@ -45038,12 +44967,8 @@
     <w:p>
       <w:pPr>
         <w:pStyle w:val="a3"/>
-        <w:numPr>
-          <w:ilvl w:val="0"/>
-          <w:numId w:val="17"/>
-        </w:numPr>
         <w:spacing w:before="0" w:beforeAutospacing="0" w:after="0" w:afterAutospacing="0" w:line="276" w:lineRule="auto"/>
-        <w:ind w:left="0" w:firstLine="709"/>
+        <w:ind w:left="709"/>
         <w:jc w:val="both"/>
         <w:rPr>
           <w:sz w:val="28"/>
@@ -45121,12 +45046,8 @@
     <w:p>
       <w:pPr>
         <w:pStyle w:val="a3"/>
-        <w:numPr>
-          <w:ilvl w:val="0"/>
-          <w:numId w:val="17"/>
-        </w:numPr>
         <w:spacing w:before="0" w:beforeAutospacing="0" w:after="0" w:afterAutospacing="0" w:line="276" w:lineRule="auto"/>
-        <w:ind w:left="0" w:firstLine="709"/>
+        <w:ind w:left="709"/>
         <w:jc w:val="both"/>
         <w:rPr>
           <w:sz w:val="28"/>
@@ -45208,12 +45129,8 @@
     <w:p>
       <w:pPr>
         <w:pStyle w:val="a3"/>
-        <w:numPr>
-          <w:ilvl w:val="0"/>
-          <w:numId w:val="17"/>
-        </w:numPr>
         <w:spacing w:before="0" w:beforeAutospacing="0" w:after="0" w:afterAutospacing="0" w:line="276" w:lineRule="auto"/>
-        <w:ind w:left="0" w:firstLine="709"/>
+        <w:ind w:left="709"/>
         <w:jc w:val="both"/>
         <w:rPr>
           <w:sz w:val="28"/>
@@ -45278,12 +45195,8 @@
     <w:p>
       <w:pPr>
         <w:pStyle w:val="a3"/>
-        <w:numPr>
-          <w:ilvl w:val="0"/>
-          <w:numId w:val="17"/>
-        </w:numPr>
         <w:spacing w:before="0" w:beforeAutospacing="0" w:after="0" w:afterAutospacing="0" w:line="276" w:lineRule="auto"/>
-        <w:ind w:left="0" w:firstLine="709"/>
+        <w:ind w:left="709"/>
         <w:jc w:val="both"/>
         <w:rPr>
           <w:sz w:val="28"/>
@@ -45385,12 +45298,8 @@
     <w:p>
       <w:pPr>
         <w:pStyle w:val="a3"/>
-        <w:numPr>
-          <w:ilvl w:val="0"/>
-          <w:numId w:val="17"/>
-        </w:numPr>
         <w:spacing w:before="0" w:beforeAutospacing="0" w:after="0" w:afterAutospacing="0" w:line="276" w:lineRule="auto"/>
-        <w:ind w:left="0" w:firstLine="709"/>
+        <w:ind w:left="709"/>
         <w:jc w:val="both"/>
         <w:rPr>
           <w:sz w:val="28"/>
@@ -45474,12 +45383,8 @@
     <w:p>
       <w:pPr>
         <w:pStyle w:val="a3"/>
-        <w:numPr>
-          <w:ilvl w:val="0"/>
-          <w:numId w:val="17"/>
-        </w:numPr>
         <w:spacing w:before="0" w:beforeAutospacing="0" w:after="0" w:afterAutospacing="0" w:line="276" w:lineRule="auto"/>
-        <w:ind w:left="0" w:firstLine="709"/>
+        <w:ind w:left="709"/>
         <w:jc w:val="both"/>
         <w:rPr>
           <w:sz w:val="28"/>
@@ -45634,12 +45539,8 @@
     <w:p>
       <w:pPr>
         <w:pStyle w:val="a3"/>
-        <w:numPr>
-          <w:ilvl w:val="0"/>
-          <w:numId w:val="17"/>
-        </w:numPr>
         <w:spacing w:before="0" w:beforeAutospacing="0" w:after="0" w:afterAutospacing="0" w:line="276" w:lineRule="auto"/>
-        <w:ind w:left="0" w:firstLine="709"/>
+        <w:ind w:left="709"/>
         <w:jc w:val="both"/>
         <w:rPr>
           <w:lang w:val="en-US"/>
@@ -45664,12 +45565,8 @@
     <w:p>
       <w:pPr>
         <w:pStyle w:val="a3"/>
-        <w:numPr>
-          <w:ilvl w:val="0"/>
-          <w:numId w:val="17"/>
-        </w:numPr>
         <w:spacing w:before="0" w:beforeAutospacing="0" w:after="0" w:afterAutospacing="0" w:line="276" w:lineRule="auto"/>
-        <w:ind w:left="0" w:firstLine="709"/>
+        <w:ind w:left="709"/>
         <w:jc w:val="both"/>
         <w:rPr>
           <w:sz w:val="28"/>
@@ -45760,12 +45657,8 @@
     <w:p>
       <w:pPr>
         <w:pStyle w:val="a3"/>
-        <w:numPr>
-          <w:ilvl w:val="0"/>
-          <w:numId w:val="17"/>
-        </w:numPr>
         <w:spacing w:before="0" w:beforeAutospacing="0" w:after="0" w:afterAutospacing="0" w:line="276" w:lineRule="auto"/>
-        <w:ind w:left="0" w:firstLine="709"/>
+        <w:ind w:left="709"/>
         <w:jc w:val="both"/>
         <w:rPr>
           <w:lang w:val="en-US"/>
@@ -45796,12 +45689,14 @@
         <w:rPr>
           <w:sz w:val="28"/>
           <w:szCs w:val="28"/>
-        </w:rPr>
-      </w:pPr>
-      <w:r>
-        <w:rPr>
-          <w:sz w:val="28"/>
-          <w:szCs w:val="28"/>
+          <w:lang w:val="en-US"/>
+        </w:rPr>
+      </w:pPr>
+      <w:r>
+        <w:rPr>
+          <w:sz w:val="28"/>
+          <w:szCs w:val="28"/>
+          <w:lang w:val="en-US"/>
         </w:rPr>
         <w:t xml:space="preserve">8. </w:t>
       </w:r>
@@ -45810,6 +45705,7 @@
         <w:rPr>
           <w:sz w:val="28"/>
           <w:szCs w:val="28"/>
+          <w:lang w:val="en-US"/>
         </w:rPr>
         <w:t>Jupyter</w:t>
       </w:r>
@@ -45818,14 +45714,16 @@
         <w:rPr>
           <w:sz w:val="28"/>
           <w:szCs w:val="28"/>
-        </w:rPr>
-        <w:t xml:space="preserve"> </w:t>
-      </w:r>
-      <w:proofErr w:type="spellStart"/>
-      <w:r>
-        <w:rPr>
-          <w:sz w:val="28"/>
-          <w:szCs w:val="28"/>
+          <w:lang w:val="en-US"/>
+        </w:rPr>
+        <w:t xml:space="preserve"> </w:t>
+      </w:r>
+      <w:proofErr w:type="spellStart"/>
+      <w:r>
+        <w:rPr>
+          <w:sz w:val="28"/>
+          <w:szCs w:val="28"/>
+          <w:lang w:val="en-US"/>
         </w:rPr>
         <w:t>Notebook’ning</w:t>
       </w:r>
@@ -45834,14 +45732,16 @@
         <w:rPr>
           <w:sz w:val="28"/>
           <w:szCs w:val="28"/>
-        </w:rPr>
-        <w:t xml:space="preserve"> </w:t>
-      </w:r>
-      <w:proofErr w:type="spellStart"/>
-      <w:r>
-        <w:rPr>
-          <w:sz w:val="28"/>
-          <w:szCs w:val="28"/>
+          <w:lang w:val="en-US"/>
+        </w:rPr>
+        <w:t xml:space="preserve"> </w:t>
+      </w:r>
+      <w:proofErr w:type="spellStart"/>
+      <w:r>
+        <w:rPr>
+          <w:sz w:val="28"/>
+          <w:szCs w:val="28"/>
+          <w:lang w:val="en-US"/>
         </w:rPr>
         <w:t>afzalliklari</w:t>
       </w:r>
@@ -45850,12 +45750,8 @@
     <w:p>
       <w:pPr>
         <w:pStyle w:val="a3"/>
-        <w:numPr>
-          <w:ilvl w:val="0"/>
-          <w:numId w:val="18"/>
-        </w:numPr>
         <w:spacing w:before="0" w:beforeAutospacing="0" w:after="0" w:afterAutospacing="0" w:line="276" w:lineRule="auto"/>
-        <w:ind w:left="0" w:firstLine="709"/>
+        <w:ind w:left="709"/>
         <w:jc w:val="both"/>
         <w:rPr>
           <w:sz w:val="28"/>
@@ -46004,12 +45900,8 @@
     <w:p>
       <w:pPr>
         <w:pStyle w:val="a3"/>
-        <w:numPr>
-          <w:ilvl w:val="0"/>
-          <w:numId w:val="18"/>
-        </w:numPr>
         <w:spacing w:before="0" w:beforeAutospacing="0" w:after="0" w:afterAutospacing="0" w:line="276" w:lineRule="auto"/>
-        <w:ind w:left="0" w:firstLine="709"/>
+        <w:ind w:left="709"/>
         <w:jc w:val="both"/>
         <w:rPr>
           <w:sz w:val="28"/>
@@ -46170,12 +46062,8 @@
     <w:p>
       <w:pPr>
         <w:pStyle w:val="a3"/>
-        <w:numPr>
-          <w:ilvl w:val="0"/>
-          <w:numId w:val="18"/>
-        </w:numPr>
         <w:spacing w:before="0" w:beforeAutospacing="0" w:after="0" w:afterAutospacing="0" w:line="276" w:lineRule="auto"/>
-        <w:ind w:left="0" w:firstLine="709"/>
+        <w:ind w:left="709"/>
         <w:jc w:val="both"/>
         <w:rPr>
           <w:sz w:val="28"/>
@@ -46414,12 +46302,8 @@
     <w:p>
       <w:pPr>
         <w:pStyle w:val="a3"/>
-        <w:numPr>
-          <w:ilvl w:val="0"/>
-          <w:numId w:val="18"/>
-        </w:numPr>
         <w:spacing w:before="0" w:beforeAutospacing="0" w:after="0" w:afterAutospacing="0" w:line="276" w:lineRule="auto"/>
-        <w:ind w:left="0" w:firstLine="709"/>
+        <w:ind w:left="709"/>
         <w:jc w:val="both"/>
         <w:rPr>
           <w:sz w:val="28"/>
@@ -47013,24 +46897,29 @@
     <w:p>
       <w:pPr>
         <w:pStyle w:val="a3"/>
-        <w:numPr>
-          <w:ilvl w:val="0"/>
-          <w:numId w:val="19"/>
-        </w:numPr>
         <w:spacing w:before="0" w:beforeAutospacing="0" w:after="0" w:afterAutospacing="0" w:line="276" w:lineRule="auto"/>
-        <w:ind w:left="0" w:firstLine="709"/>
+        <w:ind w:left="709"/>
         <w:jc w:val="both"/>
         <w:rPr>
           <w:sz w:val="28"/>
           <w:szCs w:val="28"/>
         </w:rPr>
       </w:pPr>
-      <w:r>
-        <w:rPr>
-          <w:sz w:val="28"/>
-          <w:szCs w:val="28"/>
-        </w:rPr>
-        <w:t xml:space="preserve">Python </w:t>
+      <w:proofErr w:type="spellStart"/>
+      <w:r>
+        <w:rPr>
+          <w:sz w:val="28"/>
+          <w:szCs w:val="28"/>
+        </w:rPr>
+        <w:t>Python</w:t>
+      </w:r>
+      <w:proofErr w:type="spellEnd"/>
+      <w:r>
+        <w:rPr>
+          <w:sz w:val="28"/>
+          <w:szCs w:val="28"/>
+        </w:rPr>
+        <w:t xml:space="preserve"> </w:t>
       </w:r>
       <w:proofErr w:type="spellStart"/>
       <w:r>
@@ -47084,12 +46973,8 @@
     <w:p>
       <w:pPr>
         <w:pStyle w:val="a3"/>
-        <w:numPr>
-          <w:ilvl w:val="0"/>
-          <w:numId w:val="19"/>
-        </w:numPr>
         <w:spacing w:before="0" w:beforeAutospacing="0" w:after="0" w:afterAutospacing="0" w:line="276" w:lineRule="auto"/>
-        <w:ind w:left="0" w:firstLine="709"/>
+        <w:ind w:left="709"/>
         <w:jc w:val="both"/>
         <w:rPr>
           <w:sz w:val="28"/>
@@ -47173,12 +47058,8 @@
     <w:p>
       <w:pPr>
         <w:pStyle w:val="a3"/>
-        <w:numPr>
-          <w:ilvl w:val="0"/>
-          <w:numId w:val="19"/>
-        </w:numPr>
         <w:spacing w:before="0" w:beforeAutospacing="0" w:after="0" w:afterAutospacing="0" w:line="276" w:lineRule="auto"/>
-        <w:ind w:left="0" w:firstLine="709"/>
+        <w:ind w:left="709"/>
         <w:jc w:val="both"/>
         <w:rPr>
           <w:sz w:val="28"/>
@@ -47571,7 +47452,7 @@
 </file>
 
 <file path=word/numbering.xml><?xml version="1.0" encoding="utf-8"?>
-<w:numbering xmlns:wpc="http://schemas.microsoft.com/office/word/2010/wordprocessingCanvas" xmlns:cx="http://schemas.microsoft.com/office/drawing/2014/chartex" xmlns:cx1="http://schemas.microsoft.com/office/drawing/2015/9/8/chartex" xmlns:cx2="http://schemas.microsoft.com/office/drawing/2015/10/21/chartex" xmlns:cx3="http://schemas.microsoft.com/office/drawing/2016/5/9/chartex" xmlns:cx4="http://schemas.microsoft.com/office/drawing/2016/5/10/chartex" xmlns:cx5="http://schemas.microsoft.com/office/drawing/2016/5/11/chartex" xmlns:cx6="http://schemas.microsoft.com/office/drawing/2016/5/12/chartex" xmlns:cx7="http://schemas.microsoft.com/office/drawing/2016/5/13/chartex" xmlns:cx8="http://schemas.microsoft.com/office/drawing/2016/5/14/chartex" xmlns:mc="http://schemas.openxmlformats.org/markup-compatibility/2006" xmlns:aink="http://schemas.microsoft.com/office/drawing/2016/ink" xmlns:am3d="http://schemas.microsoft.com/office/drawing/2017/model3d" xmlns:o="urn:schemas-microsoft-com:office:office" xmlns:r="http://schemas.openxmlformats.org/officeDocument/2006/relationships" xmlns:m="http://schemas.openxmlformats.org/officeDocument/2006/math" xmlns:v="urn:schemas-microsoft-com:vml" xmlns:wp14="http://schemas.microsoft.com/office/word/2010/wordprocessingDrawing" xmlns:wp="http://schemas.openxmlformats.org/drawingml/2006/wordprocessingDrawing" xmlns:w10="urn:schemas-microsoft-com:office:word" xmlns:w="http://schemas.openxmlformats.org/wordprocessingml/2006/main" xmlns:w14="http://schemas.microsoft.com/office/word/2010/wordml" xmlns:w15="http://schemas.microsoft.com/office/word/2012/wordml" xmlns:w16cex="http://schemas.microsoft.com/office/word/2018/wordml/cex" xmlns:w16cid="http://schemas.microsoft.com/office/word/2016/wordml/cid" xmlns:w16="http://schemas.microsoft.com/office/word/2018/wordml" xmlns:w16sdtdh="http://schemas.microsoft.com/office/word/2020/wordml/sdtdatahash" xmlns:w16se="http://schemas.microsoft.com/office/word/2015/wordml/symex" xmlns:wpg="http://schemas.microsoft.com/office/word/2010/wordprocessingGroup" xmlns:wpi="http://schemas.microsoft.com/office/word/2010/wordprocessingInk" xmlns:wne="http://schemas.microsoft.com/office/word/2006/wordml" xmlns:wps="http://schemas.microsoft.com/office/word/2010/wordprocessingShape" mc:Ignorable="w14 w15 w16se w16cid w16 w16cex w16sdtdh wp14">
+<w:numbering xmlns:wpc="http://schemas.microsoft.com/office/word/2010/wordprocessingCanvas" xmlns:cx="http://schemas.microsoft.com/office/drawing/2014/chartex" xmlns:cx1="http://schemas.microsoft.com/office/drawing/2015/9/8/chartex" xmlns:cx2="http://schemas.microsoft.com/office/drawing/2015/10/21/chartex" xmlns:cx3="http://schemas.microsoft.com/office/drawing/2016/5/9/chartex" xmlns:cx4="http://schemas.microsoft.com/office/drawing/2016/5/10/chartex" xmlns:cx5="http://schemas.microsoft.com/office/drawing/2016/5/11/chartex" xmlns:cx6="http://schemas.microsoft.com/office/drawing/2016/5/12/chartex" xmlns:cx7="http://schemas.microsoft.com/office/drawing/2016/5/13/chartex" xmlns:cx8="http://schemas.microsoft.com/office/drawing/2016/5/14/chartex" xmlns:mc="http://schemas.openxmlformats.org/markup-compatibility/2006" xmlns:aink="http://schemas.microsoft.com/office/drawing/2016/ink" xmlns:am3d="http://schemas.microsoft.com/office/drawing/2017/model3d" xmlns:o="urn:schemas-microsoft-com:office:office" xmlns:r="http://schemas.openxmlformats.org/officeDocument/2006/relationships" xmlns:m="http://schemas.openxmlformats.org/officeDocument/2006/math" xmlns:v="urn:schemas-microsoft-com:vml" xmlns:wp14="http://schemas.microsoft.com/office/word/2010/wordprocessingDrawing" xmlns:wp="http://schemas.openxmlformats.org/drawingml/2006/wordprocessingDrawing" xmlns:w10="urn:schemas-microsoft-com:office:word" xmlns:w="http://schemas.openxmlformats.org/wordprocessingml/2006/main" xmlns:w14="http://schemas.microsoft.com/office/word/2010/wordml" xmlns:w15="http://schemas.microsoft.com/office/word/2012/wordml" xmlns:w16cid="http://schemas.microsoft.com/office/word/2016/wordml/cid" xmlns:w16se="http://schemas.microsoft.com/office/word/2015/wordml/symex" xmlns:wpg="http://schemas.microsoft.com/office/word/2010/wordprocessingGroup" xmlns:wpi="http://schemas.microsoft.com/office/word/2010/wordprocessingInk" xmlns:wne="http://schemas.microsoft.com/office/word/2006/wordml" xmlns:wps="http://schemas.microsoft.com/office/word/2010/wordprocessingShape" mc:Ignorable="w14 w15 w16se w16cid wp14">
   <w:abstractNum w:abstractNumId="0" w15:restartNumberingAfterBreak="0">
     <w:nsid w:val="01DC05FD"/>
     <w:multiLevelType w:val="multilevel"/>
@@ -50258,7 +50139,7 @@
 </file>
 
 <file path=word/styles.xml><?xml version="1.0" encoding="utf-8"?>
-<w:styles xmlns:mc="http://schemas.openxmlformats.org/markup-compatibility/2006" xmlns:r="http://schemas.openxmlformats.org/officeDocument/2006/relationships" xmlns:w="http://schemas.openxmlformats.org/wordprocessingml/2006/main" xmlns:w14="http://schemas.microsoft.com/office/word/2010/wordml" xmlns:w15="http://schemas.microsoft.com/office/word/2012/wordml" xmlns:w16cex="http://schemas.microsoft.com/office/word/2018/wordml/cex" xmlns:w16cid="http://schemas.microsoft.com/office/word/2016/wordml/cid" xmlns:w16="http://schemas.microsoft.com/office/word/2018/wordml" xmlns:w16sdtdh="http://schemas.microsoft.com/office/word/2020/wordml/sdtdatahash" xmlns:w16se="http://schemas.microsoft.com/office/word/2015/wordml/symex" mc:Ignorable="w14 w15 w16se w16cid w16 w16cex w16sdtdh">
+<w:styles xmlns:mc="http://schemas.openxmlformats.org/markup-compatibility/2006" xmlns:r="http://schemas.openxmlformats.org/officeDocument/2006/relationships" xmlns:w="http://schemas.openxmlformats.org/wordprocessingml/2006/main" xmlns:w14="http://schemas.microsoft.com/office/word/2010/wordml" xmlns:w15="http://schemas.microsoft.com/office/word/2012/wordml" xmlns:w16cid="http://schemas.microsoft.com/office/word/2016/wordml/cid" xmlns:w16se="http://schemas.microsoft.com/office/word/2015/wordml/symex" mc:Ignorable="w14 w15 w16se w16cid">
   <w:docDefaults>
     <w:rPrDefault>
       <w:rPr>
@@ -50274,7 +50155,7 @@
       </w:pPr>
     </w:pPrDefault>
   </w:docDefaults>
-  <w:latentStyles w:defLockedState="0" w:defUIPriority="99" w:defSemiHidden="0" w:defUnhideWhenUsed="0" w:defQFormat="0" w:count="376">
+  <w:latentStyles w:defLockedState="0" w:defUIPriority="99" w:defSemiHidden="0" w:defUnhideWhenUsed="0" w:defQFormat="0" w:count="377">
     <w:lsdException w:name="Normal" w:uiPriority="0" w:qFormat="1"/>
     <w:lsdException w:name="heading 1" w:uiPriority="9" w:qFormat="1"/>
     <w:lsdException w:name="heading 2" w:semiHidden="1" w:uiPriority="9" w:unhideWhenUsed="1" w:qFormat="1"/>
@@ -50380,7 +50261,6 @@
     <w:lsdException w:name="HTML Sample" w:semiHidden="1" w:unhideWhenUsed="1"/>
     <w:lsdException w:name="HTML Typewriter" w:semiHidden="1" w:unhideWhenUsed="1"/>
     <w:lsdException w:name="HTML Variable" w:semiHidden="1" w:unhideWhenUsed="1"/>
-    <w:lsdException w:name="Normal Table" w:semiHidden="1" w:unhideWhenUsed="1"/>
     <w:lsdException w:name="annotation subject" w:semiHidden="1" w:unhideWhenUsed="1"/>
     <w:lsdException w:name="No List" w:semiHidden="1" w:unhideWhenUsed="1"/>
     <w:lsdException w:name="Outline List 1" w:semiHidden="1" w:unhideWhenUsed="1"/>
@@ -50427,10 +50307,8 @@
     <w:lsdException w:name="Table Subtle 2" w:semiHidden="1" w:unhideWhenUsed="1"/>
     <w:lsdException w:name="Table Web 1" w:semiHidden="1" w:unhideWhenUsed="1"/>
     <w:lsdException w:name="Table Web 2" w:semiHidden="1" w:unhideWhenUsed="1"/>
-    <w:lsdException w:name="Table Web 3" w:semiHidden="1" w:unhideWhenUsed="1"/>
     <w:lsdException w:name="Balloon Text" w:semiHidden="1" w:unhideWhenUsed="1"/>
     <w:lsdException w:name="Table Grid" w:uiPriority="39"/>
-    <w:lsdException w:name="Table Theme" w:semiHidden="1" w:unhideWhenUsed="1"/>
     <w:lsdException w:name="Placeholder Text" w:semiHidden="1"/>
     <w:lsdException w:name="No Spacing" w:uiPriority="1" w:qFormat="1"/>
     <w:lsdException w:name="Light Shading" w:uiPriority="60"/>
@@ -50651,6 +50529,7 @@
     <w:lsdException w:name="Hashtag" w:semiHidden="1" w:unhideWhenUsed="1"/>
     <w:lsdException w:name="Unresolved Mention" w:semiHidden="1" w:unhideWhenUsed="1"/>
     <w:lsdException w:name="Smart Link" w:semiHidden="1" w:unhideWhenUsed="1"/>
+    <w:lsdException w:name="Smart Link Error" w:semiHidden="1" w:unhideWhenUsed="1"/>
   </w:latentStyles>
   <w:style w:type="paragraph" w:default="1" w:styleId="a">
     <w:name w:val="Normal"/>
